--- a/backend/doc/Тесты_СВОЙ.docx
+++ b/backend/doc/Тесты_СВОЙ.docx
@@ -1,22 +1,24 @@
 
 <file path=word/document.xml><?xml version="1.0" encoding="utf-8"?>
-<w:document xmlns:wpc="http://schemas.microsoft.com/office/word/2010/wordprocessingCanvas" xmlns:cx="http://schemas.microsoft.com/office/drawing/2014/chartex" xmlns:cx1="http://schemas.microsoft.com/office/drawing/2015/9/8/chartex" xmlns:cx2="http://schemas.microsoft.com/office/drawing/2015/10/21/chartex" xmlns:cx3="http://schemas.microsoft.com/office/drawing/2016/5/9/chartex" xmlns:cx4="http://schemas.microsoft.com/office/drawing/2016/5/10/chartex" xmlns:cx5="http://schemas.microsoft.com/office/drawing/2016/5/11/chartex" xmlns:cx6="http://schemas.microsoft.com/office/drawing/2016/5/12/chartex" xmlns:cx7="http://schemas.microsoft.com/office/drawing/2016/5/13/chartex" xmlns:cx8="http://schemas.microsoft.com/office/drawing/2016/5/14/chartex" xmlns:mc="http://schemas.openxmlformats.org/markup-compatibility/2006" xmlns:aink="http://schemas.microsoft.com/office/drawing/2016/ink" xmlns:am3d="http://schemas.microsoft.com/office/drawing/2017/model3d" xmlns:o="urn:schemas-microsoft-com:office:office" xmlns:oel="http://schemas.microsoft.com/office/2019/extlst" xmlns:r="http://schemas.openxmlformats.org/officeDocument/2006/relationships" xmlns:m="http://schemas.openxmlformats.org/officeDocument/2006/math" xmlns:v="urn:schemas-microsoft-com:vml" xmlns:wp14="http://schemas.microsoft.com/office/word/2010/wordprocessingDrawing" xmlns:wp="http://schemas.openxmlformats.org/drawingml/2006/wordprocessingDrawing" xmlns:w10="urn:schemas-microsoft-com:office:word" xmlns:w="http://schemas.openxmlformats.org/wordprocessingml/2006/main" xmlns:w14="http://schemas.microsoft.com/office/word/2010/wordml" xmlns:w15="http://schemas.microsoft.com/office/word/2012/wordml" xmlns:w16cex="http://schemas.microsoft.com/office/word/2018/wordml/cex" xmlns:w16cid="http://schemas.microsoft.com/office/word/2016/wordml/cid" xmlns:w16="http://schemas.microsoft.com/office/word/2018/wordml" xmlns:w16sdtdh="http://schemas.microsoft.com/office/word/2020/wordml/sdtdatahash" xmlns:w16se="http://schemas.microsoft.com/office/word/2015/wordml/symex" xmlns:wpg="http://schemas.microsoft.com/office/word/2010/wordprocessingGroup" xmlns:wpi="http://schemas.microsoft.com/office/word/2010/wordprocessingInk" xmlns:wne="http://schemas.microsoft.com/office/word/2006/wordml" xmlns:wps="http://schemas.microsoft.com/office/word/2010/wordprocessingShape" mc:Ignorable="w14 w15 w16se w16cid w16 w16cex w16sdtdh wp14">
+<w:document xmlns:wpc="http://schemas.microsoft.com/office/word/2010/wordprocessingCanvas" xmlns:cx="http://schemas.microsoft.com/office/drawing/2014/chartex" xmlns:cx1="http://schemas.microsoft.com/office/drawing/2015/9/8/chartex" xmlns:cx2="http://schemas.microsoft.com/office/drawing/2015/10/21/chartex" xmlns:cx3="http://schemas.microsoft.com/office/drawing/2016/5/9/chartex" xmlns:cx4="http://schemas.microsoft.com/office/drawing/2016/5/10/chartex" xmlns:cx5="http://schemas.microsoft.com/office/drawing/2016/5/11/chartex" xmlns:cx6="http://schemas.microsoft.com/office/drawing/2016/5/12/chartex" xmlns:cx7="http://schemas.microsoft.com/office/drawing/2016/5/13/chartex" xmlns:cx8="http://schemas.microsoft.com/office/drawing/2016/5/14/chartex" xmlns:mc="http://schemas.openxmlformats.org/markup-compatibility/2006" xmlns:aink="http://schemas.microsoft.com/office/drawing/2016/ink" xmlns:am3d="http://schemas.microsoft.com/office/drawing/2017/model3d" xmlns:o="urn:schemas-microsoft-com:office:office" xmlns:oel="http://schemas.microsoft.com/office/2019/extlst" xmlns:r="http://schemas.openxmlformats.org/officeDocument/2006/relationships" xmlns:m="http://schemas.openxmlformats.org/officeDocument/2006/math" xmlns:v="urn:schemas-microsoft-com:vml" xmlns:wp14="http://schemas.microsoft.com/office/word/2010/wordprocessingDrawing" xmlns:wp="http://schemas.openxmlformats.org/drawingml/2006/wordprocessingDrawing" xmlns:w10="urn:schemas-microsoft-com:office:word" xmlns:w="http://schemas.openxmlformats.org/wordprocessingml/2006/main" xmlns:w14="http://schemas.microsoft.com/office/word/2010/wordml" xmlns:w15="http://schemas.microsoft.com/office/word/2012/wordml" xmlns:w16cex="http://schemas.microsoft.com/office/word/2018/wordml/cex" xmlns:w16cid="http://schemas.microsoft.com/office/word/2016/wordml/cid" xmlns:w16="http://schemas.microsoft.com/office/word/2018/wordml" xmlns:w16du="http://schemas.microsoft.com/office/word/2023/wordml/word16du" xmlns:w16sdtdh="http://schemas.microsoft.com/office/word/2020/wordml/sdtdatahash" xmlns:w16sdtfl="http://schemas.microsoft.com/office/word/2024/wordml/sdtformatlock" xmlns:w16se="http://schemas.microsoft.com/office/word/2015/wordml/symex" xmlns:wpg="http://schemas.microsoft.com/office/word/2010/wordprocessingGroup" xmlns:wpi="http://schemas.microsoft.com/office/word/2010/wordprocessingInk" xmlns:wne="http://schemas.microsoft.com/office/word/2006/wordml" xmlns:wps="http://schemas.microsoft.com/office/word/2010/wordprocessingShape" mc:Ignorable="w14 w15 w16se w16cid w16 w16cex w16sdtdh w16sdtfl w16du wp14">
   <w:body>
     <w:p>
       <w:r>
         <w:t xml:space="preserve">Работу выполнил студент: </w:t>
       </w:r>
-      <w:r>
-        <w:t>Ярощук Андрей Юрьевич, Михаил Рябцев Сергеевич</w:t>
+      <w:proofErr w:type="spellStart"/>
+      <w:r>
+        <w:t>Ярощук</w:t>
+      </w:r>
+      <w:proofErr w:type="spellEnd"/>
+      <w:r>
+        <w:t xml:space="preserve"> Андрей Юрьевич, Михаил Рябцев Сергеевич</w:t>
       </w:r>
     </w:p>
     <w:p/>
     <w:p>
       <w:r>
-        <w:t xml:space="preserve">Тестирование учебного проекта </w:t>
-      </w:r>
-      <w:r>
-        <w:t>СВОЙ РЕСТОРАН</w:t>
+        <w:t>Тестирование учебного проекта СВОЙ РЕСТОРАН</w:t>
       </w:r>
     </w:p>
     <w:p/>
@@ -43,7 +45,15 @@
         <w:t>асть:</w:t>
       </w:r>
       <w:r>
-        <w:t xml:space="preserve"> Ярощук Андрей Юрьевич </w:t>
+        <w:t xml:space="preserve"> </w:t>
+      </w:r>
+      <w:proofErr w:type="spellStart"/>
+      <w:r>
+        <w:t>Ярощук</w:t>
+      </w:r>
+      <w:proofErr w:type="spellEnd"/>
+      <w:r>
+        <w:t xml:space="preserve"> Андрей Юрьевич </w:t>
       </w:r>
     </w:p>
     <w:p>
@@ -235,13 +245,7 @@
       </w:r>
       <w:proofErr w:type="spellStart"/>
       <w:r>
-        <w:t>промо</w:t>
-      </w:r>
-      <w:r>
-        <w:t>м</w:t>
-      </w:r>
-      <w:r>
-        <w:t>еханик</w:t>
+        <w:t>промомеханик</w:t>
       </w:r>
       <w:proofErr w:type="spellEnd"/>
     </w:p>
@@ -269,13 +273,8 @@
     <w:p>
       <w:r>
         <w:lastRenderedPageBreak/>
-        <w:t xml:space="preserve">14. Фильтры, пагинация и аналитика в </w:t>
-      </w:r>
-      <w:proofErr w:type="spellStart"/>
-      <w:r>
-        <w:t>админке</w:t>
-      </w:r>
-      <w:proofErr w:type="spellEnd"/>
+        <w:t>14. Фильтры, пагинация и аналитика в админке</w:t>
+      </w:r>
     </w:p>
     <w:p/>
     <w:p>
@@ -352,6 +351,11 @@
       <w:proofErr w:type="spellEnd"/>
     </w:p>
     <w:p>
+      <w:pPr>
+        <w:rPr>
+          <w:lang w:val="en-US"/>
+        </w:rPr>
+      </w:pPr>
       <w:r>
         <w:rPr>
           <w:lang w:val="en-US"/>
@@ -360,6 +364,11 @@
       </w:r>
     </w:p>
     <w:p>
+      <w:pPr>
+        <w:rPr>
+          <w:lang w:val="en-US"/>
+        </w:rPr>
+      </w:pPr>
       <w:r>
         <w:rPr>
           <w:b/>
@@ -386,13 +395,7 @@
         <w:rPr>
           <w:lang w:val="en-US"/>
         </w:rPr>
-        <w:t>…</w:t>
-      </w:r>
-      <w:r>
-        <w:rPr>
-          <w:lang w:val="en-US"/>
-        </w:rPr>
-        <w:t>\main\SVOI_RETSORAN-main\backend</w:t>
+        <w:t>…\main\SVOI_RETSORAN-main\backend</w:t>
       </w:r>
     </w:p>
     <w:p>
@@ -450,6 +453,55 @@
           <w:lang w:val="en-US"/>
         </w:rPr>
       </w:pPr>
+      <w:r>
+        <w:rPr>
+          <w:b/>
+          <w:bCs/>
+        </w:rPr>
+        <w:t xml:space="preserve">прогон на 12.04.2026: </w:t>
+      </w:r>
+      <w:r>
+        <w:t>всего 80 тестов, успешно 76, с ошибкой 4. Текущие</w:t>
+      </w:r>
+      <w:r>
+        <w:rPr>
+          <w:lang w:val="en-US"/>
+        </w:rPr>
+        <w:t xml:space="preserve"> </w:t>
+      </w:r>
+      <w:r>
+        <w:t>падающие</w:t>
+      </w:r>
+      <w:r>
+        <w:rPr>
+          <w:lang w:val="en-US"/>
+        </w:rPr>
+        <w:t xml:space="preserve"> </w:t>
+      </w:r>
+      <w:r>
+        <w:t>проверки</w:t>
+      </w:r>
+      <w:r>
+        <w:rPr>
+          <w:lang w:val="en-US"/>
+        </w:rPr>
+        <w:t>: backend/tests/test_admin_panel.py::test_admin_pages_require_admin_membership, backend/tests/test_admin_panel.py::test_admin_analytics_uses_sql_aggregates, backend/tests/test_admin_panel.py::test_menu_content_loads_menu_items_from_postgres, backend/tests/test_admin_panel.py::test_menu_content_resolves_promo_photo_from_disk_cache.</w:t>
+      </w:r>
+    </w:p>
+    <w:p>
+      <w:pPr>
+        <w:rPr>
+          <w:i/>
+          <w:iCs/>
+        </w:rPr>
+      </w:pPr>
+      <w:r>
+        <w:rPr>
+          <w:i/>
+          <w:iCs/>
+        </w:rPr>
+        <w:t>4 ошибки связаны с работой рабочей БД, а тесты локальные</w:t>
+      </w:r>
     </w:p>
     <w:p>
       <w:pPr>
@@ -535,7 +587,6 @@
           <w:b/>
           <w:bCs/>
         </w:rPr>
-        <w:lastRenderedPageBreak/>
         <w:t>2</w:t>
       </w:r>
       <w:r>
@@ -665,13 +716,5355 @@
         <w:t>- Уведомления</w:t>
       </w:r>
     </w:p>
+    <w:p>
+      <w:pPr>
+        <w:pStyle w:val="a9"/>
+      </w:pPr>
+      <w:r>
+        <w:lastRenderedPageBreak/>
+        <w:t xml:space="preserve">На </w:t>
+      </w:r>
+      <w:r>
+        <w:rPr>
+          <w:lang w:val="en-US"/>
+        </w:rPr>
+        <w:t>desktop</w:t>
+      </w:r>
+      <w:r>
+        <w:t xml:space="preserve"> </w:t>
+      </w:r>
+      <w:r>
+        <w:t>версии</w:t>
+      </w:r>
+    </w:p>
+    <w:tbl>
+      <w:tblPr>
+        <w:tblStyle w:val="ac"/>
+        <w:tblW w:w="10991" w:type="dxa"/>
+        <w:jc w:val="center"/>
+        <w:tblLook w:val="04A0" w:firstRow="1" w:lastRow="0" w:firstColumn="1" w:lastColumn="0" w:noHBand="0" w:noVBand="1"/>
+      </w:tblPr>
+      <w:tblGrid>
+        <w:gridCol w:w="490"/>
+        <w:gridCol w:w="1800"/>
+        <w:gridCol w:w="2529"/>
+        <w:gridCol w:w="2278"/>
+        <w:gridCol w:w="1800"/>
+        <w:gridCol w:w="2103"/>
+      </w:tblGrid>
+      <w:tr>
+        <w:trPr>
+          <w:jc w:val="center"/>
+        </w:trPr>
+        <w:tc>
+          <w:tcPr>
+            <w:tcW w:w="481" w:type="dxa"/>
+          </w:tcPr>
+          <w:p>
+            <w:pPr>
+              <w:rPr>
+                <w:b/>
+                <w:bCs/>
+              </w:rPr>
+            </w:pPr>
+            <w:r>
+              <w:rPr>
+                <w:b/>
+                <w:bCs/>
+              </w:rPr>
+              <w:t>№</w:t>
+            </w:r>
+          </w:p>
+        </w:tc>
+        <w:tc>
+          <w:tcPr>
+            <w:tcW w:w="1800" w:type="dxa"/>
+          </w:tcPr>
+          <w:p>
+            <w:pPr>
+              <w:rPr>
+                <w:b/>
+                <w:bCs/>
+                <w:lang w:val="en-US"/>
+              </w:rPr>
+            </w:pPr>
+            <w:r>
+              <w:rPr>
+                <w:b/>
+                <w:bCs/>
+                <w:lang w:val="en-US"/>
+              </w:rPr>
+              <w:t>Tittle</w:t>
+            </w:r>
+          </w:p>
+        </w:tc>
+        <w:tc>
+          <w:tcPr>
+            <w:tcW w:w="2529" w:type="dxa"/>
+          </w:tcPr>
+          <w:p>
+            <w:pPr>
+              <w:rPr>
+                <w:b/>
+                <w:bCs/>
+                <w:lang w:val="en-US"/>
+              </w:rPr>
+            </w:pPr>
+            <w:r>
+              <w:rPr>
+                <w:b/>
+                <w:bCs/>
+                <w:lang w:val="en-US"/>
+              </w:rPr>
+              <w:t>Precondition</w:t>
+            </w:r>
+          </w:p>
+        </w:tc>
+        <w:tc>
+          <w:tcPr>
+            <w:tcW w:w="2278" w:type="dxa"/>
+          </w:tcPr>
+          <w:p>
+            <w:pPr>
+              <w:rPr>
+                <w:b/>
+                <w:bCs/>
+                <w:lang w:val="en-US"/>
+              </w:rPr>
+            </w:pPr>
+            <w:r>
+              <w:rPr>
+                <w:b/>
+                <w:bCs/>
+                <w:lang w:val="en-US"/>
+              </w:rPr>
+              <w:t>Steps</w:t>
+            </w:r>
+          </w:p>
+        </w:tc>
+        <w:tc>
+          <w:tcPr>
+            <w:tcW w:w="1800" w:type="dxa"/>
+          </w:tcPr>
+          <w:p>
+            <w:pPr>
+              <w:rPr>
+                <w:b/>
+                <w:bCs/>
+                <w:lang w:val="en-US"/>
+              </w:rPr>
+            </w:pPr>
+            <w:r>
+              <w:rPr>
+                <w:b/>
+                <w:bCs/>
+                <w:lang w:val="en-US"/>
+              </w:rPr>
+              <w:t>Expected result</w:t>
+            </w:r>
+          </w:p>
+        </w:tc>
+        <w:tc>
+          <w:tcPr>
+            <w:tcW w:w="2103" w:type="dxa"/>
+          </w:tcPr>
+          <w:p>
+            <w:pPr>
+              <w:rPr>
+                <w:b/>
+                <w:bCs/>
+                <w:lang w:val="en-US"/>
+              </w:rPr>
+            </w:pPr>
+            <w:r>
+              <w:rPr>
+                <w:b/>
+                <w:bCs/>
+                <w:lang w:val="en-US"/>
+              </w:rPr>
+              <w:t xml:space="preserve">Real </w:t>
+            </w:r>
+          </w:p>
+          <w:p>
+            <w:pPr>
+              <w:rPr>
+                <w:b/>
+                <w:bCs/>
+                <w:lang w:val="en-US"/>
+              </w:rPr>
+            </w:pPr>
+            <w:r>
+              <w:rPr>
+                <w:b/>
+                <w:bCs/>
+                <w:lang w:val="en-US"/>
+              </w:rPr>
+              <w:t>result</w:t>
+            </w:r>
+          </w:p>
+        </w:tc>
+      </w:tr>
+      <w:tr>
+        <w:trPr>
+          <w:jc w:val="center"/>
+        </w:trPr>
+        <w:tc>
+          <w:tcPr>
+            <w:tcW w:w="481" w:type="dxa"/>
+          </w:tcPr>
+          <w:p>
+            <w:pPr>
+              <w:rPr>
+                <w:lang w:val="en-US"/>
+              </w:rPr>
+            </w:pPr>
+            <w:r>
+              <w:rPr>
+                <w:lang w:val="en-US"/>
+              </w:rPr>
+              <w:t>1</w:t>
+            </w:r>
+          </w:p>
+        </w:tc>
+        <w:tc>
+          <w:tcPr>
+            <w:tcW w:w="1800" w:type="dxa"/>
+          </w:tcPr>
+          <w:p>
+            <w:r>
+              <w:t>Открытие главной страницы</w:t>
+            </w:r>
+          </w:p>
+        </w:tc>
+        <w:tc>
+          <w:tcPr>
+            <w:tcW w:w="2529" w:type="dxa"/>
+          </w:tcPr>
+          <w:p>
+            <w:r>
+              <w:t>Есть доступ в интернет</w:t>
+            </w:r>
+          </w:p>
+        </w:tc>
+        <w:tc>
+          <w:tcPr>
+            <w:tcW w:w="2278" w:type="dxa"/>
+          </w:tcPr>
+          <w:p>
+            <w:r>
+              <w:t>Перейти по ссылке сайта и дождаться загрузки</w:t>
+            </w:r>
+          </w:p>
+        </w:tc>
+        <w:tc>
+          <w:tcPr>
+            <w:tcW w:w="1800" w:type="dxa"/>
+          </w:tcPr>
+          <w:p>
+            <w:r>
+              <w:t>Главная страница загружается корректно</w:t>
+            </w:r>
+          </w:p>
+        </w:tc>
+        <w:tc>
+          <w:tcPr>
+            <w:tcW w:w="2103" w:type="dxa"/>
+          </w:tcPr>
+          <w:p>
+            <w:r>
+              <w:t>Страница загружается меньше чем за секунду, при стабильном подключении 100мб\с</w:t>
+            </w:r>
+          </w:p>
+        </w:tc>
+      </w:tr>
+      <w:tr>
+        <w:trPr>
+          <w:jc w:val="center"/>
+        </w:trPr>
+        <w:tc>
+          <w:tcPr>
+            <w:tcW w:w="481" w:type="dxa"/>
+          </w:tcPr>
+          <w:p>
+            <w:r>
+              <w:rPr>
+                <w:lang w:val="en-US"/>
+              </w:rPr>
+              <w:t>2</w:t>
+            </w:r>
+          </w:p>
+        </w:tc>
+        <w:tc>
+          <w:tcPr>
+            <w:tcW w:w="1800" w:type="dxa"/>
+          </w:tcPr>
+          <w:p>
+            <w:r>
+              <w:t>Анимации на главной странице</w:t>
+            </w:r>
+          </w:p>
+        </w:tc>
+        <w:tc>
+          <w:tcPr>
+            <w:tcW w:w="2529" w:type="dxa"/>
+          </w:tcPr>
+          <w:p>
+            <w:r>
+              <w:t>Открыта главная страница</w:t>
+            </w:r>
+          </w:p>
+        </w:tc>
+        <w:tc>
+          <w:tcPr>
+            <w:tcW w:w="2278" w:type="dxa"/>
+          </w:tcPr>
+          <w:p>
+            <w:r>
+              <w:t>Навестись на:</w:t>
+            </w:r>
+            <w:r>
+              <w:br/>
+            </w:r>
+            <w:proofErr w:type="gramStart"/>
+            <w:r>
+              <w:t>1.Кнопку</w:t>
+            </w:r>
+            <w:proofErr w:type="gramEnd"/>
+            <w:r>
+              <w:t xml:space="preserve"> заказать столик</w:t>
+            </w:r>
+          </w:p>
+          <w:p>
+            <w:r>
+              <w:t>2.Блок «Мои баллы»</w:t>
+            </w:r>
+          </w:p>
+          <w:p>
+            <w:r>
+              <w:t>3.Блок-кнопка «Доставка»</w:t>
+            </w:r>
+          </w:p>
+          <w:p>
+            <w:r>
+              <w:t>4.</w:t>
+            </w:r>
+            <w:proofErr w:type="gramStart"/>
+            <w:r>
+              <w:t>Любая  новость</w:t>
+            </w:r>
+            <w:proofErr w:type="gramEnd"/>
+          </w:p>
+          <w:p>
+            <w:r>
+              <w:t>5.Любое блюдо</w:t>
+            </w:r>
+            <w:r>
+              <w:br/>
+              <w:t>6.Кнопки навигации снизу</w:t>
+            </w:r>
+          </w:p>
+          <w:p>
+            <w:r>
+              <w:t xml:space="preserve">7.Кнопки «Меню» и «Отменить» </w:t>
+            </w:r>
+            <w:r>
+              <w:br/>
+              <w:t>(Только при наличии АКТИВНОЙ брони)</w:t>
+            </w:r>
+          </w:p>
+        </w:tc>
+        <w:tc>
+          <w:tcPr>
+            <w:tcW w:w="1800" w:type="dxa"/>
+          </w:tcPr>
+          <w:p>
+            <w:r>
+              <w:t>Все анимации работают корректно</w:t>
+            </w:r>
+          </w:p>
+        </w:tc>
+        <w:tc>
+          <w:tcPr>
+            <w:tcW w:w="2103" w:type="dxa"/>
+          </w:tcPr>
+          <w:p>
+            <w:r>
+              <w:t>При наводке:</w:t>
+            </w:r>
+          </w:p>
+          <w:p>
+            <w:r>
+              <w:t>1.Кнопка заказать столик становиться ярче</w:t>
+            </w:r>
+            <w:r>
+              <w:br/>
+              <w:t>2.Блок немного приподнимается</w:t>
+            </w:r>
+            <w:r>
+              <w:br/>
+              <w:t>3.Грузовик начинает ехать и блок немного приподнимается</w:t>
+            </w:r>
+          </w:p>
+          <w:p>
+            <w:r>
+              <w:t>4.Новость выделяется и раскрывается текст</w:t>
+            </w:r>
+            <w:r>
+              <w:br/>
+              <w:t xml:space="preserve">5.Блок немного </w:t>
+            </w:r>
+            <w:r>
+              <w:t>расширяется и выдвигается описание блюда вместе с размытием блюда сверху и плавным переходом на черный фон снизу</w:t>
+            </w:r>
+            <w:r>
+              <w:br/>
+              <w:t>6.Кнопки становятся ярче и немного приподнимаются</w:t>
+            </w:r>
+            <w:r>
+              <w:br/>
+              <w:t xml:space="preserve">7.У кнопок становится более ярче </w:t>
+            </w:r>
+            <w:proofErr w:type="gramStart"/>
+            <w:r>
+              <w:t>фон  (</w:t>
+            </w:r>
+            <w:proofErr w:type="gramEnd"/>
+            <w:r>
+              <w:t>у каждой свой цвет, у «</w:t>
+            </w:r>
+            <w:proofErr w:type="gramStart"/>
+            <w:r>
+              <w:t>Меню»  -</w:t>
+            </w:r>
+            <w:proofErr w:type="gramEnd"/>
+            <w:r>
+              <w:t xml:space="preserve"> зелёный, а у </w:t>
+            </w:r>
+            <w:r>
+              <w:lastRenderedPageBreak/>
+              <w:t>«Отменить» - красный)</w:t>
+            </w:r>
+          </w:p>
+        </w:tc>
+      </w:tr>
+      <w:tr>
+        <w:trPr>
+          <w:jc w:val="center"/>
+        </w:trPr>
+        <w:tc>
+          <w:tcPr>
+            <w:tcW w:w="481" w:type="dxa"/>
+          </w:tcPr>
+          <w:p>
+            <w:pPr>
+              <w:rPr>
+                <w:lang w:val="en-US"/>
+              </w:rPr>
+            </w:pPr>
+            <w:r>
+              <w:rPr>
+                <w:lang w:val="en-US"/>
+              </w:rPr>
+              <w:lastRenderedPageBreak/>
+              <w:t>3</w:t>
+            </w:r>
+          </w:p>
+        </w:tc>
+        <w:tc>
+          <w:tcPr>
+            <w:tcW w:w="1800" w:type="dxa"/>
+          </w:tcPr>
+          <w:p>
+            <w:r>
+              <w:t>Открытие страницы уведомлений</w:t>
+            </w:r>
+          </w:p>
+        </w:tc>
+        <w:tc>
+          <w:tcPr>
+            <w:tcW w:w="2529" w:type="dxa"/>
+          </w:tcPr>
+          <w:p>
+            <w:r>
+              <w:t>Открыта любая из страниц кроме уведомлений</w:t>
+            </w:r>
+          </w:p>
+        </w:tc>
+        <w:tc>
+          <w:tcPr>
+            <w:tcW w:w="2278" w:type="dxa"/>
+          </w:tcPr>
+          <w:p>
+            <w:r>
+              <w:t>Нажать на кнопку навигации слева - колокольчик</w:t>
+            </w:r>
+          </w:p>
+        </w:tc>
+        <w:tc>
+          <w:tcPr>
+            <w:tcW w:w="1800" w:type="dxa"/>
+          </w:tcPr>
+          <w:p>
+            <w:r>
+              <w:t>Страница уведомлений загружается корректно</w:t>
+            </w:r>
+          </w:p>
+        </w:tc>
+        <w:tc>
+          <w:tcPr>
+            <w:tcW w:w="2103" w:type="dxa"/>
+          </w:tcPr>
+          <w:p>
+            <w:r>
+              <w:t>Страница загружается меньше чем за секунду, при стабильном подключении 100мб\с</w:t>
+            </w:r>
+          </w:p>
+        </w:tc>
+      </w:tr>
+      <w:tr>
+        <w:trPr>
+          <w:jc w:val="center"/>
+        </w:trPr>
+        <w:tc>
+          <w:tcPr>
+            <w:tcW w:w="481" w:type="dxa"/>
+          </w:tcPr>
+          <w:p>
+            <w:pPr>
+              <w:rPr>
+                <w:lang w:val="en-US"/>
+              </w:rPr>
+            </w:pPr>
+            <w:r>
+              <w:rPr>
+                <w:lang w:val="en-US"/>
+              </w:rPr>
+              <w:t>4</w:t>
+            </w:r>
+          </w:p>
+        </w:tc>
+        <w:tc>
+          <w:tcPr>
+            <w:tcW w:w="1800" w:type="dxa"/>
+          </w:tcPr>
+          <w:p>
+            <w:r>
+              <w:t>Анимации на странице уведомлений</w:t>
+            </w:r>
+          </w:p>
+        </w:tc>
+        <w:tc>
+          <w:tcPr>
+            <w:tcW w:w="2529" w:type="dxa"/>
+          </w:tcPr>
+          <w:p>
+            <w:proofErr w:type="gramStart"/>
+            <w:r>
+              <w:t>Открыта  страница</w:t>
+            </w:r>
+            <w:proofErr w:type="gramEnd"/>
+            <w:r>
+              <w:t xml:space="preserve"> уведомлений</w:t>
+            </w:r>
+          </w:p>
+        </w:tc>
+        <w:tc>
+          <w:tcPr>
+            <w:tcW w:w="2278" w:type="dxa"/>
+          </w:tcPr>
+          <w:p>
+            <w:r>
+              <w:t>Навестись на:</w:t>
+            </w:r>
+            <w:r>
+              <w:br/>
+            </w:r>
+            <w:proofErr w:type="gramStart"/>
+            <w:r>
+              <w:t>1.Кнопку</w:t>
+            </w:r>
+            <w:proofErr w:type="gramEnd"/>
+            <w:r>
+              <w:t xml:space="preserve"> «домой» сверху справа</w:t>
+            </w:r>
+          </w:p>
+          <w:p>
+            <w:r>
+              <w:t>2.Акция или реклама</w:t>
+            </w:r>
+          </w:p>
+          <w:p>
+            <w:r>
+              <w:t>3.Кнопки навигации снизу</w:t>
+            </w:r>
+          </w:p>
+          <w:p>
+            <w:r>
+              <w:t>4.</w:t>
+            </w:r>
+          </w:p>
+          <w:p/>
+        </w:tc>
+        <w:tc>
+          <w:tcPr>
+            <w:tcW w:w="1800" w:type="dxa"/>
+          </w:tcPr>
+          <w:p>
+            <w:r>
+              <w:t>Все анимации работают корректно</w:t>
+            </w:r>
+          </w:p>
+        </w:tc>
+        <w:tc>
+          <w:tcPr>
+            <w:tcW w:w="2103" w:type="dxa"/>
+          </w:tcPr>
+          <w:p>
+            <w:r>
+              <w:t>При наводке:</w:t>
+            </w:r>
+          </w:p>
+          <w:p>
+            <w:r>
+              <w:t>1.</w:t>
+            </w:r>
+            <w:r>
+              <w:t xml:space="preserve">У кнопки появляется обводка и она немного приподнимается </w:t>
+            </w:r>
+            <w:r>
+              <w:br/>
+            </w:r>
+            <w:proofErr w:type="gramStart"/>
+            <w:r>
+              <w:t>2.</w:t>
+            </w:r>
+            <w:r>
+              <w:t>Акция</w:t>
+            </w:r>
+            <w:proofErr w:type="gramEnd"/>
+            <w:r>
+              <w:t xml:space="preserve"> или реклама обводиться и немного приподнимается</w:t>
+            </w:r>
+            <w:r>
+              <w:br/>
+              <w:t>3.Кнопки становятся ярче и немного приподнимаются</w:t>
+            </w:r>
+          </w:p>
+        </w:tc>
+      </w:tr>
+      <w:tr>
+        <w:trPr>
+          <w:jc w:val="center"/>
+        </w:trPr>
+        <w:tc>
+          <w:tcPr>
+            <w:tcW w:w="481" w:type="dxa"/>
+          </w:tcPr>
+          <w:p>
+            <w:pPr>
+              <w:rPr>
+                <w:lang w:val="en-US"/>
+              </w:rPr>
+            </w:pPr>
+            <w:r>
+              <w:rPr>
+                <w:lang w:val="en-US"/>
+              </w:rPr>
+              <w:t>5</w:t>
+            </w:r>
+          </w:p>
+        </w:tc>
+        <w:tc>
+          <w:tcPr>
+            <w:tcW w:w="1800" w:type="dxa"/>
+          </w:tcPr>
+          <w:p>
+            <w:r>
+              <w:t>Открытие страницы профиля</w:t>
+            </w:r>
+          </w:p>
+        </w:tc>
+        <w:tc>
+          <w:tcPr>
+            <w:tcW w:w="2529" w:type="dxa"/>
+          </w:tcPr>
+          <w:p>
+            <w:r>
+              <w:t>Открыта любая из страниц кроме профиля</w:t>
+            </w:r>
+          </w:p>
+        </w:tc>
+        <w:tc>
+          <w:tcPr>
+            <w:tcW w:w="2278" w:type="dxa"/>
+          </w:tcPr>
+          <w:p>
+            <w:r>
+              <w:t>Нажать на кнопку навигации справа – человек</w:t>
+            </w:r>
+          </w:p>
+        </w:tc>
+        <w:tc>
+          <w:tcPr>
+            <w:tcW w:w="1800" w:type="dxa"/>
+          </w:tcPr>
+          <w:p>
+            <w:r>
+              <w:t>Страница профиля загружается корректно</w:t>
+            </w:r>
+          </w:p>
+        </w:tc>
+        <w:tc>
+          <w:tcPr>
+            <w:tcW w:w="2103" w:type="dxa"/>
+          </w:tcPr>
+          <w:p>
+            <w:r>
+              <w:t>Страница загружается меньше чем за секунду, при стабильном подключении 100мб\с</w:t>
+            </w:r>
+          </w:p>
+        </w:tc>
+      </w:tr>
+      <w:tr>
+        <w:trPr>
+          <w:jc w:val="center"/>
+        </w:trPr>
+        <w:tc>
+          <w:tcPr>
+            <w:tcW w:w="481" w:type="dxa"/>
+          </w:tcPr>
+          <w:p>
+            <w:r>
+              <w:t>6</w:t>
+            </w:r>
+          </w:p>
+        </w:tc>
+        <w:tc>
+          <w:tcPr>
+            <w:tcW w:w="1800" w:type="dxa"/>
+          </w:tcPr>
+          <w:p>
+            <w:r>
+              <w:t>Анимации на странице профиля</w:t>
+            </w:r>
+          </w:p>
+        </w:tc>
+        <w:tc>
+          <w:tcPr>
+            <w:tcW w:w="2529" w:type="dxa"/>
+          </w:tcPr>
+          <w:p>
+            <w:proofErr w:type="gramStart"/>
+            <w:r>
+              <w:t>Открыта  страница</w:t>
+            </w:r>
+            <w:proofErr w:type="gramEnd"/>
+            <w:r>
+              <w:t xml:space="preserve"> профиля</w:t>
+            </w:r>
+          </w:p>
+        </w:tc>
+        <w:tc>
+          <w:tcPr>
+            <w:tcW w:w="2278" w:type="dxa"/>
+          </w:tcPr>
+          <w:p>
+            <w:r>
+              <w:t>Навестись на:</w:t>
+            </w:r>
+            <w:r>
+              <w:br/>
+            </w:r>
+            <w:proofErr w:type="gramStart"/>
+            <w:r>
+              <w:t>1.Кнопку</w:t>
+            </w:r>
+            <w:proofErr w:type="gramEnd"/>
+            <w:r>
+              <w:t xml:space="preserve"> выйти</w:t>
+            </w:r>
+          </w:p>
+          <w:p>
+            <w:r>
+              <w:t>1.</w:t>
+            </w:r>
+            <w:proofErr w:type="gramStart"/>
+            <w:r>
+              <w:t>1.Кнопку</w:t>
+            </w:r>
+            <w:proofErr w:type="gramEnd"/>
+            <w:r>
+              <w:t xml:space="preserve"> «Админ-Панель» (при наличии)</w:t>
+            </w:r>
+          </w:p>
+          <w:p>
+            <w:r>
+              <w:t>2</w:t>
+            </w:r>
+            <w:r>
+              <w:t>.</w:t>
+            </w:r>
+            <w:r>
+              <w:t>Блок-кнопка «Привязать новую карту»</w:t>
+            </w:r>
+            <w:r>
+              <w:br/>
+              <w:t>2.</w:t>
+            </w:r>
+            <w:proofErr w:type="gramStart"/>
+            <w:r>
+              <w:t>1.Кнопка</w:t>
+            </w:r>
+            <w:proofErr w:type="gramEnd"/>
+            <w:r>
+              <w:t xml:space="preserve"> «Сохранить»</w:t>
+            </w:r>
+          </w:p>
+          <w:p>
+            <w:r>
+              <w:t>3.Кнопка «забронировать столик»</w:t>
+            </w:r>
+          </w:p>
+          <w:p>
+            <w:r>
+              <w:t>4.Кнопка «История заказов»</w:t>
+            </w:r>
+          </w:p>
+        </w:tc>
+        <w:tc>
+          <w:tcPr>
+            <w:tcW w:w="1800" w:type="dxa"/>
+          </w:tcPr>
+          <w:p>
+            <w:r>
+              <w:t>Все анимации работают корректно</w:t>
+            </w:r>
+          </w:p>
+        </w:tc>
+        <w:tc>
+          <w:tcPr>
+            <w:tcW w:w="2103" w:type="dxa"/>
+          </w:tcPr>
+          <w:p>
+            <w:r>
+              <w:t>При наводке:</w:t>
+            </w:r>
+          </w:p>
+          <w:p>
+            <w:r>
+              <w:t>1.</w:t>
+            </w:r>
+            <w:r>
+              <w:t xml:space="preserve">Кнопка подсвечивается </w:t>
+            </w:r>
+            <w:r>
+              <w:br/>
+            </w:r>
+            <w:r>
+              <w:t>1.1</w:t>
+            </w:r>
+            <w:r>
+              <w:t>.</w:t>
+            </w:r>
+            <w:r>
+              <w:t xml:space="preserve"> Обводка кнопки становится ярче</w:t>
+            </w:r>
+            <w:r>
+              <w:br/>
+            </w:r>
+            <w:r>
+              <w:t>2</w:t>
+            </w:r>
+            <w:r>
+              <w:t>.</w:t>
+            </w:r>
+            <w:r>
+              <w:t>Выдвигается панель для добавления карты</w:t>
+            </w:r>
+          </w:p>
+          <w:p>
+            <w:r>
+              <w:t>2.</w:t>
+            </w:r>
+            <w:proofErr w:type="gramStart"/>
+            <w:r>
+              <w:t>1.У</w:t>
+            </w:r>
+            <w:proofErr w:type="gramEnd"/>
+            <w:r>
+              <w:t xml:space="preserve"> кнопки «Сохранить» появляется белая обводка и кнопка немного приподнимается</w:t>
+            </w:r>
+            <w:r>
+              <w:br/>
+              <w:t>3.Кнопка становится ярче</w:t>
+            </w:r>
+            <w:r>
+              <w:br/>
+            </w:r>
+            <w:r>
+              <w:lastRenderedPageBreak/>
+              <w:t>4.У кнопки появляется белый фон</w:t>
+            </w:r>
+          </w:p>
+        </w:tc>
+      </w:tr>
+      <w:tr>
+        <w:trPr>
+          <w:jc w:val="center"/>
+        </w:trPr>
+        <w:tc>
+          <w:tcPr>
+            <w:tcW w:w="481" w:type="dxa"/>
+          </w:tcPr>
+          <w:p>
+            <w:r>
+              <w:lastRenderedPageBreak/>
+              <w:t>7</w:t>
+            </w:r>
+          </w:p>
+        </w:tc>
+        <w:tc>
+          <w:tcPr>
+            <w:tcW w:w="1800" w:type="dxa"/>
+          </w:tcPr>
+          <w:p>
+            <w:r>
+              <w:t>Открытие страницы бронирования стола</w:t>
+            </w:r>
+          </w:p>
+        </w:tc>
+        <w:tc>
+          <w:tcPr>
+            <w:tcW w:w="2529" w:type="dxa"/>
+          </w:tcPr>
+          <w:p>
+            <w:r>
+              <w:t>Открыта любая из вышеперечисленных страниц</w:t>
+            </w:r>
+          </w:p>
+        </w:tc>
+        <w:tc>
+          <w:tcPr>
+            <w:tcW w:w="2278" w:type="dxa"/>
+          </w:tcPr>
+          <w:p>
+            <w:r>
+              <w:t>Нажать на кнопку «Забронировать столик»</w:t>
+            </w:r>
+          </w:p>
+        </w:tc>
+        <w:tc>
+          <w:tcPr>
+            <w:tcW w:w="1800" w:type="dxa"/>
+          </w:tcPr>
+          <w:p>
+            <w:r>
+              <w:t>Страница бронирования стола загружается корректно</w:t>
+            </w:r>
+          </w:p>
+        </w:tc>
+        <w:tc>
+          <w:tcPr>
+            <w:tcW w:w="2103" w:type="dxa"/>
+          </w:tcPr>
+          <w:p>
+            <w:r>
+              <w:t>Страница загружается меньше чем за секунду, при стабильном подключении 100мб\с</w:t>
+            </w:r>
+          </w:p>
+        </w:tc>
+      </w:tr>
+      <w:tr>
+        <w:trPr>
+          <w:jc w:val="center"/>
+        </w:trPr>
+        <w:tc>
+          <w:tcPr>
+            <w:tcW w:w="481" w:type="dxa"/>
+          </w:tcPr>
+          <w:p>
+            <w:r>
+              <w:t>8</w:t>
+            </w:r>
+          </w:p>
+        </w:tc>
+        <w:tc>
+          <w:tcPr>
+            <w:tcW w:w="1800" w:type="dxa"/>
+          </w:tcPr>
+          <w:p>
+            <w:r>
+              <w:t>Анимации на странице бронирования стола</w:t>
+            </w:r>
+          </w:p>
+        </w:tc>
+        <w:tc>
+          <w:tcPr>
+            <w:tcW w:w="2529" w:type="dxa"/>
+          </w:tcPr>
+          <w:p>
+            <w:r>
+              <w:t>Открыта страница бронирования стола</w:t>
+            </w:r>
+          </w:p>
+        </w:tc>
+        <w:tc>
+          <w:tcPr>
+            <w:tcW w:w="2278" w:type="dxa"/>
+          </w:tcPr>
+          <w:p>
+            <w:r>
+              <w:t>Сценарии:</w:t>
+            </w:r>
+            <w:r>
+              <w:br/>
+            </w:r>
+            <w:proofErr w:type="gramStart"/>
+            <w:r>
+              <w:t>1.</w:t>
+            </w:r>
+            <w:r>
+              <w:t>Навестись</w:t>
+            </w:r>
+            <w:proofErr w:type="gramEnd"/>
+            <w:r>
+              <w:t xml:space="preserve"> на л</w:t>
+            </w:r>
+            <w:r>
+              <w:t>юбой столик</w:t>
+            </w:r>
+          </w:p>
+          <w:p>
+            <w:r>
+              <w:t xml:space="preserve">2. Нажать на дату </w:t>
+            </w:r>
+            <w:r>
+              <w:t>любую БУДУЩУЮ дату</w:t>
+            </w:r>
+          </w:p>
+          <w:p>
+            <w:r>
+              <w:t>(обязательно другое)</w:t>
+            </w:r>
+          </w:p>
+          <w:p>
+            <w:r>
+              <w:t>3.</w:t>
+            </w:r>
+            <w:r>
+              <w:t xml:space="preserve"> Нажать на любой столик</w:t>
+            </w:r>
+          </w:p>
+          <w:p>
+            <w:r>
+              <w:t>3.1</w:t>
+            </w:r>
+            <w:r>
+              <w:t>.</w:t>
+            </w:r>
+            <w:r>
+              <w:t xml:space="preserve"> Нажать на любое поле ввода в окне Бронирование.</w:t>
+            </w:r>
+          </w:p>
+          <w:p>
+            <w:r>
+              <w:t xml:space="preserve">4.Навестись на кнопку «Забронировать»  </w:t>
+            </w:r>
+          </w:p>
+        </w:tc>
+        <w:tc>
+          <w:tcPr>
+            <w:tcW w:w="1800" w:type="dxa"/>
+          </w:tcPr>
+          <w:p>
+            <w:r>
+              <w:t>Все анимации работают корректно</w:t>
+            </w:r>
+          </w:p>
+        </w:tc>
+        <w:tc>
+          <w:tcPr>
+            <w:tcW w:w="2103" w:type="dxa"/>
+          </w:tcPr>
+          <w:p>
+            <w:r>
+              <w:t xml:space="preserve">При </w:t>
+            </w:r>
+            <w:r>
+              <w:t>взаимодействии</w:t>
+            </w:r>
+            <w:r>
+              <w:t>;</w:t>
+            </w:r>
+            <w:r>
+              <w:br/>
+              <w:t>1.</w:t>
+            </w:r>
+            <w:r>
+              <w:t xml:space="preserve"> Фокус на наведённом столике, (появляется размытие на всей схеме стола кроме выбранного стола), а также появляется зелёная обводка у наведённого стола</w:t>
+            </w:r>
+          </w:p>
+          <w:p>
+            <w:r>
+              <w:t xml:space="preserve">2. </w:t>
+            </w:r>
+            <w:r>
+              <w:t>Зелёный блок плавно передвигается на нажатую дату</w:t>
+            </w:r>
+          </w:p>
+          <w:p>
+            <w:r>
+              <w:t>3.</w:t>
+            </w:r>
+            <w:r>
+              <w:t xml:space="preserve">Появляется окно Бронирование </w:t>
+            </w:r>
+            <w:r>
+              <w:br/>
+              <w:t>(схема стола также размывается)</w:t>
+            </w:r>
+          </w:p>
+          <w:p>
+            <w:r>
+              <w:t>3</w:t>
+            </w:r>
+            <w:r>
+              <w:t>.</w:t>
+            </w:r>
+            <w:proofErr w:type="gramStart"/>
+            <w:r>
+              <w:t>1.Размытие</w:t>
+            </w:r>
+            <w:proofErr w:type="gramEnd"/>
+            <w:r>
+              <w:t xml:space="preserve"> схемы стола становится сильнее</w:t>
+            </w:r>
+          </w:p>
+          <w:p>
+            <w:r>
+              <w:t>4.Кнопка забронировать становится немного белее, ярче</w:t>
+            </w:r>
+          </w:p>
+        </w:tc>
+      </w:tr>
+      <w:tr>
+        <w:trPr>
+          <w:jc w:val="center"/>
+        </w:trPr>
+        <w:tc>
+          <w:tcPr>
+            <w:tcW w:w="481" w:type="dxa"/>
+          </w:tcPr>
+          <w:p>
+            <w:r>
+              <w:t>9</w:t>
+            </w:r>
+          </w:p>
+        </w:tc>
+        <w:tc>
+          <w:tcPr>
+            <w:tcW w:w="1800" w:type="dxa"/>
+          </w:tcPr>
+          <w:p>
+            <w:r>
+              <w:t>Открытие страницы меню</w:t>
+            </w:r>
+          </w:p>
+        </w:tc>
+        <w:tc>
+          <w:tcPr>
+            <w:tcW w:w="2529" w:type="dxa"/>
+          </w:tcPr>
+          <w:p>
+            <w:r>
+              <w:t xml:space="preserve">Открыта главная страница </w:t>
+            </w:r>
+          </w:p>
+        </w:tc>
+        <w:tc>
+          <w:tcPr>
+            <w:tcW w:w="2278" w:type="dxa"/>
+          </w:tcPr>
+          <w:p>
+            <w:r>
+              <w:t xml:space="preserve">Нажата кнопка «смотреть все» или при активной брони нажата кнопка «Меню» </w:t>
+            </w:r>
+          </w:p>
+        </w:tc>
+        <w:tc>
+          <w:tcPr>
+            <w:tcW w:w="1800" w:type="dxa"/>
+          </w:tcPr>
+          <w:p>
+            <w:r>
+              <w:t>Страница меню загружается корректно</w:t>
+            </w:r>
+          </w:p>
+        </w:tc>
+        <w:tc>
+          <w:tcPr>
+            <w:tcW w:w="2103" w:type="dxa"/>
+          </w:tcPr>
+          <w:p>
+            <w:r>
+              <w:t xml:space="preserve">Страница загружается меньше чем за секунду, при стабильном </w:t>
+            </w:r>
+            <w:r>
+              <w:lastRenderedPageBreak/>
+              <w:t>подключении 100мб\с</w:t>
+            </w:r>
+          </w:p>
+        </w:tc>
+      </w:tr>
+      <w:tr>
+        <w:trPr>
+          <w:jc w:val="center"/>
+        </w:trPr>
+        <w:tc>
+          <w:tcPr>
+            <w:tcW w:w="481" w:type="dxa"/>
+          </w:tcPr>
+          <w:p>
+            <w:r>
+              <w:lastRenderedPageBreak/>
+              <w:t>10</w:t>
+            </w:r>
+          </w:p>
+        </w:tc>
+        <w:tc>
+          <w:tcPr>
+            <w:tcW w:w="1800" w:type="dxa"/>
+          </w:tcPr>
+          <w:p>
+            <w:r>
+              <w:t>Анимации на странице меню</w:t>
+            </w:r>
+          </w:p>
+        </w:tc>
+        <w:tc>
+          <w:tcPr>
+            <w:tcW w:w="2529" w:type="dxa"/>
+          </w:tcPr>
+          <w:p>
+            <w:r>
+              <w:t>Открыта страница меню</w:t>
+            </w:r>
+          </w:p>
+        </w:tc>
+        <w:tc>
+          <w:tcPr>
+            <w:tcW w:w="2278" w:type="dxa"/>
+          </w:tcPr>
+          <w:p>
+            <w:r>
+              <w:t>Сценарии:</w:t>
+            </w:r>
+            <w:r>
+              <w:br/>
+            </w:r>
+            <w:proofErr w:type="gramStart"/>
+            <w:r>
+              <w:t>1.Навестись</w:t>
+            </w:r>
+            <w:proofErr w:type="gramEnd"/>
+            <w:r>
+              <w:t xml:space="preserve"> на любое блюдо</w:t>
+            </w:r>
+          </w:p>
+          <w:p>
+            <w:r>
+              <w:t>2.Навестисть на кнопку «В корзину» в любом блюде</w:t>
+            </w:r>
+          </w:p>
+          <w:p>
+            <w:r>
+              <w:t>3.Переключение между типам</w:t>
+            </w:r>
+            <w:r>
+              <w:t>и</w:t>
+            </w:r>
+            <w:r>
+              <w:t xml:space="preserve"> блюд при нажатии на кнопки сверху</w:t>
+            </w:r>
+          </w:p>
+          <w:p>
+            <w:r>
+              <w:t>4. Нажать на кнопку «В корзину» или «У</w:t>
+            </w:r>
+            <w:r>
+              <w:t>брать»</w:t>
+            </w:r>
+          </w:p>
+          <w:p>
+            <w:r>
+              <w:t xml:space="preserve">5. При </w:t>
+            </w:r>
+            <w:r>
+              <w:t>открытой корзине нажать + или – в блоке блюд</w:t>
+            </w:r>
+            <w:r>
+              <w:t>а</w:t>
+            </w:r>
+          </w:p>
+          <w:p>
+            <w:r>
+              <w:t xml:space="preserve">6. Навестись на кнопки + или </w:t>
+            </w:r>
+            <w:r>
+              <w:t>– в блоке блюда</w:t>
+            </w:r>
+          </w:p>
+          <w:p>
+            <w:r>
+              <w:t>7.Наводка на кнопку «Оформить»</w:t>
+            </w:r>
+            <w:r>
+              <w:t xml:space="preserve"> и последующее нажатие</w:t>
+            </w:r>
+            <w:r>
+              <w:br/>
+              <w:t xml:space="preserve">8.Появление и убирание блюда из корзины </w:t>
+            </w:r>
+          </w:p>
+        </w:tc>
+        <w:tc>
+          <w:tcPr>
+            <w:tcW w:w="1800" w:type="dxa"/>
+          </w:tcPr>
+          <w:p>
+            <w:r>
+              <w:t>Все анимации работают корректно</w:t>
+            </w:r>
+          </w:p>
+        </w:tc>
+        <w:tc>
+          <w:tcPr>
+            <w:tcW w:w="2103" w:type="dxa"/>
+          </w:tcPr>
+          <w:p>
+            <w:r>
+              <w:t>При взаимодействии;</w:t>
+            </w:r>
+            <w:r>
+              <w:br/>
+              <w:t xml:space="preserve">1. </w:t>
+            </w:r>
+            <w:r>
+              <w:t>При наводке блок блюда фон блока меняется на фоновый цвет самого блюда, блок становиться больше</w:t>
+            </w:r>
+            <w:r>
+              <w:t>.</w:t>
+            </w:r>
+          </w:p>
+          <w:p>
+            <w:r>
+              <w:t>2.</w:t>
+            </w:r>
+            <w:r>
+              <w:t>Кнопка становится ярче</w:t>
+            </w:r>
+          </w:p>
+          <w:p>
+            <w:r>
+              <w:t>3.</w:t>
+            </w:r>
+            <w:r>
+              <w:t xml:space="preserve">Плавно появляется обводка у типа блюда который был нажат, также плавно убирается обводка у типа </w:t>
+            </w:r>
+            <w:proofErr w:type="gramStart"/>
+            <w:r>
+              <w:t>блюд</w:t>
+            </w:r>
+            <w:proofErr w:type="gramEnd"/>
+            <w:r>
+              <w:t xml:space="preserve"> который был выбран прежде</w:t>
+            </w:r>
+          </w:p>
+          <w:p>
+            <w:r>
+              <w:t>4.</w:t>
+            </w:r>
+            <w:r>
+              <w:t>Плавно поя</w:t>
+            </w:r>
+            <w:r>
+              <w:t>вляется окно «Корзина» и наоборот убирается если ни одно блюдо не выбрано</w:t>
+            </w:r>
+          </w:p>
+          <w:p>
+            <w:r>
+              <w:t>5.</w:t>
+            </w:r>
+            <w:r>
+              <w:t>Плавная смена кол-ва блюл и итоговая стоимость</w:t>
+            </w:r>
+          </w:p>
+          <w:p>
+            <w:r>
+              <w:t>6.</w:t>
+            </w:r>
+            <w:r>
+              <w:t>У кнопки появляется оранжевый фон</w:t>
+            </w:r>
+          </w:p>
+          <w:p>
+            <w:r>
+              <w:t>7.</w:t>
+            </w:r>
+            <w:r>
+              <w:t>Кнопка немного приподнимается и становится немного ярче</w:t>
+            </w:r>
+            <w:r>
+              <w:br/>
+              <w:t xml:space="preserve">, при нажатии немного уменьшается и расширяется до </w:t>
+            </w:r>
+            <w:r>
+              <w:lastRenderedPageBreak/>
+              <w:t>обычных размеров</w:t>
+            </w:r>
+          </w:p>
+          <w:p>
+            <w:r>
+              <w:t>8.</w:t>
+            </w:r>
+            <w:r>
+              <w:t xml:space="preserve">Плавное появление блюда в корзине и расширение корзины (кнопка </w:t>
+            </w:r>
+            <w:proofErr w:type="gramStart"/>
+            <w:r>
+              <w:t>оформить</w:t>
+            </w:r>
+            <w:proofErr w:type="gramEnd"/>
+            <w:r>
+              <w:t xml:space="preserve"> и итоговая стоимость плавно выдвигаются вниз), как будто выдвигается сверху-вниз. При убирании блюда</w:t>
+            </w:r>
+            <w:r>
+              <w:t xml:space="preserve">, сам блок блюда </w:t>
+            </w:r>
+            <w:proofErr w:type="spellStart"/>
+            <w:r>
+              <w:t>плвано</w:t>
+            </w:r>
+            <w:proofErr w:type="spellEnd"/>
+            <w:r>
+              <w:t xml:space="preserve"> </w:t>
+            </w:r>
+            <w:r>
+              <w:t>выдвигается вверх пока не исчезнет и вместо с ним выдвигаются вверх кнопка оформить и итоговая стоимость.</w:t>
+            </w:r>
+          </w:p>
+        </w:tc>
+      </w:tr>
+      <w:tr>
+        <w:trPr>
+          <w:jc w:val="center"/>
+        </w:trPr>
+        <w:tc>
+          <w:tcPr>
+            <w:tcW w:w="481" w:type="dxa"/>
+          </w:tcPr>
+          <w:p>
+            <w:r>
+              <w:lastRenderedPageBreak/>
+              <w:t>11</w:t>
+            </w:r>
+          </w:p>
+        </w:tc>
+        <w:tc>
+          <w:tcPr>
+            <w:tcW w:w="1800" w:type="dxa"/>
+          </w:tcPr>
+          <w:p>
+            <w:r>
+              <w:t xml:space="preserve">Открытие страницы </w:t>
+            </w:r>
+          </w:p>
+          <w:p>
+            <w:r>
+              <w:t>доставки</w:t>
+            </w:r>
+          </w:p>
+        </w:tc>
+        <w:tc>
+          <w:tcPr>
+            <w:tcW w:w="2529" w:type="dxa"/>
+          </w:tcPr>
+          <w:p>
+            <w:r>
+              <w:t>Открыта главная страница</w:t>
+            </w:r>
+          </w:p>
+        </w:tc>
+        <w:tc>
+          <w:tcPr>
+            <w:tcW w:w="2278" w:type="dxa"/>
+          </w:tcPr>
+          <w:p>
+            <w:r>
+              <w:t>Нажата кнопка «Доставка»</w:t>
+            </w:r>
+          </w:p>
+        </w:tc>
+        <w:tc>
+          <w:tcPr>
+            <w:tcW w:w="1800" w:type="dxa"/>
+          </w:tcPr>
+          <w:p>
+            <w:r>
+              <w:t xml:space="preserve">Страница </w:t>
+            </w:r>
+            <w:r>
+              <w:t xml:space="preserve">доставки </w:t>
+            </w:r>
+            <w:r>
+              <w:t>загружается корректно</w:t>
+            </w:r>
+          </w:p>
+        </w:tc>
+        <w:tc>
+          <w:tcPr>
+            <w:tcW w:w="2103" w:type="dxa"/>
+          </w:tcPr>
+          <w:p>
+            <w:r>
+              <w:t>Страница загружается меньше чем за секунду, при стабильном подключении 100мб\с</w:t>
+            </w:r>
+          </w:p>
+        </w:tc>
+      </w:tr>
+      <w:tr>
+        <w:trPr>
+          <w:jc w:val="center"/>
+        </w:trPr>
+        <w:tc>
+          <w:tcPr>
+            <w:tcW w:w="481" w:type="dxa"/>
+          </w:tcPr>
+          <w:p>
+            <w:r>
+              <w:t>12</w:t>
+            </w:r>
+          </w:p>
+        </w:tc>
+        <w:tc>
+          <w:tcPr>
+            <w:tcW w:w="1800" w:type="dxa"/>
+          </w:tcPr>
+          <w:p>
+            <w:r>
+              <w:t>Анимации на странице доставки</w:t>
+            </w:r>
+          </w:p>
+        </w:tc>
+        <w:tc>
+          <w:tcPr>
+            <w:tcW w:w="2529" w:type="dxa"/>
+          </w:tcPr>
+          <w:p>
+            <w:r>
+              <w:t>Открыта страница доставки</w:t>
+            </w:r>
+          </w:p>
+        </w:tc>
+        <w:tc>
+          <w:tcPr>
+            <w:tcW w:w="2278" w:type="dxa"/>
+          </w:tcPr>
+          <w:p>
+            <w:r>
+              <w:t xml:space="preserve">1 Меню доставки: </w:t>
+            </w:r>
+          </w:p>
+          <w:p>
+            <w:r>
+              <w:t xml:space="preserve">-ровно такие же </w:t>
+            </w:r>
+            <w:proofErr w:type="gramStart"/>
+            <w:r>
+              <w:t>сценарии</w:t>
+            </w:r>
+            <w:proofErr w:type="gramEnd"/>
+            <w:r>
+              <w:t xml:space="preserve"> как и в обычном меню</w:t>
+            </w:r>
+          </w:p>
+          <w:p/>
+          <w:p>
+            <w:r>
+              <w:t>2 Страница оформления доставки:</w:t>
+            </w:r>
+          </w:p>
+          <w:p>
+            <w:r>
+              <w:t xml:space="preserve">1.Нажать на текстовое поле </w:t>
+            </w:r>
+          </w:p>
+          <w:p>
+            <w:r>
+              <w:t>-имя получателя</w:t>
+            </w:r>
+          </w:p>
+          <w:p>
+            <w:r>
+              <w:t>-Телефон</w:t>
+            </w:r>
+          </w:p>
+          <w:p>
+            <w:r>
+              <w:t>-Улица</w:t>
+            </w:r>
+          </w:p>
+          <w:p>
+            <w:r>
+              <w:t>-Дом</w:t>
+            </w:r>
+            <w:r>
+              <w:br/>
+              <w:t>-Квартира/офис</w:t>
+            </w:r>
+          </w:p>
+          <w:p>
+            <w:r>
+              <w:lastRenderedPageBreak/>
+              <w:t>-Подъезд</w:t>
+            </w:r>
+          </w:p>
+          <w:p>
+            <w:r>
+              <w:t>-Этаж</w:t>
+            </w:r>
+          </w:p>
+          <w:p>
+            <w:r>
+              <w:t>-Домофон</w:t>
+            </w:r>
+          </w:p>
+          <w:p>
+            <w:r>
+              <w:t xml:space="preserve">2. Заполнить </w:t>
+            </w:r>
+            <w:proofErr w:type="spellStart"/>
+            <w:r>
+              <w:t>тексовые</w:t>
+            </w:r>
+            <w:proofErr w:type="spellEnd"/>
+            <w:r>
+              <w:t xml:space="preserve"> поля</w:t>
+            </w:r>
+          </w:p>
+          <w:p>
+            <w:r>
+              <w:t>-Имя получателя</w:t>
+            </w:r>
+          </w:p>
+          <w:p>
+            <w:r>
+              <w:t>-Улица</w:t>
+            </w:r>
+          </w:p>
+          <w:p>
+            <w:r>
+              <w:t>-Дом</w:t>
+            </w:r>
+          </w:p>
+          <w:p>
+            <w:r>
+              <w:t>-Квартира/офис</w:t>
+            </w:r>
+          </w:p>
+          <w:p>
+            <w:r>
+              <w:t>-Подъезд</w:t>
+            </w:r>
+          </w:p>
+          <w:p>
+            <w:r>
+              <w:t>-Этаж</w:t>
+            </w:r>
+          </w:p>
+          <w:p>
+            <w:r>
+              <w:t>-Домофон</w:t>
+            </w:r>
+          </w:p>
+          <w:p>
+            <w:r>
+              <w:t>-Комментарий к заказу</w:t>
+            </w:r>
+          </w:p>
+          <w:p>
+            <w:r>
+              <w:t>3.Навестись на кнопку «Перейти к оплате»</w:t>
+            </w:r>
+          </w:p>
+          <w:p/>
+          <w:p>
+            <w:r>
+              <w:t>3 Страница оплаты заказа:</w:t>
+            </w:r>
+          </w:p>
+          <w:p>
+            <w:r>
+              <w:t>Навестись на:</w:t>
+            </w:r>
+          </w:p>
+          <w:p>
+            <w:r>
+              <w:t>1.кнопку «Оплатить»</w:t>
+            </w:r>
+          </w:p>
+          <w:p>
+            <w:r>
+              <w:t>2.кнопку</w:t>
+            </w:r>
+            <w:r>
+              <w:br/>
+              <w:t>«Назад к данным доставки»</w:t>
+            </w:r>
+          </w:p>
+          <w:p>
+            <w:r>
+              <w:t>При успешной оплате:</w:t>
+            </w:r>
+          </w:p>
+          <w:p>
+            <w:r>
+              <w:t>Навестись на:</w:t>
+            </w:r>
+          </w:p>
+          <w:p>
+            <w:r>
+              <w:t>1.Кнопка «К заказам»</w:t>
+            </w:r>
+          </w:p>
+          <w:p>
+            <w:r>
+              <w:t>2.Кнопка «В меню доставки»</w:t>
+            </w:r>
+          </w:p>
+        </w:tc>
+        <w:tc>
+          <w:tcPr>
+            <w:tcW w:w="1800" w:type="dxa"/>
+          </w:tcPr>
+          <w:p>
+            <w:r>
+              <w:lastRenderedPageBreak/>
+              <w:t>Все анимации работают корректно</w:t>
+            </w:r>
+          </w:p>
+        </w:tc>
+        <w:tc>
+          <w:tcPr>
+            <w:tcW w:w="2103" w:type="dxa"/>
+          </w:tcPr>
+          <w:p>
+            <w:r>
+              <w:t>1 Меню доставки:</w:t>
+            </w:r>
+          </w:p>
+          <w:p>
+            <w:r>
+              <w:t xml:space="preserve">-ровно такие же </w:t>
+            </w:r>
+            <w:proofErr w:type="gramStart"/>
+            <w:r>
+              <w:t>взаимодействия</w:t>
+            </w:r>
+            <w:proofErr w:type="gramEnd"/>
+            <w:r>
+              <w:t xml:space="preserve"> как и в обычном меню</w:t>
+            </w:r>
+          </w:p>
+          <w:p/>
+          <w:p>
+            <w:r>
+              <w:t>2 Страница оформления доставки:</w:t>
+            </w:r>
+          </w:p>
+          <w:p>
+            <w:r>
+              <w:t>--1---</w:t>
+            </w:r>
+          </w:p>
+          <w:p>
+            <w:r>
+              <w:t>Имя-Появляется обводка поля оранжевого цвета</w:t>
+            </w:r>
+          </w:p>
+          <w:p>
+            <w:r>
+              <w:lastRenderedPageBreak/>
+              <w:t>телефон-Неоновая зелёная обводка становится больше</w:t>
+            </w:r>
+          </w:p>
+          <w:p>
+            <w:r>
+              <w:t>Улица-Появляется обводка поля оранжевого цвета</w:t>
+            </w:r>
+          </w:p>
+          <w:p>
+            <w:r>
+              <w:t>Дом-Появляется обводка поля оранжевого цвета</w:t>
+            </w:r>
+          </w:p>
+          <w:p>
+            <w:r>
+              <w:t>Квартира/офис-Появляется обводка поля оранжевого цвета</w:t>
+            </w:r>
+          </w:p>
+          <w:p>
+            <w:r>
+              <w:t>Подъезд-Появляется обводка поля оранжевого цвета</w:t>
+            </w:r>
+          </w:p>
+          <w:p>
+            <w:r>
+              <w:t>Этаж-Появляется обводка поля оранжевого цвета</w:t>
+            </w:r>
+          </w:p>
+          <w:p>
+            <w:r>
+              <w:t>Домофон-Появляется обводка поля оранжевого цвета</w:t>
+            </w:r>
+          </w:p>
+          <w:p>
+            <w:r>
+              <w:t xml:space="preserve"> ---2---</w:t>
+            </w:r>
+          </w:p>
+          <w:p>
+            <w:r>
+              <w:t xml:space="preserve">-Имя получателя- </w:t>
+            </w:r>
+          </w:p>
+          <w:p>
+            <w:r>
+              <w:t>Текстовое поле заполняется синим цветом</w:t>
+            </w:r>
+          </w:p>
+          <w:p>
+            <w:r>
+              <w:t>-Улица- Текстовое поле заполняется синим цветом</w:t>
+            </w:r>
+          </w:p>
+          <w:p>
+            <w:r>
+              <w:t>-Дом- Текстовое поле заполняется синим цветом</w:t>
+            </w:r>
+          </w:p>
+          <w:p>
+            <w:r>
+              <w:t xml:space="preserve">-Квартира/офис- Текстовое поле </w:t>
+            </w:r>
+            <w:r>
+              <w:lastRenderedPageBreak/>
+              <w:t>заполняется синим цветом</w:t>
+            </w:r>
+          </w:p>
+          <w:p>
+            <w:r>
+              <w:t>-Подъезд- Текстовое поле заполняется синим цветом</w:t>
+            </w:r>
+          </w:p>
+          <w:p>
+            <w:r>
+              <w:t>-Этаж- Текстовое поле заполняется синим цветом</w:t>
+            </w:r>
+          </w:p>
+          <w:p>
+            <w:r>
+              <w:t>-Домофон- Текстовое поле заполняется синим цветом</w:t>
+            </w:r>
+          </w:p>
+          <w:p>
+            <w:r>
+              <w:t>-Комментарий к заказу- счетчик символов плавно увеличивается</w:t>
+            </w:r>
+          </w:p>
+          <w:p>
+            <w:r>
+              <w:t>--3—</w:t>
+            </w:r>
+          </w:p>
+          <w:p>
+            <w:r>
+              <w:t>Кнопка подсвечивается</w:t>
+            </w:r>
+          </w:p>
+          <w:p/>
+          <w:p>
+            <w:r>
+              <w:t>3 Страница оплаты заказа</w:t>
+            </w:r>
+          </w:p>
+          <w:p>
+            <w:r>
+              <w:t>1.Кнопка немного приподнимается</w:t>
+            </w:r>
+          </w:p>
+          <w:p>
+            <w:r>
+              <w:t>2. Кнопка подсвечивается</w:t>
+            </w:r>
+          </w:p>
+          <w:p>
+            <w:r>
+              <w:t>При успешной оплате:</w:t>
+            </w:r>
+          </w:p>
+          <w:p>
+            <w:r>
+              <w:t>1.Кнопка подсвечивается</w:t>
+            </w:r>
+          </w:p>
+          <w:p>
+            <w:r>
+              <w:t>2. Кнопка подсвечивается</w:t>
+            </w:r>
+          </w:p>
+        </w:tc>
+      </w:tr>
+      <w:tr>
+        <w:trPr>
+          <w:jc w:val="center"/>
+        </w:trPr>
+        <w:tc>
+          <w:tcPr>
+            <w:tcW w:w="481" w:type="dxa"/>
+          </w:tcPr>
+          <w:p>
+            <w:r>
+              <w:lastRenderedPageBreak/>
+              <w:t>13</w:t>
+            </w:r>
+          </w:p>
+        </w:tc>
+        <w:tc>
+          <w:tcPr>
+            <w:tcW w:w="1800" w:type="dxa"/>
+          </w:tcPr>
+          <w:p>
+            <w:r>
+              <w:t>Открытие страницы истории заказов</w:t>
+            </w:r>
+          </w:p>
+        </w:tc>
+        <w:tc>
+          <w:tcPr>
+            <w:tcW w:w="2529" w:type="dxa"/>
+          </w:tcPr>
+          <w:p>
+            <w:r>
+              <w:t>Открыта страница профиля</w:t>
+            </w:r>
+          </w:p>
+        </w:tc>
+        <w:tc>
+          <w:tcPr>
+            <w:tcW w:w="2278" w:type="dxa"/>
+          </w:tcPr>
+          <w:p>
+            <w:pPr>
+              <w:rPr>
+                <w:lang w:val="en-US"/>
+              </w:rPr>
+            </w:pPr>
+            <w:r>
+              <w:t>Нажата кнопка История заказов</w:t>
+            </w:r>
+          </w:p>
+          <w:p>
+            <w:pPr>
+              <w:rPr>
+                <w:lang w:val="en-US"/>
+              </w:rPr>
+            </w:pPr>
+            <w:r>
+              <w:rPr>
+                <w:lang w:val="en-US"/>
+              </w:rPr>
+              <w:sym w:font="Wingdings" w:char="F0E0"/>
+            </w:r>
+          </w:p>
+        </w:tc>
+        <w:tc>
+          <w:tcPr>
+            <w:tcW w:w="1800" w:type="dxa"/>
+          </w:tcPr>
+          <w:p>
+            <w:r>
+              <w:t>Страница меню загружается корректно</w:t>
+            </w:r>
+          </w:p>
+        </w:tc>
+        <w:tc>
+          <w:tcPr>
+            <w:tcW w:w="2103" w:type="dxa"/>
+          </w:tcPr>
+          <w:p>
+            <w:r>
+              <w:t>Страница загружается меньше чем за секунду, при стабильном подключении 100мб\с</w:t>
+            </w:r>
+          </w:p>
+        </w:tc>
+      </w:tr>
+      <w:tr>
+        <w:trPr>
+          <w:jc w:val="center"/>
+        </w:trPr>
+        <w:tc>
+          <w:tcPr>
+            <w:tcW w:w="481" w:type="dxa"/>
+          </w:tcPr>
+          <w:p>
+            <w:r>
+              <w:t>14</w:t>
+            </w:r>
+          </w:p>
+        </w:tc>
+        <w:tc>
+          <w:tcPr>
+            <w:tcW w:w="1800" w:type="dxa"/>
+          </w:tcPr>
+          <w:p>
+            <w:r>
+              <w:t>Анимации на странице истории заказов</w:t>
+            </w:r>
+          </w:p>
+        </w:tc>
+        <w:tc>
+          <w:tcPr>
+            <w:tcW w:w="2529" w:type="dxa"/>
+          </w:tcPr>
+          <w:p>
+            <w:r>
+              <w:t>Открыта страница история заказов</w:t>
+            </w:r>
+          </w:p>
+        </w:tc>
+        <w:tc>
+          <w:tcPr>
+            <w:tcW w:w="2278" w:type="dxa"/>
+          </w:tcPr>
+          <w:p>
+            <w:r>
+              <w:t>Навестись на:</w:t>
+            </w:r>
+            <w:r>
+              <w:br/>
+            </w:r>
+            <w:proofErr w:type="gramStart"/>
+            <w:r>
+              <w:t>1.Любой</w:t>
+            </w:r>
+            <w:proofErr w:type="gramEnd"/>
+            <w:r>
+              <w:t xml:space="preserve"> прошлый заказ </w:t>
+            </w:r>
+          </w:p>
+        </w:tc>
+        <w:tc>
+          <w:tcPr>
+            <w:tcW w:w="1800" w:type="dxa"/>
+          </w:tcPr>
+          <w:p>
+            <w:r>
+              <w:t>Все анимации работают корректно</w:t>
+            </w:r>
+          </w:p>
+        </w:tc>
+        <w:tc>
+          <w:tcPr>
+            <w:tcW w:w="2103" w:type="dxa"/>
+          </w:tcPr>
+          <w:p>
+            <w:r>
+              <w:t>1.Блок с прошлым заказов немного приподнимается</w:t>
+            </w:r>
+          </w:p>
+        </w:tc>
+      </w:tr>
+      <w:tr>
+        <w:trPr>
+          <w:jc w:val="center"/>
+        </w:trPr>
+        <w:tc>
+          <w:tcPr>
+            <w:tcW w:w="481" w:type="dxa"/>
+          </w:tcPr>
+          <w:p>
+            <w:r>
+              <w:t>15</w:t>
+            </w:r>
+          </w:p>
+        </w:tc>
+        <w:tc>
+          <w:tcPr>
+            <w:tcW w:w="1800" w:type="dxa"/>
+          </w:tcPr>
+          <w:p>
+            <w:r>
+              <w:t xml:space="preserve">Открытие страницы </w:t>
+            </w:r>
+            <w:r>
+              <w:lastRenderedPageBreak/>
+              <w:t xml:space="preserve">Входа в аккаунт </w:t>
+            </w:r>
+          </w:p>
+        </w:tc>
+        <w:tc>
+          <w:tcPr>
+            <w:tcW w:w="2529" w:type="dxa"/>
+          </w:tcPr>
+          <w:p>
+            <w:r>
+              <w:lastRenderedPageBreak/>
+              <w:t xml:space="preserve">Открыта либо страница </w:t>
+            </w:r>
+            <w:proofErr w:type="gramStart"/>
+            <w:r>
+              <w:t>профиля</w:t>
+            </w:r>
+            <w:proofErr w:type="gramEnd"/>
+            <w:r>
+              <w:t xml:space="preserve"> </w:t>
+            </w:r>
+            <w:r>
+              <w:lastRenderedPageBreak/>
+              <w:t>либо оформление заказа/брони</w:t>
+            </w:r>
+          </w:p>
+        </w:tc>
+        <w:tc>
+          <w:tcPr>
+            <w:tcW w:w="2278" w:type="dxa"/>
+          </w:tcPr>
+          <w:p>
+            <w:r>
+              <w:lastRenderedPageBreak/>
+              <w:t xml:space="preserve">Нажать на кнопку «Выйти» в профиле </w:t>
+            </w:r>
+            <w:r>
+              <w:lastRenderedPageBreak/>
+              <w:t>если уже есть аккаунт,</w:t>
+            </w:r>
+          </w:p>
+          <w:p>
+            <w:r>
+              <w:t>Либо же при оформлении заказа/</w:t>
+            </w:r>
+            <w:proofErr w:type="gramStart"/>
+            <w:r>
+              <w:t>брони ,если</w:t>
+            </w:r>
+            <w:proofErr w:type="gramEnd"/>
+            <w:r>
+              <w:t xml:space="preserve"> вы еще не вошли в аккаунт, вас переадресует на страницу входа </w:t>
+            </w:r>
+          </w:p>
+          <w:p>
+            <w:r>
+              <w:t>Либо же на странице регистрации нажать на текст «Войти»</w:t>
+            </w:r>
+          </w:p>
+        </w:tc>
+        <w:tc>
+          <w:tcPr>
+            <w:tcW w:w="1800" w:type="dxa"/>
+          </w:tcPr>
+          <w:p>
+            <w:r>
+              <w:lastRenderedPageBreak/>
+              <w:t xml:space="preserve">Страница входа </w:t>
+            </w:r>
+            <w:r>
+              <w:lastRenderedPageBreak/>
+              <w:t>загружается корректно</w:t>
+            </w:r>
+          </w:p>
+        </w:tc>
+        <w:tc>
+          <w:tcPr>
+            <w:tcW w:w="2103" w:type="dxa"/>
+          </w:tcPr>
+          <w:p>
+            <w:r>
+              <w:lastRenderedPageBreak/>
+              <w:t xml:space="preserve">Страница загружается меньше чем за </w:t>
+            </w:r>
+            <w:r>
+              <w:lastRenderedPageBreak/>
+              <w:t>секунду, при стабильном подключении 100мб\с</w:t>
+            </w:r>
+          </w:p>
+        </w:tc>
+      </w:tr>
+      <w:tr>
+        <w:trPr>
+          <w:jc w:val="center"/>
+        </w:trPr>
+        <w:tc>
+          <w:tcPr>
+            <w:tcW w:w="481" w:type="dxa"/>
+          </w:tcPr>
+          <w:p>
+            <w:r>
+              <w:lastRenderedPageBreak/>
+              <w:t>16</w:t>
+            </w:r>
+          </w:p>
+        </w:tc>
+        <w:tc>
+          <w:tcPr>
+            <w:tcW w:w="1800" w:type="dxa"/>
+          </w:tcPr>
+          <w:p>
+            <w:r>
+              <w:t>Анимации на странице входа в аккаунт</w:t>
+            </w:r>
+          </w:p>
+        </w:tc>
+        <w:tc>
+          <w:tcPr>
+            <w:tcW w:w="2529" w:type="dxa"/>
+          </w:tcPr>
+          <w:p>
+            <w:r>
+              <w:t>Открыта страница входа в аккаунт</w:t>
+            </w:r>
+          </w:p>
+        </w:tc>
+        <w:tc>
+          <w:tcPr>
+            <w:tcW w:w="2278" w:type="dxa"/>
+          </w:tcPr>
+          <w:p>
+            <w:r>
+              <w:t>Нажать на:</w:t>
+            </w:r>
+          </w:p>
+          <w:p>
+            <w:r>
+              <w:t>1.Текстовое поле «Номер телефона»</w:t>
+            </w:r>
+            <w:r>
+              <w:br/>
+              <w:t>2. Текстовое поле Пароль</w:t>
+            </w:r>
+          </w:p>
+          <w:p>
+            <w:r>
+              <w:t>Навестить на:</w:t>
+            </w:r>
+          </w:p>
+          <w:p>
+            <w:r>
+              <w:t>3.Кнопку «Войти»</w:t>
+            </w:r>
+          </w:p>
+          <w:p>
+            <w:r>
+              <w:t>4.Текст «Зарегистрир</w:t>
+            </w:r>
+          </w:p>
+          <w:p>
+            <w:r>
+              <w:t>оваться»</w:t>
+            </w:r>
+          </w:p>
+          <w:p>
+            <w:r>
+              <w:t>Ввести данные в текстовые поля:</w:t>
+            </w:r>
+          </w:p>
+          <w:p>
+            <w:r>
+              <w:t>5.Номер телефона</w:t>
+            </w:r>
+          </w:p>
+          <w:p>
+            <w:r>
+              <w:t>6.Пароль</w:t>
+            </w:r>
+          </w:p>
+        </w:tc>
+        <w:tc>
+          <w:tcPr>
+            <w:tcW w:w="1800" w:type="dxa"/>
+          </w:tcPr>
+          <w:p>
+            <w:r>
+              <w:t>Все анимации работают корректно</w:t>
+            </w:r>
+          </w:p>
+        </w:tc>
+        <w:tc>
+          <w:tcPr>
+            <w:tcW w:w="2103" w:type="dxa"/>
+          </w:tcPr>
+          <w:p>
+            <w:r>
+              <w:t xml:space="preserve">1.При нажатии появляется оранжевая обвода </w:t>
+            </w:r>
+          </w:p>
+          <w:p>
+            <w:r>
+              <w:t>2. При нажатии появляется оранжевая обвода</w:t>
+            </w:r>
+          </w:p>
+          <w:p>
+            <w:r>
+              <w:t>3. Кнопка подсвечивается</w:t>
+            </w:r>
+          </w:p>
+          <w:p>
+            <w:r>
+              <w:t xml:space="preserve">4. Текст загорается оранжевым </w:t>
+            </w:r>
+          </w:p>
+          <w:p>
+            <w:r>
+              <w:t>5.</w:t>
+            </w:r>
+            <w:r>
+              <w:t>Оранжевая обводка становиться зелёной</w:t>
+            </w:r>
+          </w:p>
+          <w:p>
+            <w:r>
+              <w:t>6.Текстовое поле становиться синим</w:t>
+            </w:r>
+          </w:p>
+        </w:tc>
+      </w:tr>
+      <w:tr>
+        <w:trPr>
+          <w:jc w:val="center"/>
+        </w:trPr>
+        <w:tc>
+          <w:tcPr>
+            <w:tcW w:w="481" w:type="dxa"/>
+          </w:tcPr>
+          <w:p>
+            <w:r>
+              <w:t>17</w:t>
+            </w:r>
+          </w:p>
+        </w:tc>
+        <w:tc>
+          <w:tcPr>
+            <w:tcW w:w="1800" w:type="dxa"/>
+          </w:tcPr>
+          <w:p>
+            <w:r>
+              <w:t>Открытие страницы регистрации</w:t>
+            </w:r>
+          </w:p>
+        </w:tc>
+        <w:tc>
+          <w:tcPr>
+            <w:tcW w:w="2529" w:type="dxa"/>
+          </w:tcPr>
+          <w:p>
+            <w:r>
+              <w:t>Открыта страница входа в аккаунт</w:t>
+            </w:r>
+          </w:p>
+        </w:tc>
+        <w:tc>
+          <w:tcPr>
+            <w:tcW w:w="2278" w:type="dxa"/>
+          </w:tcPr>
+          <w:p>
+            <w:r>
+              <w:t>Нажат текст «Зарегистрирова</w:t>
+            </w:r>
+          </w:p>
+          <w:p>
+            <w:r>
+              <w:t>ться»</w:t>
+            </w:r>
+          </w:p>
+        </w:tc>
+        <w:tc>
+          <w:tcPr>
+            <w:tcW w:w="1800" w:type="dxa"/>
+          </w:tcPr>
+          <w:p>
+            <w:r>
+              <w:t>Страница регистрации загружается корректно</w:t>
+            </w:r>
+          </w:p>
+        </w:tc>
+        <w:tc>
+          <w:tcPr>
+            <w:tcW w:w="2103" w:type="dxa"/>
+          </w:tcPr>
+          <w:p>
+            <w:r>
+              <w:t>Страница загружается меньше чем за секунду, при стабильном подключении 100мб\с</w:t>
+            </w:r>
+          </w:p>
+        </w:tc>
+      </w:tr>
+      <w:tr>
+        <w:trPr>
+          <w:jc w:val="center"/>
+        </w:trPr>
+        <w:tc>
+          <w:tcPr>
+            <w:tcW w:w="481" w:type="dxa"/>
+          </w:tcPr>
+          <w:p>
+            <w:r>
+              <w:t>18</w:t>
+            </w:r>
+          </w:p>
+        </w:tc>
+        <w:tc>
+          <w:tcPr>
+            <w:tcW w:w="1800" w:type="dxa"/>
+          </w:tcPr>
+          <w:p>
+            <w:r>
+              <w:t>Анимации на странице регистрации</w:t>
+            </w:r>
+          </w:p>
+        </w:tc>
+        <w:tc>
+          <w:tcPr>
+            <w:tcW w:w="2529" w:type="dxa"/>
+          </w:tcPr>
+          <w:p>
+            <w:r>
+              <w:t>Открыта страница регистрации</w:t>
+            </w:r>
+          </w:p>
+        </w:tc>
+        <w:tc>
+          <w:tcPr>
+            <w:tcW w:w="2278" w:type="dxa"/>
+          </w:tcPr>
+          <w:p>
+            <w:r>
+              <w:t>Нажать на:</w:t>
+            </w:r>
+            <w:r>
+              <w:br/>
+            </w:r>
+            <w:proofErr w:type="gramStart"/>
+            <w:r>
+              <w:t>1.Текстовое</w:t>
+            </w:r>
+            <w:proofErr w:type="gramEnd"/>
+            <w:r>
+              <w:t xml:space="preserve"> поле «Имя»</w:t>
+            </w:r>
+          </w:p>
+          <w:p>
+            <w:r>
+              <w:t>2.Текстовое поле</w:t>
+            </w:r>
+          </w:p>
+          <w:p>
+            <w:r>
+              <w:t>«Номер телефона»</w:t>
+            </w:r>
+          </w:p>
+          <w:p>
+            <w:r>
+              <w:t xml:space="preserve">3.Текстовое поле «Пароль» </w:t>
+            </w:r>
+          </w:p>
+          <w:p>
+            <w:r>
+              <w:lastRenderedPageBreak/>
+              <w:t>4.</w:t>
+            </w:r>
+            <w:r>
+              <w:rPr>
+                <w:lang w:val="en-US"/>
+              </w:rPr>
+              <w:t>checkbox</w:t>
+            </w:r>
+            <w:r>
+              <w:t xml:space="preserve"> «Я </w:t>
+            </w:r>
+            <w:r>
+              <w:t>принимаю польз. соглашение</w:t>
+            </w:r>
+          </w:p>
+          <w:p>
+            <w:r>
+              <w:t>Навестить на:</w:t>
+            </w:r>
+          </w:p>
+          <w:p>
+            <w:r>
+              <w:t>5. Кнопку «зарег</w:t>
+            </w:r>
+          </w:p>
+          <w:p>
+            <w:r>
+              <w:t>истрироваться»</w:t>
+            </w:r>
+          </w:p>
+          <w:p>
+            <w:r>
+              <w:t>6.Текст «пользовательское соглашение»</w:t>
+            </w:r>
+          </w:p>
+          <w:p>
+            <w:r>
+              <w:t xml:space="preserve">7. Текст </w:t>
+            </w:r>
+            <w:proofErr w:type="gramStart"/>
+            <w:r>
+              <w:t>« Войти</w:t>
+            </w:r>
+            <w:proofErr w:type="gramEnd"/>
+            <w:r>
+              <w:t>»</w:t>
+            </w:r>
+          </w:p>
+          <w:p>
+            <w:r>
+              <w:t>Заполнить текстовые поля:</w:t>
+            </w:r>
+          </w:p>
+          <w:p>
+            <w:r>
+              <w:t>8. Имя</w:t>
+            </w:r>
+          </w:p>
+          <w:p>
+            <w:r>
+              <w:t>9. Номер телефона</w:t>
+            </w:r>
+          </w:p>
+          <w:p>
+            <w:r>
+              <w:t>10. Пароль</w:t>
+            </w:r>
+          </w:p>
+        </w:tc>
+        <w:tc>
+          <w:tcPr>
+            <w:tcW w:w="1800" w:type="dxa"/>
+          </w:tcPr>
+          <w:p>
+            <w:r>
+              <w:lastRenderedPageBreak/>
+              <w:t>Все анимации работают корректно</w:t>
+            </w:r>
+          </w:p>
+        </w:tc>
+        <w:tc>
+          <w:tcPr>
+            <w:tcW w:w="2103" w:type="dxa"/>
+          </w:tcPr>
+          <w:p>
+            <w:r>
+              <w:t>1.Появляется оранжевая обводка</w:t>
+            </w:r>
+          </w:p>
+          <w:p>
+            <w:r>
+              <w:t xml:space="preserve">2.Появляется оранжевая обводка (либо если уже заполнено, то </w:t>
+            </w:r>
+            <w:r>
+              <w:lastRenderedPageBreak/>
+              <w:t>зелёная обводка становиться ярче)</w:t>
+            </w:r>
+          </w:p>
+          <w:p>
+            <w:r>
+              <w:t>3.Появляется оранжевая обводка</w:t>
+            </w:r>
+          </w:p>
+          <w:p>
+            <w:r>
+              <w:t xml:space="preserve">4.Плавно появляется оранжевый кубик внутри </w:t>
+            </w:r>
+            <w:r>
+              <w:rPr>
+                <w:lang w:val="en-US"/>
+              </w:rPr>
+              <w:t>checkbox</w:t>
+            </w:r>
+            <w:r>
+              <w:t>’</w:t>
+            </w:r>
+            <w:r>
+              <w:t>а</w:t>
+            </w:r>
+          </w:p>
+          <w:p>
+            <w:r>
+              <w:t>5.Кнопка подсвечивается</w:t>
+            </w:r>
+          </w:p>
+          <w:p>
+            <w:r>
+              <w:t>6.Текст загорается оранжевым цветов</w:t>
+            </w:r>
+          </w:p>
+          <w:p>
+            <w:r>
+              <w:t>7.Текст загорается оранжевым цветом</w:t>
+            </w:r>
+          </w:p>
+          <w:p>
+            <w:r>
+              <w:t>8. Текстовое поле становится синим</w:t>
+            </w:r>
+          </w:p>
+          <w:p>
+            <w:r>
+              <w:t>9. Текстовое поле становится синим и появляется зелёная обводка</w:t>
+            </w:r>
+          </w:p>
+          <w:p>
+            <w:pPr>
+              <w:rPr>
+                <w:lang w:val="en-US"/>
+              </w:rPr>
+            </w:pPr>
+            <w:r>
+              <w:t xml:space="preserve">10. Текстовое поле становится </w:t>
+            </w:r>
+            <w:proofErr w:type="spellStart"/>
+            <w:r>
+              <w:t>син</w:t>
+            </w:r>
+            <w:proofErr w:type="spellEnd"/>
+          </w:p>
+        </w:tc>
+      </w:tr>
+    </w:tbl>
+    <w:p/>
+    <w:p/>
+    <w:p/>
+    <w:p/>
+    <w:p/>
+    <w:p/>
+    <w:p/>
     <w:p/>
     <w:p>
-      <w:r>
-        <w:t>(пример)</w:t>
-      </w:r>
-      <w:r>
-        <w:t>Результат:</w:t>
+      <w:pPr>
+        <w:pStyle w:val="a9"/>
+      </w:pPr>
+      <w:r>
+        <w:t>На мобильной версии:</w:t>
+      </w:r>
+    </w:p>
+    <w:p/>
+    <w:tbl>
+      <w:tblPr>
+        <w:tblStyle w:val="ac"/>
+        <w:tblW w:w="10991" w:type="dxa"/>
+        <w:jc w:val="center"/>
+        <w:tblLook w:val="04A0" w:firstRow="1" w:lastRow="0" w:firstColumn="1" w:lastColumn="0" w:noHBand="0" w:noVBand="1"/>
+      </w:tblPr>
+      <w:tblGrid>
+        <w:gridCol w:w="481"/>
+        <w:gridCol w:w="1800"/>
+        <w:gridCol w:w="2529"/>
+        <w:gridCol w:w="2278"/>
+        <w:gridCol w:w="1800"/>
+        <w:gridCol w:w="2103"/>
+      </w:tblGrid>
+      <w:tr>
+        <w:trPr>
+          <w:jc w:val="center"/>
+        </w:trPr>
+        <w:tc>
+          <w:tcPr>
+            <w:tcW w:w="481" w:type="dxa"/>
+          </w:tcPr>
+          <w:p>
+            <w:r>
+              <w:t>№</w:t>
+            </w:r>
+          </w:p>
+        </w:tc>
+        <w:tc>
+          <w:tcPr>
+            <w:tcW w:w="648" w:type="dxa"/>
+          </w:tcPr>
+          <w:p>
+            <w:pPr>
+              <w:rPr>
+                <w:lang w:val="en-US"/>
+              </w:rPr>
+            </w:pPr>
+            <w:r>
+              <w:rPr>
+                <w:lang w:val="en-US"/>
+              </w:rPr>
+              <w:t>Tittle</w:t>
+            </w:r>
+          </w:p>
+        </w:tc>
+        <w:tc>
+          <w:tcPr>
+            <w:tcW w:w="3681" w:type="dxa"/>
+          </w:tcPr>
+          <w:p>
+            <w:pPr>
+              <w:rPr>
+                <w:lang w:val="en-US"/>
+              </w:rPr>
+            </w:pPr>
+            <w:r>
+              <w:rPr>
+                <w:lang w:val="en-US"/>
+              </w:rPr>
+              <w:t>Precondition</w:t>
+            </w:r>
+          </w:p>
+        </w:tc>
+        <w:tc>
+          <w:tcPr>
+            <w:tcW w:w="2278" w:type="dxa"/>
+          </w:tcPr>
+          <w:p>
+            <w:pPr>
+              <w:rPr>
+                <w:lang w:val="en-US"/>
+              </w:rPr>
+            </w:pPr>
+            <w:r>
+              <w:rPr>
+                <w:lang w:val="en-US"/>
+              </w:rPr>
+              <w:t>Steps</w:t>
+            </w:r>
+          </w:p>
+        </w:tc>
+        <w:tc>
+          <w:tcPr>
+            <w:tcW w:w="1800" w:type="dxa"/>
+          </w:tcPr>
+          <w:p>
+            <w:pPr>
+              <w:rPr>
+                <w:lang w:val="en-US"/>
+              </w:rPr>
+            </w:pPr>
+            <w:r>
+              <w:rPr>
+                <w:lang w:val="en-US"/>
+              </w:rPr>
+              <w:t>Expected result</w:t>
+            </w:r>
+          </w:p>
+        </w:tc>
+        <w:tc>
+          <w:tcPr>
+            <w:tcW w:w="2103" w:type="dxa"/>
+          </w:tcPr>
+          <w:p>
+            <w:pPr>
+              <w:rPr>
+                <w:lang w:val="en-US"/>
+              </w:rPr>
+            </w:pPr>
+            <w:r>
+              <w:rPr>
+                <w:lang w:val="en-US"/>
+              </w:rPr>
+              <w:t xml:space="preserve">Real </w:t>
+            </w:r>
+          </w:p>
+          <w:p>
+            <w:pPr>
+              <w:rPr>
+                <w:lang w:val="en-US"/>
+              </w:rPr>
+            </w:pPr>
+            <w:r>
+              <w:rPr>
+                <w:lang w:val="en-US"/>
+              </w:rPr>
+              <w:t>result</w:t>
+            </w:r>
+          </w:p>
+        </w:tc>
+      </w:tr>
+      <w:tr>
+        <w:trPr>
+          <w:jc w:val="center"/>
+        </w:trPr>
+        <w:tc>
+          <w:tcPr>
+            <w:tcW w:w="481" w:type="dxa"/>
+          </w:tcPr>
+          <w:p>
+            <w:pPr>
+              <w:rPr>
+                <w:lang w:val="en-US"/>
+              </w:rPr>
+            </w:pPr>
+            <w:r>
+              <w:rPr>
+                <w:lang w:val="en-US"/>
+              </w:rPr>
+              <w:t>1</w:t>
+            </w:r>
+          </w:p>
+        </w:tc>
+        <w:tc>
+          <w:tcPr>
+            <w:tcW w:w="648" w:type="dxa"/>
+          </w:tcPr>
+          <w:p>
+            <w:r>
+              <w:t>Открытие главной страницы</w:t>
+            </w:r>
+          </w:p>
+        </w:tc>
+        <w:tc>
+          <w:tcPr>
+            <w:tcW w:w="3681" w:type="dxa"/>
+          </w:tcPr>
+          <w:p>
+            <w:r>
+              <w:t>Есть доступ в интернет</w:t>
+            </w:r>
+          </w:p>
+        </w:tc>
+        <w:tc>
+          <w:tcPr>
+            <w:tcW w:w="2278" w:type="dxa"/>
+          </w:tcPr>
+          <w:p>
+            <w:r>
+              <w:t>Перейти по ссылке сайта и дождаться загрузки</w:t>
+            </w:r>
+          </w:p>
+        </w:tc>
+        <w:tc>
+          <w:tcPr>
+            <w:tcW w:w="1800" w:type="dxa"/>
+          </w:tcPr>
+          <w:p>
+            <w:r>
+              <w:t>Главная страница загружается корректно</w:t>
+            </w:r>
+          </w:p>
+        </w:tc>
+        <w:tc>
+          <w:tcPr>
+            <w:tcW w:w="2103" w:type="dxa"/>
+          </w:tcPr>
+          <w:p>
+            <w:r>
+              <w:t>Страница загружается меньше чем за секунду, при стабильном подключении 100мб\с</w:t>
+            </w:r>
+          </w:p>
+        </w:tc>
+      </w:tr>
+      <w:tr>
+        <w:trPr>
+          <w:jc w:val="center"/>
+        </w:trPr>
+        <w:tc>
+          <w:tcPr>
+            <w:tcW w:w="481" w:type="dxa"/>
+          </w:tcPr>
+          <w:p>
+            <w:r>
+              <w:rPr>
+                <w:lang w:val="en-US"/>
+              </w:rPr>
+              <w:t>2</w:t>
+            </w:r>
+          </w:p>
+        </w:tc>
+        <w:tc>
+          <w:tcPr>
+            <w:tcW w:w="648" w:type="dxa"/>
+          </w:tcPr>
+          <w:p>
+            <w:r>
+              <w:t>Анимации на главной странице</w:t>
+            </w:r>
+          </w:p>
+        </w:tc>
+        <w:tc>
+          <w:tcPr>
+            <w:tcW w:w="3681" w:type="dxa"/>
+          </w:tcPr>
+          <w:p>
+            <w:r>
+              <w:t>Открыта главная страница</w:t>
+            </w:r>
+          </w:p>
+        </w:tc>
+        <w:tc>
+          <w:tcPr>
+            <w:tcW w:w="2278" w:type="dxa"/>
+          </w:tcPr>
+          <w:p>
+            <w:r>
+              <w:t>При заходе на страницу:</w:t>
+            </w:r>
+          </w:p>
+          <w:p>
+            <w:r>
+              <w:t>1.Блок «Мои баллы»</w:t>
+            </w:r>
+          </w:p>
+          <w:p>
+            <w:r>
+              <w:t>2. Новости</w:t>
+            </w:r>
+          </w:p>
+          <w:p>
+            <w:r>
+              <w:t>Нажать</w:t>
+            </w:r>
+            <w:r>
+              <w:t xml:space="preserve"> на:</w:t>
+            </w:r>
+            <w:r>
+              <w:br/>
+            </w:r>
+            <w:proofErr w:type="gramStart"/>
+            <w:r>
+              <w:t>3</w:t>
+            </w:r>
+            <w:r>
+              <w:t>.Кнопку</w:t>
+            </w:r>
+            <w:proofErr w:type="gramEnd"/>
+            <w:r>
+              <w:t xml:space="preserve"> заказать столик</w:t>
+            </w:r>
+          </w:p>
+          <w:p>
+            <w:r>
+              <w:t>4</w:t>
+            </w:r>
+            <w:r>
+              <w:t>.Блок-кнопка «Доставка»</w:t>
+            </w:r>
+          </w:p>
+          <w:p>
+            <w:r>
+              <w:t>5</w:t>
+            </w:r>
+            <w:r>
+              <w:t>.</w:t>
+            </w:r>
+            <w:proofErr w:type="gramStart"/>
+            <w:r>
+              <w:t>Любая  новость</w:t>
+            </w:r>
+            <w:proofErr w:type="gramEnd"/>
+          </w:p>
+          <w:p>
+            <w:r>
+              <w:t>6</w:t>
+            </w:r>
+            <w:r>
+              <w:t>.Любое блюдо</w:t>
+            </w:r>
+            <w:r>
+              <w:br/>
+            </w:r>
+            <w:r>
+              <w:t>7</w:t>
+            </w:r>
+            <w:r>
+              <w:t>.Кнопки навигации снизу</w:t>
+            </w:r>
+          </w:p>
+          <w:p>
+            <w:r>
+              <w:t>8</w:t>
+            </w:r>
+            <w:r>
+              <w:t xml:space="preserve">.Кнопки «Меню» и «Отменить» </w:t>
+            </w:r>
+            <w:r>
+              <w:br/>
+              <w:t>(Только при наличии АКТИВНОЙ брони)</w:t>
+            </w:r>
+          </w:p>
+        </w:tc>
+        <w:tc>
+          <w:tcPr>
+            <w:tcW w:w="1800" w:type="dxa"/>
+          </w:tcPr>
+          <w:p>
+            <w:r>
+              <w:t>Все анимации работают корректно</w:t>
+            </w:r>
+          </w:p>
+        </w:tc>
+        <w:tc>
+          <w:tcPr>
+            <w:tcW w:w="2103" w:type="dxa"/>
+          </w:tcPr>
+          <w:p>
+            <w:r>
+              <w:t>При заходе:</w:t>
+            </w:r>
+          </w:p>
+          <w:p>
+            <w:r>
+              <w:t>1.Счетчик баллов плавно перечисляет их</w:t>
+            </w:r>
+          </w:p>
+          <w:p>
+            <w:r>
+              <w:t>2.Новости плавно выдвигаются</w:t>
+            </w:r>
+          </w:p>
+          <w:p>
+            <w:r>
+              <w:t xml:space="preserve">При </w:t>
+            </w:r>
+            <w:r>
+              <w:t>Нажатии</w:t>
+            </w:r>
+            <w:r>
+              <w:t>:</w:t>
+            </w:r>
+          </w:p>
+          <w:p>
+            <w:r>
+              <w:t>3</w:t>
+            </w:r>
+            <w:r>
+              <w:t xml:space="preserve">.Кнопка заказать столик </w:t>
+            </w:r>
+            <w:r>
+              <w:t>немного опускается</w:t>
+            </w:r>
+            <w:r>
+              <w:br/>
+            </w:r>
+            <w:r>
+              <w:t>4</w:t>
+            </w:r>
+            <w:r>
+              <w:t>.</w:t>
+            </w:r>
+            <w:r>
+              <w:t>Машина в этом блоке начинает ездить</w:t>
+            </w:r>
+          </w:p>
+          <w:p>
+            <w:r>
+              <w:t>5</w:t>
+            </w:r>
+            <w:r>
+              <w:t>.Новость выделяется и раскрывается текст</w:t>
+            </w:r>
+            <w:r>
+              <w:br/>
+            </w:r>
+            <w:r>
+              <w:t>6</w:t>
+            </w:r>
+            <w:r>
+              <w:t>.Блок немного расширяется и выдвигается описание блюда вместе с размытием блюда сверху и плавным переходом на черный фон снизу</w:t>
+            </w:r>
+            <w:r>
+              <w:br/>
+            </w:r>
+            <w:r>
+              <w:t>7</w:t>
+            </w:r>
+            <w:r>
+              <w:t>.Кнопки становятся ярче и немного приподнимаются</w:t>
+            </w:r>
+            <w:r>
+              <w:br/>
+            </w:r>
+            <w:r>
+              <w:t>8</w:t>
+            </w:r>
+            <w:r>
+              <w:t xml:space="preserve">.У кнопок становится более ярче </w:t>
+            </w:r>
+            <w:proofErr w:type="gramStart"/>
+            <w:r>
+              <w:t>фон  (</w:t>
+            </w:r>
+            <w:proofErr w:type="gramEnd"/>
+            <w:r>
+              <w:t xml:space="preserve">у каждой свой </w:t>
+            </w:r>
+            <w:r>
+              <w:lastRenderedPageBreak/>
+              <w:t>цвет, у «</w:t>
+            </w:r>
+            <w:proofErr w:type="gramStart"/>
+            <w:r>
+              <w:t>Меню»  -</w:t>
+            </w:r>
+            <w:proofErr w:type="gramEnd"/>
+            <w:r>
+              <w:t xml:space="preserve"> зелёный, а у «Отменить» - красный)</w:t>
+            </w:r>
+          </w:p>
+        </w:tc>
+      </w:tr>
+      <w:tr>
+        <w:trPr>
+          <w:jc w:val="center"/>
+        </w:trPr>
+        <w:tc>
+          <w:tcPr>
+            <w:tcW w:w="481" w:type="dxa"/>
+          </w:tcPr>
+          <w:p>
+            <w:pPr>
+              <w:rPr>
+                <w:lang w:val="en-US"/>
+              </w:rPr>
+            </w:pPr>
+            <w:r>
+              <w:rPr>
+                <w:lang w:val="en-US"/>
+              </w:rPr>
+              <w:lastRenderedPageBreak/>
+              <w:t>3</w:t>
+            </w:r>
+          </w:p>
+        </w:tc>
+        <w:tc>
+          <w:tcPr>
+            <w:tcW w:w="648" w:type="dxa"/>
+          </w:tcPr>
+          <w:p>
+            <w:r>
+              <w:t>Открытие страницы уведомлений</w:t>
+            </w:r>
+          </w:p>
+        </w:tc>
+        <w:tc>
+          <w:tcPr>
+            <w:tcW w:w="3681" w:type="dxa"/>
+          </w:tcPr>
+          <w:p>
+            <w:r>
+              <w:t>Открыта любая из страниц кроме уведомлений</w:t>
+            </w:r>
+          </w:p>
+        </w:tc>
+        <w:tc>
+          <w:tcPr>
+            <w:tcW w:w="2278" w:type="dxa"/>
+          </w:tcPr>
+          <w:p>
+            <w:r>
+              <w:t>Нажать на кнопку навигации слева - колокольчик</w:t>
+            </w:r>
+          </w:p>
+        </w:tc>
+        <w:tc>
+          <w:tcPr>
+            <w:tcW w:w="1800" w:type="dxa"/>
+          </w:tcPr>
+          <w:p>
+            <w:r>
+              <w:t>Страница уведомлений загружается корректно</w:t>
+            </w:r>
+          </w:p>
+        </w:tc>
+        <w:tc>
+          <w:tcPr>
+            <w:tcW w:w="2103" w:type="dxa"/>
+          </w:tcPr>
+          <w:p>
+            <w:r>
+              <w:t>Страница загружается меньше чем за секунду, при стабильном подключении 100мб\с</w:t>
+            </w:r>
+          </w:p>
+        </w:tc>
+      </w:tr>
+      <w:tr>
+        <w:trPr>
+          <w:jc w:val="center"/>
+        </w:trPr>
+        <w:tc>
+          <w:tcPr>
+            <w:tcW w:w="481" w:type="dxa"/>
+          </w:tcPr>
+          <w:p>
+            <w:pPr>
+              <w:rPr>
+                <w:lang w:val="en-US"/>
+              </w:rPr>
+            </w:pPr>
+            <w:r>
+              <w:rPr>
+                <w:lang w:val="en-US"/>
+              </w:rPr>
+              <w:t>4</w:t>
+            </w:r>
+          </w:p>
+        </w:tc>
+        <w:tc>
+          <w:tcPr>
+            <w:tcW w:w="648" w:type="dxa"/>
+          </w:tcPr>
+          <w:p>
+            <w:r>
+              <w:t>Анимации на странице уведомлений</w:t>
+            </w:r>
+          </w:p>
+        </w:tc>
+        <w:tc>
+          <w:tcPr>
+            <w:tcW w:w="3681" w:type="dxa"/>
+          </w:tcPr>
+          <w:p>
+            <w:proofErr w:type="gramStart"/>
+            <w:r>
+              <w:t>Открыта  страница</w:t>
+            </w:r>
+            <w:proofErr w:type="gramEnd"/>
+            <w:r>
+              <w:t xml:space="preserve"> уведомлений</w:t>
+            </w:r>
+          </w:p>
+        </w:tc>
+        <w:tc>
+          <w:tcPr>
+            <w:tcW w:w="2278" w:type="dxa"/>
+          </w:tcPr>
+          <w:p>
+            <w:r>
+              <w:t>Нажать</w:t>
+            </w:r>
+            <w:r>
+              <w:t xml:space="preserve"> на:</w:t>
+            </w:r>
+            <w:r>
+              <w:br/>
+            </w:r>
+            <w:proofErr w:type="gramStart"/>
+            <w:r>
+              <w:t>1.Кнопку</w:t>
+            </w:r>
+            <w:proofErr w:type="gramEnd"/>
+            <w:r>
+              <w:t xml:space="preserve"> «домой» сверху справа</w:t>
+            </w:r>
+          </w:p>
+          <w:p>
+            <w:r>
+              <w:t>2.Акция или реклама</w:t>
+            </w:r>
+          </w:p>
+          <w:p>
+            <w:r>
+              <w:t>3.Кнопки навигации снизу</w:t>
+            </w:r>
+          </w:p>
+          <w:p>
+            <w:r>
+              <w:t>4.</w:t>
+            </w:r>
+            <w:r>
+              <w:t>Кнопка «забронировать столик» (если нет активной брони)</w:t>
+            </w:r>
+          </w:p>
+          <w:p/>
+        </w:tc>
+        <w:tc>
+          <w:tcPr>
+            <w:tcW w:w="1800" w:type="dxa"/>
+          </w:tcPr>
+          <w:p>
+            <w:r>
+              <w:t>Все анимации работают корректно</w:t>
+            </w:r>
+          </w:p>
+        </w:tc>
+        <w:tc>
+          <w:tcPr>
+            <w:tcW w:w="2103" w:type="dxa"/>
+          </w:tcPr>
+          <w:p>
+            <w:r>
+              <w:t xml:space="preserve">При </w:t>
+            </w:r>
+            <w:r>
+              <w:t>нажатии</w:t>
+            </w:r>
+            <w:r>
+              <w:t>:</w:t>
+            </w:r>
+          </w:p>
+          <w:p>
+            <w:r>
+              <w:t xml:space="preserve">1.У кнопки появляется обводка и она немного приподнимается </w:t>
+            </w:r>
+            <w:r>
+              <w:br/>
+            </w:r>
+            <w:proofErr w:type="gramStart"/>
+            <w:r>
+              <w:t>2.Акция</w:t>
+            </w:r>
+            <w:proofErr w:type="gramEnd"/>
+            <w:r>
+              <w:t xml:space="preserve"> или реклама обводиться и немного приподнимается</w:t>
+            </w:r>
+            <w:r>
+              <w:br/>
+              <w:t>3.Кнопки становятся ярче и немного приподнимаются</w:t>
+            </w:r>
+          </w:p>
+          <w:p>
+            <w:r>
+              <w:t>3.Кнопка забронировать столик немного опускается</w:t>
+            </w:r>
+          </w:p>
+        </w:tc>
+      </w:tr>
+      <w:tr>
+        <w:trPr>
+          <w:jc w:val="center"/>
+        </w:trPr>
+        <w:tc>
+          <w:tcPr>
+            <w:tcW w:w="481" w:type="dxa"/>
+          </w:tcPr>
+          <w:p>
+            <w:pPr>
+              <w:rPr>
+                <w:lang w:val="en-US"/>
+              </w:rPr>
+            </w:pPr>
+            <w:r>
+              <w:rPr>
+                <w:lang w:val="en-US"/>
+              </w:rPr>
+              <w:t>5</w:t>
+            </w:r>
+          </w:p>
+        </w:tc>
+        <w:tc>
+          <w:tcPr>
+            <w:tcW w:w="648" w:type="dxa"/>
+          </w:tcPr>
+          <w:p>
+            <w:r>
+              <w:t>Открытие страницы профиля</w:t>
+            </w:r>
+          </w:p>
+        </w:tc>
+        <w:tc>
+          <w:tcPr>
+            <w:tcW w:w="3681" w:type="dxa"/>
+          </w:tcPr>
+          <w:p>
+            <w:r>
+              <w:t>Открыта любая из страниц кроме профиля</w:t>
+            </w:r>
+          </w:p>
+        </w:tc>
+        <w:tc>
+          <w:tcPr>
+            <w:tcW w:w="2278" w:type="dxa"/>
+          </w:tcPr>
+          <w:p>
+            <w:r>
+              <w:t>Нажать на кнопку навигации справа – человек</w:t>
+            </w:r>
+          </w:p>
+        </w:tc>
+        <w:tc>
+          <w:tcPr>
+            <w:tcW w:w="1800" w:type="dxa"/>
+          </w:tcPr>
+          <w:p>
+            <w:r>
+              <w:t>Страница профиля загружается корректно</w:t>
+            </w:r>
+          </w:p>
+        </w:tc>
+        <w:tc>
+          <w:tcPr>
+            <w:tcW w:w="2103" w:type="dxa"/>
+          </w:tcPr>
+          <w:p>
+            <w:r>
+              <w:t>Страница загружается меньше чем за секунду, при стабильном подключении 100мб\с</w:t>
+            </w:r>
+          </w:p>
+        </w:tc>
+      </w:tr>
+      <w:tr>
+        <w:trPr>
+          <w:jc w:val="center"/>
+        </w:trPr>
+        <w:tc>
+          <w:tcPr>
+            <w:tcW w:w="481" w:type="dxa"/>
+          </w:tcPr>
+          <w:p>
+            <w:r>
+              <w:t>6</w:t>
+            </w:r>
+          </w:p>
+        </w:tc>
+        <w:tc>
+          <w:tcPr>
+            <w:tcW w:w="648" w:type="dxa"/>
+          </w:tcPr>
+          <w:p>
+            <w:r>
+              <w:t>Анимации на странице профиля</w:t>
+            </w:r>
+          </w:p>
+        </w:tc>
+        <w:tc>
+          <w:tcPr>
+            <w:tcW w:w="3681" w:type="dxa"/>
+          </w:tcPr>
+          <w:p>
+            <w:proofErr w:type="gramStart"/>
+            <w:r>
+              <w:t>Открыта  страница</w:t>
+            </w:r>
+            <w:proofErr w:type="gramEnd"/>
+            <w:r>
+              <w:t xml:space="preserve"> профиля</w:t>
+            </w:r>
+          </w:p>
+        </w:tc>
+        <w:tc>
+          <w:tcPr>
+            <w:tcW w:w="2278" w:type="dxa"/>
+          </w:tcPr>
+          <w:p>
+            <w:r>
+              <w:t>Нажать</w:t>
+            </w:r>
+            <w:r>
+              <w:t xml:space="preserve"> на:</w:t>
+            </w:r>
+            <w:r>
+              <w:br/>
+            </w:r>
+            <w:proofErr w:type="gramStart"/>
+            <w:r>
+              <w:t>1.Кнопку</w:t>
+            </w:r>
+            <w:proofErr w:type="gramEnd"/>
+            <w:r>
+              <w:t xml:space="preserve"> выйти</w:t>
+            </w:r>
+          </w:p>
+          <w:p>
+            <w:r>
+              <w:t>1.</w:t>
+            </w:r>
+            <w:proofErr w:type="gramStart"/>
+            <w:r>
+              <w:t>1.Кнопку</w:t>
+            </w:r>
+            <w:proofErr w:type="gramEnd"/>
+            <w:r>
+              <w:t xml:space="preserve"> «Админ-Панель» (при наличии)</w:t>
+            </w:r>
+          </w:p>
+          <w:p>
+            <w:r>
+              <w:t>2.Блок-кнопка «Привязать новую карту»</w:t>
+            </w:r>
+            <w:r>
+              <w:br/>
+              <w:t>2.</w:t>
+            </w:r>
+            <w:proofErr w:type="gramStart"/>
+            <w:r>
+              <w:t>1.Кнопка</w:t>
+            </w:r>
+            <w:proofErr w:type="gramEnd"/>
+            <w:r>
+              <w:t xml:space="preserve"> «Сохранить»</w:t>
+            </w:r>
+          </w:p>
+          <w:p>
+            <w:r>
+              <w:lastRenderedPageBreak/>
+              <w:t>2.2 Текстовые поля «Номер карты», «Срок», «Имя»</w:t>
+            </w:r>
+          </w:p>
+          <w:p>
+            <w:r>
+              <w:t>3.Кнопка «забронировать столик»</w:t>
+            </w:r>
+          </w:p>
+          <w:p>
+            <w:r>
+              <w:t>4.Кнопка «История заказов»</w:t>
+            </w:r>
+          </w:p>
+        </w:tc>
+        <w:tc>
+          <w:tcPr>
+            <w:tcW w:w="1800" w:type="dxa"/>
+          </w:tcPr>
+          <w:p>
+            <w:r>
+              <w:lastRenderedPageBreak/>
+              <w:t>Все анимации работают корректно</w:t>
+            </w:r>
+          </w:p>
+        </w:tc>
+        <w:tc>
+          <w:tcPr>
+            <w:tcW w:w="2103" w:type="dxa"/>
+          </w:tcPr>
+          <w:p>
+            <w:r>
+              <w:t xml:space="preserve">При </w:t>
+            </w:r>
+            <w:r>
+              <w:t>нажатии</w:t>
+            </w:r>
+            <w:r>
+              <w:t>:</w:t>
+            </w:r>
+          </w:p>
+          <w:p>
+            <w:r>
+              <w:t xml:space="preserve">1.Кнопка подсвечивается </w:t>
+            </w:r>
+            <w:r>
+              <w:br/>
+              <w:t>1.1. Обводка кнопки становится ярче</w:t>
+            </w:r>
+            <w:r>
+              <w:br/>
+              <w:t>2.Выдвигается панель для добавления карты</w:t>
+            </w:r>
+          </w:p>
+          <w:p>
+            <w:r>
+              <w:t xml:space="preserve">2.1.У кнопки «Сохранить» </w:t>
+            </w:r>
+            <w:r>
+              <w:lastRenderedPageBreak/>
+              <w:t>появляется белая обводка и кнопка немного приподнимается</w:t>
+            </w:r>
+          </w:p>
+          <w:p>
+            <w:r>
+              <w:t>2.2 Появляется оранжевая обводка у текстового поля</w:t>
+            </w:r>
+            <w:r>
+              <w:br/>
+              <w:t>3.Кнопка становится ярче</w:t>
+            </w:r>
+            <w:r>
+              <w:br/>
+              <w:t>4.У кнопки появляется белый фон</w:t>
+            </w:r>
+          </w:p>
+        </w:tc>
+      </w:tr>
+      <w:tr>
+        <w:trPr>
+          <w:jc w:val="center"/>
+        </w:trPr>
+        <w:tc>
+          <w:tcPr>
+            <w:tcW w:w="481" w:type="dxa"/>
+          </w:tcPr>
+          <w:p>
+            <w:r>
+              <w:lastRenderedPageBreak/>
+              <w:t>7</w:t>
+            </w:r>
+          </w:p>
+        </w:tc>
+        <w:tc>
+          <w:tcPr>
+            <w:tcW w:w="648" w:type="dxa"/>
+          </w:tcPr>
+          <w:p>
+            <w:r>
+              <w:t>Открытие страницы бронирования стола</w:t>
+            </w:r>
+          </w:p>
+        </w:tc>
+        <w:tc>
+          <w:tcPr>
+            <w:tcW w:w="3681" w:type="dxa"/>
+          </w:tcPr>
+          <w:p>
+            <w:r>
+              <w:t>Открыта любая из вышеперечисленных страниц</w:t>
+            </w:r>
+          </w:p>
+        </w:tc>
+        <w:tc>
+          <w:tcPr>
+            <w:tcW w:w="2278" w:type="dxa"/>
+          </w:tcPr>
+          <w:p>
+            <w:r>
+              <w:t>Нажать на кнопку «Забронировать столик»</w:t>
+            </w:r>
+          </w:p>
+        </w:tc>
+        <w:tc>
+          <w:tcPr>
+            <w:tcW w:w="1800" w:type="dxa"/>
+          </w:tcPr>
+          <w:p>
+            <w:r>
+              <w:t>Страница бронирования стола загружается корректно</w:t>
+            </w:r>
+          </w:p>
+        </w:tc>
+        <w:tc>
+          <w:tcPr>
+            <w:tcW w:w="2103" w:type="dxa"/>
+          </w:tcPr>
+          <w:p>
+            <w:r>
+              <w:t>Страница загружается меньше чем за секунду, при стабильном подключении 100мб\с</w:t>
+            </w:r>
+          </w:p>
+        </w:tc>
+      </w:tr>
+      <w:tr>
+        <w:trPr>
+          <w:jc w:val="center"/>
+        </w:trPr>
+        <w:tc>
+          <w:tcPr>
+            <w:tcW w:w="481" w:type="dxa"/>
+          </w:tcPr>
+          <w:p>
+            <w:r>
+              <w:t>8</w:t>
+            </w:r>
+          </w:p>
+        </w:tc>
+        <w:tc>
+          <w:tcPr>
+            <w:tcW w:w="648" w:type="dxa"/>
+          </w:tcPr>
+          <w:p>
+            <w:r>
+              <w:t>Анимации на странице бронирования стола</w:t>
+            </w:r>
+          </w:p>
+        </w:tc>
+        <w:tc>
+          <w:tcPr>
+            <w:tcW w:w="3681" w:type="dxa"/>
+          </w:tcPr>
+          <w:p>
+            <w:r>
+              <w:t>Открыта страница бронирования стола</w:t>
+            </w:r>
+          </w:p>
+        </w:tc>
+        <w:tc>
+          <w:tcPr>
+            <w:tcW w:w="2278" w:type="dxa"/>
+          </w:tcPr>
+          <w:p>
+            <w:r>
+              <w:t>Нажать на:</w:t>
+            </w:r>
+          </w:p>
+          <w:p>
+            <w:r>
+              <w:t>1.Кнопку изменить</w:t>
+            </w:r>
+          </w:p>
+          <w:p>
+            <w:r>
+              <w:t>2. Нажать на время (обязательно будущее)</w:t>
+            </w:r>
+            <w:r>
+              <w:br/>
+            </w:r>
+            <w:r>
+              <w:t>3.</w:t>
+            </w:r>
+            <w:r>
+              <w:t xml:space="preserve"> любой </w:t>
+            </w:r>
+            <w:r>
+              <w:t xml:space="preserve">свободный столик </w:t>
+            </w:r>
+            <w:r>
+              <w:t>столик</w:t>
+            </w:r>
+          </w:p>
+          <w:p>
+            <w:r>
+              <w:t>3</w:t>
+            </w:r>
+            <w:r>
+              <w:t>.1. Нажать на любое поле ввода в окне Бронирование.</w:t>
+            </w:r>
+          </w:p>
+          <w:p>
+            <w:r>
+              <w:t>4</w:t>
+            </w:r>
+            <w:r>
+              <w:t>.</w:t>
+            </w:r>
+            <w:r>
+              <w:t>Нажать</w:t>
+            </w:r>
+            <w:r>
+              <w:t xml:space="preserve"> на кнопку «Забронировать»</w:t>
+            </w:r>
+          </w:p>
+          <w:p>
+            <w:r>
+              <w:t>5.Кнопку «Домой»</w:t>
+            </w:r>
+            <w:r>
+              <w:t xml:space="preserve">  </w:t>
+            </w:r>
+          </w:p>
+        </w:tc>
+        <w:tc>
+          <w:tcPr>
+            <w:tcW w:w="1800" w:type="dxa"/>
+          </w:tcPr>
+          <w:p>
+            <w:r>
+              <w:t>Все анимации работают корректно</w:t>
+            </w:r>
+          </w:p>
+        </w:tc>
+        <w:tc>
+          <w:tcPr>
+            <w:tcW w:w="2103" w:type="dxa"/>
+          </w:tcPr>
+          <w:p>
+            <w:r>
+              <w:t>При взаимодействии;</w:t>
+            </w:r>
+            <w:r>
+              <w:br/>
+              <w:t xml:space="preserve">1. </w:t>
+            </w:r>
+            <w:r>
+              <w:t>Выдвигается блок «Дата и время»</w:t>
+            </w:r>
+          </w:p>
+          <w:p>
+            <w:r>
+              <w:t>2. Зелёный блок плавно передвигается на нажатую дату</w:t>
+            </w:r>
+          </w:p>
+          <w:p>
+            <w:r>
+              <w:t>3</w:t>
+            </w:r>
+            <w:r>
+              <w:t xml:space="preserve">.Появляется окно Бронирование </w:t>
+            </w:r>
+            <w:r>
+              <w:br/>
+              <w:t>(схема стола также размывается)</w:t>
+            </w:r>
+          </w:p>
+          <w:p>
+            <w:r>
+              <w:t>3</w:t>
+            </w:r>
+            <w:r>
+              <w:t>.1.</w:t>
+            </w:r>
+            <w:r>
+              <w:t>Появляется желтая обводка у поля</w:t>
+            </w:r>
+          </w:p>
+          <w:p>
+            <w:r>
+              <w:t>4</w:t>
+            </w:r>
+            <w:r>
+              <w:t>.Кнопка забронировать становится немного белее, ярче</w:t>
+            </w:r>
+          </w:p>
+          <w:p>
+            <w:r>
+              <w:t>5. У кнопки появляется обводка и она немного приподнимается</w:t>
+            </w:r>
+          </w:p>
+        </w:tc>
+      </w:tr>
+      <w:tr>
+        <w:trPr>
+          <w:jc w:val="center"/>
+        </w:trPr>
+        <w:tc>
+          <w:tcPr>
+            <w:tcW w:w="481" w:type="dxa"/>
+          </w:tcPr>
+          <w:p>
+            <w:r>
+              <w:lastRenderedPageBreak/>
+              <w:t>9</w:t>
+            </w:r>
+          </w:p>
+        </w:tc>
+        <w:tc>
+          <w:tcPr>
+            <w:tcW w:w="648" w:type="dxa"/>
+          </w:tcPr>
+          <w:p>
+            <w:r>
+              <w:t>Открытие страницы меню</w:t>
+            </w:r>
+          </w:p>
+        </w:tc>
+        <w:tc>
+          <w:tcPr>
+            <w:tcW w:w="3681" w:type="dxa"/>
+          </w:tcPr>
+          <w:p>
+            <w:r>
+              <w:t xml:space="preserve">Открыта главная страница </w:t>
+            </w:r>
+          </w:p>
+        </w:tc>
+        <w:tc>
+          <w:tcPr>
+            <w:tcW w:w="2278" w:type="dxa"/>
+          </w:tcPr>
+          <w:p>
+            <w:r>
+              <w:t xml:space="preserve">Нажата кнопка «смотреть все» или при активной брони нажата кнопка «Меню» </w:t>
+            </w:r>
+          </w:p>
+        </w:tc>
+        <w:tc>
+          <w:tcPr>
+            <w:tcW w:w="1800" w:type="dxa"/>
+          </w:tcPr>
+          <w:p>
+            <w:r>
+              <w:t>Страница меню загружается корректно</w:t>
+            </w:r>
+          </w:p>
+        </w:tc>
+        <w:tc>
+          <w:tcPr>
+            <w:tcW w:w="2103" w:type="dxa"/>
+          </w:tcPr>
+          <w:p>
+            <w:r>
+              <w:t>Страница загружается меньше чем за секунду, при стабильном подключении 100мб\с</w:t>
+            </w:r>
+          </w:p>
+        </w:tc>
+      </w:tr>
+      <w:tr>
+        <w:trPr>
+          <w:jc w:val="center"/>
+        </w:trPr>
+        <w:tc>
+          <w:tcPr>
+            <w:tcW w:w="481" w:type="dxa"/>
+          </w:tcPr>
+          <w:p>
+            <w:r>
+              <w:t>10</w:t>
+            </w:r>
+          </w:p>
+        </w:tc>
+        <w:tc>
+          <w:tcPr>
+            <w:tcW w:w="648" w:type="dxa"/>
+          </w:tcPr>
+          <w:p>
+            <w:r>
+              <w:t>Анимации на странице меню</w:t>
+            </w:r>
+          </w:p>
+        </w:tc>
+        <w:tc>
+          <w:tcPr>
+            <w:tcW w:w="3681" w:type="dxa"/>
+          </w:tcPr>
+          <w:p>
+            <w:r>
+              <w:t>Открыта страница меню</w:t>
+            </w:r>
+          </w:p>
+        </w:tc>
+        <w:tc>
+          <w:tcPr>
+            <w:tcW w:w="2278" w:type="dxa"/>
+          </w:tcPr>
+          <w:p>
+            <w:r>
+              <w:t>При нажатии</w:t>
+            </w:r>
+            <w:r>
+              <w:t>:</w:t>
+            </w:r>
+            <w:r>
+              <w:br/>
+              <w:t xml:space="preserve">1. </w:t>
+            </w:r>
+            <w:r>
+              <w:t xml:space="preserve">На </w:t>
+            </w:r>
+            <w:r>
+              <w:t>любое блюдо</w:t>
+            </w:r>
+          </w:p>
+          <w:p>
+            <w:r>
+              <w:t>2.</w:t>
+            </w:r>
+            <w:r>
+              <w:t xml:space="preserve"> </w:t>
+            </w:r>
+            <w:r>
+              <w:t>Нажать на кнопку «В корзину» или «Убрать»</w:t>
+            </w:r>
+          </w:p>
+          <w:p>
+            <w:r>
+              <w:t>3.</w:t>
+            </w:r>
+            <w:r>
+              <w:t>Кнопка «Тип»</w:t>
+            </w:r>
+          </w:p>
+          <w:p>
+            <w:r>
+              <w:t>3.1 Выбрать какой-либо тип</w:t>
+            </w:r>
+          </w:p>
+          <w:p>
+            <w:r>
+              <w:t>4. Кнопка «Цена»</w:t>
+            </w:r>
+          </w:p>
+          <w:p>
+            <w:r>
+              <w:t>4.1 Передвинуть ползунок с выбором цены</w:t>
+            </w:r>
+          </w:p>
+          <w:p>
+            <w:r>
+              <w:t>5. Кнопка с иконкой корзины (появляется если выбрано хоть 1 блюдо)</w:t>
+            </w:r>
+          </w:p>
+          <w:p>
+            <w:r>
+              <w:t>5.</w:t>
+            </w:r>
+            <w:r>
+              <w:t>1</w:t>
+            </w:r>
+            <w:r>
+              <w:t xml:space="preserve"> При открытой корзине нажать + или – в блоке блюда</w:t>
+            </w:r>
+          </w:p>
+          <w:p>
+            <w:r>
+              <w:t>5.2 Нажать на текстовое поле «Поиск по меню»</w:t>
+            </w:r>
+          </w:p>
+          <w:p>
+            <w:r>
+              <w:t>6</w:t>
+            </w:r>
+            <w:r>
+              <w:t xml:space="preserve">. </w:t>
+            </w:r>
+            <w:r>
+              <w:t>Н</w:t>
+            </w:r>
+            <w:r>
+              <w:t xml:space="preserve">а кнопку «Оформить» </w:t>
+            </w:r>
+            <w:r>
+              <w:br/>
+            </w:r>
+            <w:r>
+              <w:t>7</w:t>
+            </w:r>
+            <w:r>
+              <w:t>.</w:t>
+            </w:r>
+            <w:r>
+              <w:t xml:space="preserve"> Нажать на – </w:t>
+            </w:r>
+            <w:proofErr w:type="gramStart"/>
+            <w:r>
+              <w:t>до  нуля</w:t>
+            </w:r>
+            <w:proofErr w:type="gramEnd"/>
+            <w:r>
+              <w:t xml:space="preserve"> </w:t>
+            </w:r>
+            <w:r>
+              <w:rPr>
+                <w:lang w:val="en-US"/>
+              </w:rPr>
+              <w:sym w:font="Wingdings" w:char="F0E0"/>
+            </w:r>
+            <w:r>
+              <w:t xml:space="preserve"> </w:t>
+            </w:r>
+            <w:r>
+              <w:t xml:space="preserve">убирание блюда из корзины </w:t>
+            </w:r>
+          </w:p>
+        </w:tc>
+        <w:tc>
+          <w:tcPr>
+            <w:tcW w:w="1800" w:type="dxa"/>
+          </w:tcPr>
+          <w:p>
+            <w:r>
+              <w:t>Все анимации работают корректно</w:t>
+            </w:r>
+          </w:p>
+        </w:tc>
+        <w:tc>
+          <w:tcPr>
+            <w:tcW w:w="2103" w:type="dxa"/>
+          </w:tcPr>
+          <w:p>
+            <w:r>
+              <w:t>При взаимодействии;</w:t>
+            </w:r>
+            <w:r>
+              <w:br/>
+              <w:t xml:space="preserve">1. При </w:t>
+            </w:r>
+            <w:r>
+              <w:t>нажатии</w:t>
+            </w:r>
+            <w:r>
+              <w:t xml:space="preserve"> блок блюда фон блока меняется на фоновый цвет самого блюда, блок становиться больше.</w:t>
+            </w:r>
+          </w:p>
+          <w:p>
+            <w:r>
+              <w:t>2.</w:t>
+            </w:r>
+            <w:r>
+              <w:t>Плавный переход между кнопками «В корзину» и «Убрать»</w:t>
+            </w:r>
+          </w:p>
+          <w:p>
+            <w:r>
+              <w:t xml:space="preserve">3.Плавно появляется </w:t>
+            </w:r>
+            <w:r>
+              <w:t>список типов блюд</w:t>
+            </w:r>
+          </w:p>
+          <w:p>
+            <w:r>
+              <w:t xml:space="preserve">3.1 Тип выбранного блюда обводиться, меню плавно выдвигается справа на лево, а также плавное добавление и убавление текста в «Тип: </w:t>
+            </w:r>
+            <w:r>
+              <w:rPr>
+                <w:b/>
+                <w:bCs/>
+              </w:rPr>
+              <w:t>…</w:t>
+            </w:r>
+            <w:r>
+              <w:t xml:space="preserve">» </w:t>
+            </w:r>
+          </w:p>
+          <w:p>
+            <w:r>
+              <w:t>4.Появляется окно с ползунком для выбора цены и плавно появляющейся надписью сверху «Нажмите чтобы свернуть»</w:t>
+            </w:r>
+          </w:p>
+          <w:p>
+            <w:r>
+              <w:t xml:space="preserve">4.1 Смотря с какого конца взять в том </w:t>
+            </w:r>
+            <w:r>
+              <w:lastRenderedPageBreak/>
+              <w:t>текстовом поле и будет меняться цена, при передвижении ползунка она прибавляется или наоборот убывает</w:t>
+            </w:r>
+          </w:p>
+          <w:p>
+            <w:r>
+              <w:t>5</w:t>
+            </w:r>
+            <w:r>
+              <w:t xml:space="preserve">.Плавно появляется окно «Корзина» и наоборот убирается если </w:t>
+            </w:r>
+            <w:r>
+              <w:t>нажать на место сверху самого окна с плавно появляющейся надписью «Нажмите чтобы свернуть»</w:t>
+            </w:r>
+          </w:p>
+          <w:p>
+            <w:r>
+              <w:t>5.</w:t>
+            </w:r>
+            <w:r>
+              <w:t xml:space="preserve">1 </w:t>
+            </w:r>
+            <w:r>
+              <w:t>Плавная смена кол-ва блюл и итоговая стоимость</w:t>
+            </w:r>
+          </w:p>
+          <w:p>
+            <w:r>
+              <w:t>5.2 У поля появляется оранжевая обводка</w:t>
+            </w:r>
+          </w:p>
+          <w:p>
+            <w:r>
+              <w:t>6. П</w:t>
+            </w:r>
+            <w:r>
+              <w:t xml:space="preserve">ри нажатии </w:t>
+            </w:r>
+            <w:r>
+              <w:t xml:space="preserve">кнопка </w:t>
+            </w:r>
+            <w:r>
+              <w:t>немного уменьшается и расширяется до обычных размеров</w:t>
+            </w:r>
+          </w:p>
+          <w:p>
+            <w:r>
+              <w:t>7</w:t>
+            </w:r>
+            <w:r>
+              <w:t>. При убирании блюда, сам блок блюда пл</w:t>
+            </w:r>
+            <w:r>
+              <w:t>ав</w:t>
+            </w:r>
+            <w:r>
+              <w:t xml:space="preserve">но выдвигается </w:t>
+            </w:r>
+            <w:r>
+              <w:t>вниз</w:t>
+            </w:r>
+            <w:r>
+              <w:t xml:space="preserve"> пока не исчезнет и</w:t>
+            </w:r>
+            <w:r>
+              <w:t>з-за чего окно корзины уменьшается</w:t>
+            </w:r>
+          </w:p>
+        </w:tc>
+      </w:tr>
+      <w:tr>
+        <w:trPr>
+          <w:jc w:val="center"/>
+        </w:trPr>
+        <w:tc>
+          <w:tcPr>
+            <w:tcW w:w="481" w:type="dxa"/>
+          </w:tcPr>
+          <w:p>
+            <w:r>
+              <w:lastRenderedPageBreak/>
+              <w:t>11</w:t>
+            </w:r>
+          </w:p>
+        </w:tc>
+        <w:tc>
+          <w:tcPr>
+            <w:tcW w:w="648" w:type="dxa"/>
+          </w:tcPr>
+          <w:p>
+            <w:r>
+              <w:t xml:space="preserve">Открытие страницы </w:t>
+            </w:r>
+          </w:p>
+          <w:p>
+            <w:r>
+              <w:t>доставки</w:t>
+            </w:r>
+          </w:p>
+        </w:tc>
+        <w:tc>
+          <w:tcPr>
+            <w:tcW w:w="3681" w:type="dxa"/>
+          </w:tcPr>
+          <w:p>
+            <w:r>
+              <w:t>Открыта главная страница</w:t>
+            </w:r>
+          </w:p>
+        </w:tc>
+        <w:tc>
+          <w:tcPr>
+            <w:tcW w:w="2278" w:type="dxa"/>
+          </w:tcPr>
+          <w:p>
+            <w:r>
+              <w:t>Нажата кнопка «Доставка»</w:t>
+            </w:r>
+          </w:p>
+        </w:tc>
+        <w:tc>
+          <w:tcPr>
+            <w:tcW w:w="1800" w:type="dxa"/>
+          </w:tcPr>
+          <w:p>
+            <w:r>
+              <w:t>Страница доставки загружается корректно</w:t>
+            </w:r>
+          </w:p>
+        </w:tc>
+        <w:tc>
+          <w:tcPr>
+            <w:tcW w:w="2103" w:type="dxa"/>
+          </w:tcPr>
+          <w:p>
+            <w:r>
+              <w:t xml:space="preserve">Страница загружается меньше чем за секунду, при стабильном </w:t>
+            </w:r>
+            <w:r>
+              <w:lastRenderedPageBreak/>
+              <w:t>подключении 100мб\с</w:t>
+            </w:r>
+          </w:p>
+        </w:tc>
+      </w:tr>
+      <w:tr>
+        <w:trPr>
+          <w:jc w:val="center"/>
+        </w:trPr>
+        <w:tc>
+          <w:tcPr>
+            <w:tcW w:w="481" w:type="dxa"/>
+          </w:tcPr>
+          <w:p>
+            <w:r>
+              <w:lastRenderedPageBreak/>
+              <w:t>12</w:t>
+            </w:r>
+          </w:p>
+        </w:tc>
+        <w:tc>
+          <w:tcPr>
+            <w:tcW w:w="648" w:type="dxa"/>
+          </w:tcPr>
+          <w:p>
+            <w:r>
+              <w:t>Анимации на странице доставки</w:t>
+            </w:r>
+          </w:p>
+        </w:tc>
+        <w:tc>
+          <w:tcPr>
+            <w:tcW w:w="3681" w:type="dxa"/>
+          </w:tcPr>
+          <w:p>
+            <w:r>
+              <w:t>Открыта страница доставки</w:t>
+            </w:r>
+          </w:p>
+        </w:tc>
+        <w:tc>
+          <w:tcPr>
+            <w:tcW w:w="2278" w:type="dxa"/>
+          </w:tcPr>
+          <w:p>
+            <w:r>
+              <w:t xml:space="preserve">1 Меню доставки: </w:t>
+            </w:r>
+          </w:p>
+          <w:p>
+            <w:r>
+              <w:t xml:space="preserve">-ровно такие же </w:t>
+            </w:r>
+            <w:proofErr w:type="gramStart"/>
+            <w:r>
+              <w:t>сценарии</w:t>
+            </w:r>
+            <w:proofErr w:type="gramEnd"/>
+            <w:r>
+              <w:t xml:space="preserve"> как и в обычном меню</w:t>
+            </w:r>
+          </w:p>
+          <w:p/>
+          <w:p>
+            <w:r>
+              <w:t>2 Страница оформления доставки:</w:t>
+            </w:r>
+          </w:p>
+          <w:p>
+            <w:r>
+              <w:t xml:space="preserve">1.Нажать на текстовое поле </w:t>
+            </w:r>
+          </w:p>
+          <w:p>
+            <w:r>
+              <w:t>-имя получателя</w:t>
+            </w:r>
+          </w:p>
+          <w:p>
+            <w:r>
+              <w:t>-Телефон</w:t>
+            </w:r>
+          </w:p>
+          <w:p>
+            <w:r>
+              <w:t>-Улица</w:t>
+            </w:r>
+          </w:p>
+          <w:p>
+            <w:r>
+              <w:t>-Дом</w:t>
+            </w:r>
+            <w:r>
+              <w:br/>
+              <w:t>-Квартира/офис</w:t>
+            </w:r>
+          </w:p>
+          <w:p>
+            <w:r>
+              <w:t>-Подъезд</w:t>
+            </w:r>
+          </w:p>
+          <w:p>
+            <w:r>
+              <w:t>-Этаж</w:t>
+            </w:r>
+          </w:p>
+          <w:p>
+            <w:r>
+              <w:t>-Домофон</w:t>
+            </w:r>
+          </w:p>
+          <w:p>
+            <w:r>
+              <w:t xml:space="preserve">2. Заполнить </w:t>
+            </w:r>
+            <w:proofErr w:type="spellStart"/>
+            <w:r>
+              <w:t>тексовые</w:t>
+            </w:r>
+            <w:proofErr w:type="spellEnd"/>
+            <w:r>
+              <w:t xml:space="preserve"> поля</w:t>
+            </w:r>
+          </w:p>
+          <w:p>
+            <w:r>
+              <w:t>-Имя получателя</w:t>
+            </w:r>
+          </w:p>
+          <w:p>
+            <w:r>
+              <w:t>-Улица</w:t>
+            </w:r>
+          </w:p>
+          <w:p>
+            <w:r>
+              <w:t>-Дом</w:t>
+            </w:r>
+          </w:p>
+          <w:p>
+            <w:r>
+              <w:t>-Квартира/офис</w:t>
+            </w:r>
+          </w:p>
+          <w:p>
+            <w:r>
+              <w:t>-Подъезд</w:t>
+            </w:r>
+          </w:p>
+          <w:p>
+            <w:r>
+              <w:t>-Этаж</w:t>
+            </w:r>
+          </w:p>
+          <w:p>
+            <w:r>
+              <w:t>-Домофон</w:t>
+            </w:r>
+          </w:p>
+          <w:p>
+            <w:r>
+              <w:t>-Комментарий к заказу</w:t>
+            </w:r>
+          </w:p>
+          <w:p>
+            <w:r>
+              <w:t>3.</w:t>
+            </w:r>
+            <w:r>
+              <w:t>Нажать</w:t>
+            </w:r>
+            <w:r>
+              <w:t xml:space="preserve"> на кнопку «Перейти к оплате»</w:t>
+            </w:r>
+          </w:p>
+          <w:p/>
+          <w:p>
+            <w:r>
+              <w:t>3 Страница оплаты заказа:</w:t>
+            </w:r>
+          </w:p>
+          <w:p>
+            <w:r>
+              <w:t>Нажать</w:t>
+            </w:r>
+            <w:r>
+              <w:t xml:space="preserve"> на:</w:t>
+            </w:r>
+          </w:p>
+          <w:p>
+            <w:r>
+              <w:t>1.кнопку «Оплатить»</w:t>
+            </w:r>
+          </w:p>
+          <w:p>
+            <w:r>
+              <w:t>2.кнопку</w:t>
+            </w:r>
+            <w:r>
+              <w:br/>
+              <w:t>«Назад к данным доставки»</w:t>
+            </w:r>
+          </w:p>
+          <w:p>
+            <w:r>
+              <w:t>При успешной оплате:</w:t>
+            </w:r>
+          </w:p>
+          <w:p>
+            <w:r>
+              <w:t>Нажать</w:t>
+            </w:r>
+            <w:r>
+              <w:t xml:space="preserve"> на:</w:t>
+            </w:r>
+          </w:p>
+          <w:p>
+            <w:r>
+              <w:t>1.Кнопк</w:t>
+            </w:r>
+            <w:r>
+              <w:t>у</w:t>
+            </w:r>
+            <w:r>
+              <w:t xml:space="preserve"> «К заказам»</w:t>
+            </w:r>
+          </w:p>
+          <w:p>
+            <w:r>
+              <w:lastRenderedPageBreak/>
+              <w:t>2.Кнопк</w:t>
+            </w:r>
+            <w:r>
+              <w:t>у</w:t>
+            </w:r>
+            <w:r>
+              <w:t xml:space="preserve"> «В меню доставки»</w:t>
+            </w:r>
+          </w:p>
+        </w:tc>
+        <w:tc>
+          <w:tcPr>
+            <w:tcW w:w="1800" w:type="dxa"/>
+          </w:tcPr>
+          <w:p>
+            <w:r>
+              <w:lastRenderedPageBreak/>
+              <w:t>Все анимации работают корректно</w:t>
+            </w:r>
+          </w:p>
+        </w:tc>
+        <w:tc>
+          <w:tcPr>
+            <w:tcW w:w="2103" w:type="dxa"/>
+          </w:tcPr>
+          <w:p>
+            <w:r>
+              <w:t>1 Меню доставки:</w:t>
+            </w:r>
+          </w:p>
+          <w:p>
+            <w:r>
+              <w:t xml:space="preserve">-ровно такие же </w:t>
+            </w:r>
+            <w:proofErr w:type="gramStart"/>
+            <w:r>
+              <w:t>взаимодействия</w:t>
+            </w:r>
+            <w:proofErr w:type="gramEnd"/>
+            <w:r>
+              <w:t xml:space="preserve"> как и в обычном меню</w:t>
+            </w:r>
+          </w:p>
+          <w:p/>
+          <w:p>
+            <w:r>
+              <w:t>2 Страница оформления доставки:</w:t>
+            </w:r>
+          </w:p>
+          <w:p>
+            <w:r>
+              <w:t>--1---</w:t>
+            </w:r>
+          </w:p>
+          <w:p>
+            <w:r>
+              <w:t>Имя-Появляется обводка поля оранжевого цвета</w:t>
+            </w:r>
+          </w:p>
+          <w:p>
+            <w:r>
+              <w:t>телефон-Неоновая зелёная обводка становится больше</w:t>
+            </w:r>
+          </w:p>
+          <w:p>
+            <w:r>
+              <w:t>Улица-Появляется обводка поля оранжевого цвета</w:t>
+            </w:r>
+          </w:p>
+          <w:p>
+            <w:r>
+              <w:t>Дом-Появляется обводка поля оранжевого цвета</w:t>
+            </w:r>
+          </w:p>
+          <w:p>
+            <w:r>
+              <w:t>Квартира/офис-Появляется обводка поля оранжевого цвета</w:t>
+            </w:r>
+          </w:p>
+          <w:p>
+            <w:r>
+              <w:t>Подъезд-Появляется обводка поля оранжевого цвета</w:t>
+            </w:r>
+          </w:p>
+          <w:p>
+            <w:r>
+              <w:t>Этаж-Появляется обводка поля оранжевого цвета</w:t>
+            </w:r>
+          </w:p>
+          <w:p>
+            <w:r>
+              <w:t xml:space="preserve">Домофон-Появляется обводка поля </w:t>
+            </w:r>
+            <w:r>
+              <w:lastRenderedPageBreak/>
+              <w:t>оранжевого цвета</w:t>
+            </w:r>
+          </w:p>
+          <w:p>
+            <w:r>
+              <w:t xml:space="preserve"> ---2---</w:t>
+            </w:r>
+          </w:p>
+          <w:p>
+            <w:r>
+              <w:t xml:space="preserve">-Имя получателя- </w:t>
+            </w:r>
+          </w:p>
+          <w:p>
+            <w:r>
+              <w:t>Текстовое поле заполняется синим цветом</w:t>
+            </w:r>
+          </w:p>
+          <w:p>
+            <w:r>
+              <w:t>-Улица- Текстовое поле заполняется синим цветом</w:t>
+            </w:r>
+          </w:p>
+          <w:p>
+            <w:r>
+              <w:t>-Дом- Текстовое поле заполняется синим цветом</w:t>
+            </w:r>
+          </w:p>
+          <w:p>
+            <w:r>
+              <w:t>-Квартира/офис- Текстовое поле заполняется синим цветом</w:t>
+            </w:r>
+          </w:p>
+          <w:p>
+            <w:r>
+              <w:t>-Подъезд- Текстовое поле заполняется синим цветом</w:t>
+            </w:r>
+          </w:p>
+          <w:p>
+            <w:r>
+              <w:t>-Этаж- Текстовое поле заполняется синим цветом</w:t>
+            </w:r>
+          </w:p>
+          <w:p>
+            <w:r>
+              <w:t>-Домофон- Текстовое поле заполняется синим цветом</w:t>
+            </w:r>
+          </w:p>
+          <w:p>
+            <w:r>
+              <w:t>-Комментарий к заказу- счетчик символов плавно увеличивается</w:t>
+            </w:r>
+          </w:p>
+          <w:p>
+            <w:r>
+              <w:t>--3—</w:t>
+            </w:r>
+          </w:p>
+          <w:p>
+            <w:r>
+              <w:t>Кнопка подсвечивается</w:t>
+            </w:r>
+            <w:r>
+              <w:t xml:space="preserve"> и немного приподнимается</w:t>
+            </w:r>
+          </w:p>
+          <w:p/>
+          <w:p>
+            <w:r>
+              <w:t>3 Страница оплаты заказа</w:t>
+            </w:r>
+          </w:p>
+          <w:p>
+            <w:r>
+              <w:t>1.Кнопка немного приподнимается</w:t>
+            </w:r>
+          </w:p>
+          <w:p>
+            <w:r>
+              <w:t>2. Кнопка подсвечивается</w:t>
+            </w:r>
+          </w:p>
+          <w:p>
+            <w:r>
+              <w:lastRenderedPageBreak/>
+              <w:t>При успешной оплате:</w:t>
+            </w:r>
+          </w:p>
+          <w:p>
+            <w:r>
+              <w:t>1.Кнопка подсвечивается</w:t>
+            </w:r>
+          </w:p>
+          <w:p>
+            <w:r>
+              <w:t>2. Кнопка подсвечивается</w:t>
+            </w:r>
+          </w:p>
+        </w:tc>
+      </w:tr>
+      <w:tr>
+        <w:trPr>
+          <w:jc w:val="center"/>
+        </w:trPr>
+        <w:tc>
+          <w:tcPr>
+            <w:tcW w:w="481" w:type="dxa"/>
+          </w:tcPr>
+          <w:p>
+            <w:r>
+              <w:lastRenderedPageBreak/>
+              <w:t>13</w:t>
+            </w:r>
+          </w:p>
+        </w:tc>
+        <w:tc>
+          <w:tcPr>
+            <w:tcW w:w="648" w:type="dxa"/>
+          </w:tcPr>
+          <w:p>
+            <w:r>
+              <w:t>Открытие страницы истории заказов</w:t>
+            </w:r>
+          </w:p>
+        </w:tc>
+        <w:tc>
+          <w:tcPr>
+            <w:tcW w:w="3681" w:type="dxa"/>
+          </w:tcPr>
+          <w:p>
+            <w:r>
+              <w:t>Открыта страница профиля</w:t>
+            </w:r>
+          </w:p>
+        </w:tc>
+        <w:tc>
+          <w:tcPr>
+            <w:tcW w:w="2278" w:type="dxa"/>
+          </w:tcPr>
+          <w:p>
+            <w:pPr>
+              <w:rPr>
+                <w:lang w:val="en-US"/>
+              </w:rPr>
+            </w:pPr>
+            <w:r>
+              <w:t>Нажата кнопка История заказов</w:t>
+            </w:r>
+          </w:p>
+          <w:p>
+            <w:pPr>
+              <w:rPr>
+                <w:lang w:val="en-US"/>
+              </w:rPr>
+            </w:pPr>
+            <w:r>
+              <w:rPr>
+                <w:lang w:val="en-US"/>
+              </w:rPr>
+              <w:sym w:font="Wingdings" w:char="F0E0"/>
+            </w:r>
+          </w:p>
+        </w:tc>
+        <w:tc>
+          <w:tcPr>
+            <w:tcW w:w="1800" w:type="dxa"/>
+          </w:tcPr>
+          <w:p>
+            <w:r>
+              <w:t>Страница меню загружается корректно</w:t>
+            </w:r>
+          </w:p>
+        </w:tc>
+        <w:tc>
+          <w:tcPr>
+            <w:tcW w:w="2103" w:type="dxa"/>
+          </w:tcPr>
+          <w:p>
+            <w:r>
+              <w:t>Страница загружается меньше чем за секунду, при стабильном подключении 100мб\с</w:t>
+            </w:r>
+          </w:p>
+        </w:tc>
+      </w:tr>
+      <w:tr>
+        <w:trPr>
+          <w:jc w:val="center"/>
+        </w:trPr>
+        <w:tc>
+          <w:tcPr>
+            <w:tcW w:w="481" w:type="dxa"/>
+          </w:tcPr>
+          <w:p>
+            <w:r>
+              <w:t>14</w:t>
+            </w:r>
+          </w:p>
+        </w:tc>
+        <w:tc>
+          <w:tcPr>
+            <w:tcW w:w="648" w:type="dxa"/>
+          </w:tcPr>
+          <w:p>
+            <w:r>
+              <w:t>Анимации на странице истории заказов</w:t>
+            </w:r>
+          </w:p>
+        </w:tc>
+        <w:tc>
+          <w:tcPr>
+            <w:tcW w:w="3681" w:type="dxa"/>
+          </w:tcPr>
+          <w:p>
+            <w:r>
+              <w:t>Открыта страница история заказов</w:t>
+            </w:r>
+          </w:p>
+        </w:tc>
+        <w:tc>
+          <w:tcPr>
+            <w:tcW w:w="2278" w:type="dxa"/>
+          </w:tcPr>
+          <w:p>
+            <w:r>
+              <w:t>Нажать</w:t>
+            </w:r>
+            <w:r>
+              <w:t xml:space="preserve"> на:</w:t>
+            </w:r>
+            <w:r>
+              <w:br/>
+            </w:r>
+            <w:proofErr w:type="gramStart"/>
+            <w:r>
+              <w:t>1.Любой</w:t>
+            </w:r>
+            <w:proofErr w:type="gramEnd"/>
+            <w:r>
+              <w:t xml:space="preserve"> прошлый заказ </w:t>
+            </w:r>
+          </w:p>
+        </w:tc>
+        <w:tc>
+          <w:tcPr>
+            <w:tcW w:w="1800" w:type="dxa"/>
+          </w:tcPr>
+          <w:p>
+            <w:r>
+              <w:t>Все анимации работают корректно</w:t>
+            </w:r>
+          </w:p>
+        </w:tc>
+        <w:tc>
+          <w:tcPr>
+            <w:tcW w:w="2103" w:type="dxa"/>
+          </w:tcPr>
+          <w:p>
+            <w:r>
+              <w:t>1.Блок с прошлым заказо</w:t>
+            </w:r>
+            <w:r>
+              <w:t>м</w:t>
+            </w:r>
+            <w:r>
+              <w:t xml:space="preserve"> немного приподнимается</w:t>
+            </w:r>
+          </w:p>
+        </w:tc>
+      </w:tr>
+      <w:tr>
+        <w:trPr>
+          <w:jc w:val="center"/>
+        </w:trPr>
+        <w:tc>
+          <w:tcPr>
+            <w:tcW w:w="481" w:type="dxa"/>
+          </w:tcPr>
+          <w:p>
+            <w:r>
+              <w:t>15</w:t>
+            </w:r>
+          </w:p>
+        </w:tc>
+        <w:tc>
+          <w:tcPr>
+            <w:tcW w:w="648" w:type="dxa"/>
+          </w:tcPr>
+          <w:p>
+            <w:r>
+              <w:t xml:space="preserve">Открытие страницы Входа в аккаунт </w:t>
+            </w:r>
+          </w:p>
+        </w:tc>
+        <w:tc>
+          <w:tcPr>
+            <w:tcW w:w="3681" w:type="dxa"/>
+          </w:tcPr>
+          <w:p>
+            <w:r>
+              <w:t xml:space="preserve">Открыта либо страница </w:t>
+            </w:r>
+            <w:proofErr w:type="gramStart"/>
+            <w:r>
+              <w:t>профиля</w:t>
+            </w:r>
+            <w:proofErr w:type="gramEnd"/>
+            <w:r>
+              <w:t xml:space="preserve"> либо оформление заказа/брони</w:t>
+            </w:r>
+          </w:p>
+        </w:tc>
+        <w:tc>
+          <w:tcPr>
+            <w:tcW w:w="2278" w:type="dxa"/>
+          </w:tcPr>
+          <w:p>
+            <w:r>
+              <w:t>Нажать на кнопку «Выйти» в профиле если уже есть аккаунт,</w:t>
+            </w:r>
+          </w:p>
+          <w:p>
+            <w:r>
+              <w:t>Либо же при оформлении заказа/</w:t>
+            </w:r>
+            <w:proofErr w:type="gramStart"/>
+            <w:r>
+              <w:t>брони ,если</w:t>
+            </w:r>
+            <w:proofErr w:type="gramEnd"/>
+            <w:r>
+              <w:t xml:space="preserve"> вы еще не вошли в аккаунт, вас переадресует на страницу входа </w:t>
+            </w:r>
+          </w:p>
+          <w:p>
+            <w:r>
+              <w:t>Либо же на странице регистрации нажать на текст «Войти»</w:t>
+            </w:r>
+          </w:p>
+        </w:tc>
+        <w:tc>
+          <w:tcPr>
+            <w:tcW w:w="1800" w:type="dxa"/>
+          </w:tcPr>
+          <w:p>
+            <w:r>
+              <w:t>Страница входа загружается корректно</w:t>
+            </w:r>
+          </w:p>
+        </w:tc>
+        <w:tc>
+          <w:tcPr>
+            <w:tcW w:w="2103" w:type="dxa"/>
+          </w:tcPr>
+          <w:p>
+            <w:r>
+              <w:t>Страница загружается меньше чем за секунду, при стабильном подключении 100мб\с</w:t>
+            </w:r>
+          </w:p>
+        </w:tc>
+      </w:tr>
+      <w:tr>
+        <w:trPr>
+          <w:jc w:val="center"/>
+        </w:trPr>
+        <w:tc>
+          <w:tcPr>
+            <w:tcW w:w="481" w:type="dxa"/>
+          </w:tcPr>
+          <w:p>
+            <w:r>
+              <w:t>16</w:t>
+            </w:r>
+          </w:p>
+        </w:tc>
+        <w:tc>
+          <w:tcPr>
+            <w:tcW w:w="648" w:type="dxa"/>
+          </w:tcPr>
+          <w:p>
+            <w:r>
+              <w:t>Анимации на странице входа в аккаунт</w:t>
+            </w:r>
+          </w:p>
+        </w:tc>
+        <w:tc>
+          <w:tcPr>
+            <w:tcW w:w="3681" w:type="dxa"/>
+          </w:tcPr>
+          <w:p>
+            <w:r>
+              <w:t>Открыта страница входа в аккаунт</w:t>
+            </w:r>
+          </w:p>
+        </w:tc>
+        <w:tc>
+          <w:tcPr>
+            <w:tcW w:w="2278" w:type="dxa"/>
+          </w:tcPr>
+          <w:p>
+            <w:r>
+              <w:t>Нажать на:</w:t>
+            </w:r>
+          </w:p>
+          <w:p>
+            <w:r>
+              <w:t>1.Текстовое поле «Номер телефона»</w:t>
+            </w:r>
+            <w:r>
+              <w:br/>
+              <w:t>2. Текстовое поле Пароль</w:t>
+            </w:r>
+          </w:p>
+          <w:p>
+            <w:r>
+              <w:t>3.Кнопку «Войти»</w:t>
+            </w:r>
+          </w:p>
+          <w:p>
+            <w:r>
+              <w:t>4.Текст «Зарегистрир</w:t>
+            </w:r>
+          </w:p>
+          <w:p>
+            <w:r>
+              <w:t>оваться»</w:t>
+            </w:r>
+          </w:p>
+          <w:p>
+            <w:r>
+              <w:t>Ввести данные в текстовые поля:</w:t>
+            </w:r>
+          </w:p>
+          <w:p>
+            <w:r>
+              <w:t>5.Номер телефона</w:t>
+            </w:r>
+          </w:p>
+          <w:p>
+            <w:r>
+              <w:t>6.Пароль</w:t>
+            </w:r>
+          </w:p>
+        </w:tc>
+        <w:tc>
+          <w:tcPr>
+            <w:tcW w:w="1800" w:type="dxa"/>
+          </w:tcPr>
+          <w:p>
+            <w:r>
+              <w:t>Все анимации работают корректно</w:t>
+            </w:r>
+          </w:p>
+        </w:tc>
+        <w:tc>
+          <w:tcPr>
+            <w:tcW w:w="2103" w:type="dxa"/>
+          </w:tcPr>
+          <w:p>
+            <w:r>
+              <w:t xml:space="preserve">1.При нажатии появляется оранжевая обвода </w:t>
+            </w:r>
+          </w:p>
+          <w:p>
+            <w:r>
+              <w:t>2. При нажатии появляется оранжевая обвода</w:t>
+            </w:r>
+          </w:p>
+          <w:p>
+            <w:r>
+              <w:t>3. Кнопка подсвечивается</w:t>
+            </w:r>
+          </w:p>
+          <w:p>
+            <w:r>
+              <w:t xml:space="preserve">4. Текст загорается оранжевым </w:t>
+            </w:r>
+          </w:p>
+          <w:p>
+            <w:r>
+              <w:t xml:space="preserve">5.Оранжевая обводка </w:t>
+            </w:r>
+            <w:r>
+              <w:lastRenderedPageBreak/>
+              <w:t>становиться зелёной</w:t>
+            </w:r>
+          </w:p>
+          <w:p>
+            <w:r>
+              <w:t>6.Текстовое поле становиться синим</w:t>
+            </w:r>
+          </w:p>
+        </w:tc>
+      </w:tr>
+      <w:tr>
+        <w:trPr>
+          <w:jc w:val="center"/>
+        </w:trPr>
+        <w:tc>
+          <w:tcPr>
+            <w:tcW w:w="481" w:type="dxa"/>
+          </w:tcPr>
+          <w:p>
+            <w:r>
+              <w:lastRenderedPageBreak/>
+              <w:t>17</w:t>
+            </w:r>
+          </w:p>
+        </w:tc>
+        <w:tc>
+          <w:tcPr>
+            <w:tcW w:w="648" w:type="dxa"/>
+          </w:tcPr>
+          <w:p>
+            <w:r>
+              <w:t>Открытие страницы регистрации</w:t>
+            </w:r>
+          </w:p>
+        </w:tc>
+        <w:tc>
+          <w:tcPr>
+            <w:tcW w:w="3681" w:type="dxa"/>
+          </w:tcPr>
+          <w:p>
+            <w:r>
+              <w:t>Открыта страница входа в аккаунт</w:t>
+            </w:r>
+          </w:p>
+        </w:tc>
+        <w:tc>
+          <w:tcPr>
+            <w:tcW w:w="2278" w:type="dxa"/>
+          </w:tcPr>
+          <w:p>
+            <w:r>
+              <w:t>Нажат текст «Зарегистрирова</w:t>
+            </w:r>
+          </w:p>
+          <w:p>
+            <w:r>
+              <w:t>ться»</w:t>
+            </w:r>
+          </w:p>
+        </w:tc>
+        <w:tc>
+          <w:tcPr>
+            <w:tcW w:w="1800" w:type="dxa"/>
+          </w:tcPr>
+          <w:p>
+            <w:r>
+              <w:t>Страница регистрации загружается корректно</w:t>
+            </w:r>
+          </w:p>
+        </w:tc>
+        <w:tc>
+          <w:tcPr>
+            <w:tcW w:w="2103" w:type="dxa"/>
+          </w:tcPr>
+          <w:p>
+            <w:r>
+              <w:t>Страница загружается меньше чем за секунду, при стабильном подключении 100мб\с</w:t>
+            </w:r>
+          </w:p>
+        </w:tc>
+      </w:tr>
+      <w:tr>
+        <w:trPr>
+          <w:jc w:val="center"/>
+        </w:trPr>
+        <w:tc>
+          <w:tcPr>
+            <w:tcW w:w="481" w:type="dxa"/>
+          </w:tcPr>
+          <w:p>
+            <w:r>
+              <w:t>18</w:t>
+            </w:r>
+          </w:p>
+        </w:tc>
+        <w:tc>
+          <w:tcPr>
+            <w:tcW w:w="648" w:type="dxa"/>
+          </w:tcPr>
+          <w:p>
+            <w:r>
+              <w:t>Анимации на странице регистрации</w:t>
+            </w:r>
+          </w:p>
+        </w:tc>
+        <w:tc>
+          <w:tcPr>
+            <w:tcW w:w="3681" w:type="dxa"/>
+          </w:tcPr>
+          <w:p>
+            <w:r>
+              <w:t>Открыта страница регистрации</w:t>
+            </w:r>
+          </w:p>
+        </w:tc>
+        <w:tc>
+          <w:tcPr>
+            <w:tcW w:w="2278" w:type="dxa"/>
+          </w:tcPr>
+          <w:p>
+            <w:r>
+              <w:t>Нажать на:</w:t>
+            </w:r>
+            <w:r>
+              <w:br/>
+            </w:r>
+            <w:proofErr w:type="gramStart"/>
+            <w:r>
+              <w:t>1.Текстовое</w:t>
+            </w:r>
+            <w:proofErr w:type="gramEnd"/>
+            <w:r>
+              <w:t xml:space="preserve"> поле «Имя»</w:t>
+            </w:r>
+          </w:p>
+          <w:p>
+            <w:r>
+              <w:t>2.Текстовое поле</w:t>
+            </w:r>
+          </w:p>
+          <w:p>
+            <w:r>
+              <w:t>«Номер телефона»</w:t>
+            </w:r>
+          </w:p>
+          <w:p>
+            <w:r>
+              <w:t xml:space="preserve">3.Текстовое поле «Пароль» </w:t>
+            </w:r>
+          </w:p>
+          <w:p>
+            <w:r>
+              <w:t>4.</w:t>
+            </w:r>
+            <w:r>
+              <w:rPr>
+                <w:lang w:val="en-US"/>
+              </w:rPr>
+              <w:t>checkbox</w:t>
+            </w:r>
+            <w:r>
+              <w:t xml:space="preserve"> «Я принимаю польз. соглашение</w:t>
+            </w:r>
+          </w:p>
+          <w:p>
+            <w:r>
+              <w:t>5. Кнопку «зарег</w:t>
+            </w:r>
+          </w:p>
+          <w:p>
+            <w:r>
+              <w:t>истрироваться»</w:t>
+            </w:r>
+          </w:p>
+          <w:p>
+            <w:r>
+              <w:t>6.Текст «пользовательское соглашение»</w:t>
+            </w:r>
+          </w:p>
+          <w:p>
+            <w:r>
+              <w:t xml:space="preserve">7. Текст </w:t>
+            </w:r>
+            <w:proofErr w:type="gramStart"/>
+            <w:r>
+              <w:t>« Войти</w:t>
+            </w:r>
+            <w:proofErr w:type="gramEnd"/>
+            <w:r>
+              <w:t>»</w:t>
+            </w:r>
+          </w:p>
+          <w:p>
+            <w:r>
+              <w:t>Заполнить текстовые поля:</w:t>
+            </w:r>
+          </w:p>
+          <w:p>
+            <w:r>
+              <w:t>8. Имя</w:t>
+            </w:r>
+          </w:p>
+          <w:p>
+            <w:r>
+              <w:t>9. Номер телефона</w:t>
+            </w:r>
+          </w:p>
+          <w:p>
+            <w:r>
+              <w:t>10. Пароль</w:t>
+            </w:r>
+          </w:p>
+        </w:tc>
+        <w:tc>
+          <w:tcPr>
+            <w:tcW w:w="1800" w:type="dxa"/>
+          </w:tcPr>
+          <w:p>
+            <w:r>
+              <w:t>Все анимации работают корректно</w:t>
+            </w:r>
+          </w:p>
+        </w:tc>
+        <w:tc>
+          <w:tcPr>
+            <w:tcW w:w="2103" w:type="dxa"/>
+          </w:tcPr>
+          <w:p>
+            <w:r>
+              <w:t>1.Появляется оранжевая обводка</w:t>
+            </w:r>
+          </w:p>
+          <w:p>
+            <w:r>
+              <w:t>2.Появляется оранжевая обводка (либо если уже заполнено, то зелёная обводка становиться ярче)</w:t>
+            </w:r>
+          </w:p>
+          <w:p>
+            <w:r>
+              <w:t>3.Появляется оранжевая обводка</w:t>
+            </w:r>
+          </w:p>
+          <w:p>
+            <w:r>
+              <w:t xml:space="preserve">4.Плавно появляется оранжевый кубик внутри </w:t>
+            </w:r>
+            <w:r>
+              <w:rPr>
+                <w:lang w:val="en-US"/>
+              </w:rPr>
+              <w:t>checkbox</w:t>
+            </w:r>
+            <w:r>
+              <w:t>’</w:t>
+            </w:r>
+            <w:r>
+              <w:t>а</w:t>
+            </w:r>
+          </w:p>
+          <w:p>
+            <w:r>
+              <w:t>5.Кнопка подсвечивается</w:t>
+            </w:r>
+          </w:p>
+          <w:p>
+            <w:r>
+              <w:t>6.Текст загорается оранжевым цветов</w:t>
+            </w:r>
+          </w:p>
+          <w:p>
+            <w:r>
+              <w:t>7.Текст загорается оранжевым цветом</w:t>
+            </w:r>
+          </w:p>
+          <w:p>
+            <w:r>
+              <w:t>8. Текстовое поле становится синим</w:t>
+            </w:r>
+          </w:p>
+          <w:p>
+            <w:r>
+              <w:t>9. Текстовое поле становится синим и появляется зелёная обводка</w:t>
+            </w:r>
+          </w:p>
+          <w:p>
+            <w:pPr>
+              <w:rPr>
+                <w:lang w:val="en-US"/>
+              </w:rPr>
+            </w:pPr>
+            <w:r>
+              <w:lastRenderedPageBreak/>
+              <w:t xml:space="preserve">10. Текстовое поле становится </w:t>
+            </w:r>
+            <w:proofErr w:type="spellStart"/>
+            <w:r>
+              <w:t>син</w:t>
+            </w:r>
+            <w:proofErr w:type="spellEnd"/>
+          </w:p>
+        </w:tc>
+      </w:tr>
+    </w:tbl>
+    <w:p/>
+    <w:p/>
+    <w:p/>
+    <w:p/>
+    <w:p/>
+    <w:p/>
+    <w:p>
+      <w:r>
+        <w:t>(пример)Результат:</w:t>
       </w:r>
     </w:p>
     <w:p>
@@ -690,8 +6083,749 @@
 </w:document>
 </file>
 
+<file path=word/numbering.xml><?xml version="1.0" encoding="utf-8"?>
+<w:numbering xmlns:wpc="http://schemas.microsoft.com/office/word/2010/wordprocessingCanvas" xmlns:cx="http://schemas.microsoft.com/office/drawing/2014/chartex" xmlns:cx1="http://schemas.microsoft.com/office/drawing/2015/9/8/chartex" xmlns:cx2="http://schemas.microsoft.com/office/drawing/2015/10/21/chartex" xmlns:cx3="http://schemas.microsoft.com/office/drawing/2016/5/9/chartex" xmlns:cx4="http://schemas.microsoft.com/office/drawing/2016/5/10/chartex" xmlns:cx5="http://schemas.microsoft.com/office/drawing/2016/5/11/chartex" xmlns:cx6="http://schemas.microsoft.com/office/drawing/2016/5/12/chartex" xmlns:cx7="http://schemas.microsoft.com/office/drawing/2016/5/13/chartex" xmlns:cx8="http://schemas.microsoft.com/office/drawing/2016/5/14/chartex" xmlns:mc="http://schemas.openxmlformats.org/markup-compatibility/2006" xmlns:aink="http://schemas.microsoft.com/office/drawing/2016/ink" xmlns:am3d="http://schemas.microsoft.com/office/drawing/2017/model3d" xmlns:o="urn:schemas-microsoft-com:office:office" xmlns:oel="http://schemas.microsoft.com/office/2019/extlst" xmlns:r="http://schemas.openxmlformats.org/officeDocument/2006/relationships" xmlns:m="http://schemas.openxmlformats.org/officeDocument/2006/math" xmlns:v="urn:schemas-microsoft-com:vml" xmlns:wp14="http://schemas.microsoft.com/office/word/2010/wordprocessingDrawing" xmlns:wp="http://schemas.openxmlformats.org/drawingml/2006/wordprocessingDrawing" xmlns:w10="urn:schemas-microsoft-com:office:word" xmlns:w="http://schemas.openxmlformats.org/wordprocessingml/2006/main" xmlns:w14="http://schemas.microsoft.com/office/word/2010/wordml" xmlns:w15="http://schemas.microsoft.com/office/word/2012/wordml" xmlns:w16cex="http://schemas.microsoft.com/office/word/2018/wordml/cex" xmlns:w16cid="http://schemas.microsoft.com/office/word/2016/wordml/cid" xmlns:w16="http://schemas.microsoft.com/office/word/2018/wordml" xmlns:w16du="http://schemas.microsoft.com/office/word/2023/wordml/word16du" xmlns:w16sdtdh="http://schemas.microsoft.com/office/word/2020/wordml/sdtdatahash" xmlns:w16sdtfl="http://schemas.microsoft.com/office/word/2024/wordml/sdtformatlock" xmlns:w16se="http://schemas.microsoft.com/office/word/2015/wordml/symex" xmlns:wpg="http://schemas.microsoft.com/office/word/2010/wordprocessingGroup" xmlns:wpi="http://schemas.microsoft.com/office/word/2010/wordprocessingInk" xmlns:wne="http://schemas.microsoft.com/office/word/2006/wordml" xmlns:wps="http://schemas.microsoft.com/office/word/2010/wordprocessingShape" mc:Ignorable="w14 w15 w16se w16cid w16 w16cex w16sdtdh w16sdtfl w16du wp14">
+  <w:abstractNum w:abstractNumId="0" w15:restartNumberingAfterBreak="0">
+    <w:nsid w:val="187C1377"/>
+    <w:multiLevelType w:val="hybridMultilevel"/>
+    <w:tmpl w:val="34CE2A88"/>
+    <w:lvl w:ilvl="0" w:tplc="0419000F">
+      <w:start w:val="1"/>
+      <w:numFmt w:val="decimal"/>
+      <w:lvlText w:val="%1."/>
+      <w:lvlJc w:val="left"/>
+      <w:pPr>
+        <w:ind w:left="720" w:hanging="360"/>
+      </w:pPr>
+      <w:rPr>
+        <w:rFonts w:hint="default"/>
+      </w:rPr>
+    </w:lvl>
+    <w:lvl w:ilvl="1" w:tplc="04190019" w:tentative="1">
+      <w:start w:val="1"/>
+      <w:numFmt w:val="lowerLetter"/>
+      <w:lvlText w:val="%2."/>
+      <w:lvlJc w:val="left"/>
+      <w:pPr>
+        <w:ind w:left="1440" w:hanging="360"/>
+      </w:pPr>
+    </w:lvl>
+    <w:lvl w:ilvl="2" w:tplc="0419001B" w:tentative="1">
+      <w:start w:val="1"/>
+      <w:numFmt w:val="lowerRoman"/>
+      <w:lvlText w:val="%3."/>
+      <w:lvlJc w:val="right"/>
+      <w:pPr>
+        <w:ind w:left="2160" w:hanging="180"/>
+      </w:pPr>
+    </w:lvl>
+    <w:lvl w:ilvl="3" w:tplc="0419000F" w:tentative="1">
+      <w:start w:val="1"/>
+      <w:numFmt w:val="decimal"/>
+      <w:lvlText w:val="%4."/>
+      <w:lvlJc w:val="left"/>
+      <w:pPr>
+        <w:ind w:left="2880" w:hanging="360"/>
+      </w:pPr>
+    </w:lvl>
+    <w:lvl w:ilvl="4" w:tplc="04190019" w:tentative="1">
+      <w:start w:val="1"/>
+      <w:numFmt w:val="lowerLetter"/>
+      <w:lvlText w:val="%5."/>
+      <w:lvlJc w:val="left"/>
+      <w:pPr>
+        <w:ind w:left="3600" w:hanging="360"/>
+      </w:pPr>
+    </w:lvl>
+    <w:lvl w:ilvl="5" w:tplc="0419001B" w:tentative="1">
+      <w:start w:val="1"/>
+      <w:numFmt w:val="lowerRoman"/>
+      <w:lvlText w:val="%6."/>
+      <w:lvlJc w:val="right"/>
+      <w:pPr>
+        <w:ind w:left="4320" w:hanging="180"/>
+      </w:pPr>
+    </w:lvl>
+    <w:lvl w:ilvl="6" w:tplc="0419000F" w:tentative="1">
+      <w:start w:val="1"/>
+      <w:numFmt w:val="decimal"/>
+      <w:lvlText w:val="%7."/>
+      <w:lvlJc w:val="left"/>
+      <w:pPr>
+        <w:ind w:left="5040" w:hanging="360"/>
+      </w:pPr>
+    </w:lvl>
+    <w:lvl w:ilvl="7" w:tplc="04190019" w:tentative="1">
+      <w:start w:val="1"/>
+      <w:numFmt w:val="lowerLetter"/>
+      <w:lvlText w:val="%8."/>
+      <w:lvlJc w:val="left"/>
+      <w:pPr>
+        <w:ind w:left="5760" w:hanging="360"/>
+      </w:pPr>
+    </w:lvl>
+    <w:lvl w:ilvl="8" w:tplc="0419001B" w:tentative="1">
+      <w:start w:val="1"/>
+      <w:numFmt w:val="lowerRoman"/>
+      <w:lvlText w:val="%9."/>
+      <w:lvlJc w:val="right"/>
+      <w:pPr>
+        <w:ind w:left="6480" w:hanging="180"/>
+      </w:pPr>
+    </w:lvl>
+  </w:abstractNum>
+  <w:abstractNum w:abstractNumId="1" w15:restartNumberingAfterBreak="0">
+    <w:nsid w:val="213537F4"/>
+    <w:multiLevelType w:val="hybridMultilevel"/>
+    <w:tmpl w:val="A3B26822"/>
+    <w:lvl w:ilvl="0" w:tplc="0419000F">
+      <w:start w:val="1"/>
+      <w:numFmt w:val="decimal"/>
+      <w:lvlText w:val="%1."/>
+      <w:lvlJc w:val="left"/>
+      <w:pPr>
+        <w:ind w:left="720" w:hanging="360"/>
+      </w:pPr>
+      <w:rPr>
+        <w:rFonts w:hint="default"/>
+      </w:rPr>
+    </w:lvl>
+    <w:lvl w:ilvl="1" w:tplc="04190019" w:tentative="1">
+      <w:start w:val="1"/>
+      <w:numFmt w:val="lowerLetter"/>
+      <w:lvlText w:val="%2."/>
+      <w:lvlJc w:val="left"/>
+      <w:pPr>
+        <w:ind w:left="1440" w:hanging="360"/>
+      </w:pPr>
+    </w:lvl>
+    <w:lvl w:ilvl="2" w:tplc="0419001B" w:tentative="1">
+      <w:start w:val="1"/>
+      <w:numFmt w:val="lowerRoman"/>
+      <w:lvlText w:val="%3."/>
+      <w:lvlJc w:val="right"/>
+      <w:pPr>
+        <w:ind w:left="2160" w:hanging="180"/>
+      </w:pPr>
+    </w:lvl>
+    <w:lvl w:ilvl="3" w:tplc="0419000F" w:tentative="1">
+      <w:start w:val="1"/>
+      <w:numFmt w:val="decimal"/>
+      <w:lvlText w:val="%4."/>
+      <w:lvlJc w:val="left"/>
+      <w:pPr>
+        <w:ind w:left="2880" w:hanging="360"/>
+      </w:pPr>
+    </w:lvl>
+    <w:lvl w:ilvl="4" w:tplc="04190019" w:tentative="1">
+      <w:start w:val="1"/>
+      <w:numFmt w:val="lowerLetter"/>
+      <w:lvlText w:val="%5."/>
+      <w:lvlJc w:val="left"/>
+      <w:pPr>
+        <w:ind w:left="3600" w:hanging="360"/>
+      </w:pPr>
+    </w:lvl>
+    <w:lvl w:ilvl="5" w:tplc="0419001B" w:tentative="1">
+      <w:start w:val="1"/>
+      <w:numFmt w:val="lowerRoman"/>
+      <w:lvlText w:val="%6."/>
+      <w:lvlJc w:val="right"/>
+      <w:pPr>
+        <w:ind w:left="4320" w:hanging="180"/>
+      </w:pPr>
+    </w:lvl>
+    <w:lvl w:ilvl="6" w:tplc="0419000F" w:tentative="1">
+      <w:start w:val="1"/>
+      <w:numFmt w:val="decimal"/>
+      <w:lvlText w:val="%7."/>
+      <w:lvlJc w:val="left"/>
+      <w:pPr>
+        <w:ind w:left="5040" w:hanging="360"/>
+      </w:pPr>
+    </w:lvl>
+    <w:lvl w:ilvl="7" w:tplc="04190019" w:tentative="1">
+      <w:start w:val="1"/>
+      <w:numFmt w:val="lowerLetter"/>
+      <w:lvlText w:val="%8."/>
+      <w:lvlJc w:val="left"/>
+      <w:pPr>
+        <w:ind w:left="5760" w:hanging="360"/>
+      </w:pPr>
+    </w:lvl>
+    <w:lvl w:ilvl="8" w:tplc="0419001B" w:tentative="1">
+      <w:start w:val="1"/>
+      <w:numFmt w:val="lowerRoman"/>
+      <w:lvlText w:val="%9."/>
+      <w:lvlJc w:val="right"/>
+      <w:pPr>
+        <w:ind w:left="6480" w:hanging="180"/>
+      </w:pPr>
+    </w:lvl>
+  </w:abstractNum>
+  <w:abstractNum w:abstractNumId="2" w15:restartNumberingAfterBreak="0">
+    <w:nsid w:val="255C7D3C"/>
+    <w:multiLevelType w:val="hybridMultilevel"/>
+    <w:tmpl w:val="D592DE86"/>
+    <w:lvl w:ilvl="0" w:tplc="0419000F">
+      <w:start w:val="1"/>
+      <w:numFmt w:val="decimal"/>
+      <w:lvlText w:val="%1."/>
+      <w:lvlJc w:val="left"/>
+      <w:pPr>
+        <w:ind w:left="720" w:hanging="360"/>
+      </w:pPr>
+      <w:rPr>
+        <w:rFonts w:hint="default"/>
+      </w:rPr>
+    </w:lvl>
+    <w:lvl w:ilvl="1" w:tplc="04190019" w:tentative="1">
+      <w:start w:val="1"/>
+      <w:numFmt w:val="lowerLetter"/>
+      <w:lvlText w:val="%2."/>
+      <w:lvlJc w:val="left"/>
+      <w:pPr>
+        <w:ind w:left="1440" w:hanging="360"/>
+      </w:pPr>
+    </w:lvl>
+    <w:lvl w:ilvl="2" w:tplc="0419001B" w:tentative="1">
+      <w:start w:val="1"/>
+      <w:numFmt w:val="lowerRoman"/>
+      <w:lvlText w:val="%3."/>
+      <w:lvlJc w:val="right"/>
+      <w:pPr>
+        <w:ind w:left="2160" w:hanging="180"/>
+      </w:pPr>
+    </w:lvl>
+    <w:lvl w:ilvl="3" w:tplc="0419000F" w:tentative="1">
+      <w:start w:val="1"/>
+      <w:numFmt w:val="decimal"/>
+      <w:lvlText w:val="%4."/>
+      <w:lvlJc w:val="left"/>
+      <w:pPr>
+        <w:ind w:left="2880" w:hanging="360"/>
+      </w:pPr>
+    </w:lvl>
+    <w:lvl w:ilvl="4" w:tplc="04190019" w:tentative="1">
+      <w:start w:val="1"/>
+      <w:numFmt w:val="lowerLetter"/>
+      <w:lvlText w:val="%5."/>
+      <w:lvlJc w:val="left"/>
+      <w:pPr>
+        <w:ind w:left="3600" w:hanging="360"/>
+      </w:pPr>
+    </w:lvl>
+    <w:lvl w:ilvl="5" w:tplc="0419001B" w:tentative="1">
+      <w:start w:val="1"/>
+      <w:numFmt w:val="lowerRoman"/>
+      <w:lvlText w:val="%6."/>
+      <w:lvlJc w:val="right"/>
+      <w:pPr>
+        <w:ind w:left="4320" w:hanging="180"/>
+      </w:pPr>
+    </w:lvl>
+    <w:lvl w:ilvl="6" w:tplc="0419000F" w:tentative="1">
+      <w:start w:val="1"/>
+      <w:numFmt w:val="decimal"/>
+      <w:lvlText w:val="%7."/>
+      <w:lvlJc w:val="left"/>
+      <w:pPr>
+        <w:ind w:left="5040" w:hanging="360"/>
+      </w:pPr>
+    </w:lvl>
+    <w:lvl w:ilvl="7" w:tplc="04190019" w:tentative="1">
+      <w:start w:val="1"/>
+      <w:numFmt w:val="lowerLetter"/>
+      <w:lvlText w:val="%8."/>
+      <w:lvlJc w:val="left"/>
+      <w:pPr>
+        <w:ind w:left="5760" w:hanging="360"/>
+      </w:pPr>
+    </w:lvl>
+    <w:lvl w:ilvl="8" w:tplc="0419001B" w:tentative="1">
+      <w:start w:val="1"/>
+      <w:numFmt w:val="lowerRoman"/>
+      <w:lvlText w:val="%9."/>
+      <w:lvlJc w:val="right"/>
+      <w:pPr>
+        <w:ind w:left="6480" w:hanging="180"/>
+      </w:pPr>
+    </w:lvl>
+  </w:abstractNum>
+  <w:abstractNum w:abstractNumId="3" w15:restartNumberingAfterBreak="0">
+    <w:nsid w:val="2B866C8C"/>
+    <w:multiLevelType w:val="hybridMultilevel"/>
+    <w:tmpl w:val="4AC0FD10"/>
+    <w:lvl w:ilvl="0" w:tplc="0419000F">
+      <w:start w:val="1"/>
+      <w:numFmt w:val="decimal"/>
+      <w:lvlText w:val="%1."/>
+      <w:lvlJc w:val="left"/>
+      <w:pPr>
+        <w:ind w:left="720" w:hanging="360"/>
+      </w:pPr>
+      <w:rPr>
+        <w:rFonts w:hint="default"/>
+      </w:rPr>
+    </w:lvl>
+    <w:lvl w:ilvl="1" w:tplc="04190019" w:tentative="1">
+      <w:start w:val="1"/>
+      <w:numFmt w:val="lowerLetter"/>
+      <w:lvlText w:val="%2."/>
+      <w:lvlJc w:val="left"/>
+      <w:pPr>
+        <w:ind w:left="1440" w:hanging="360"/>
+      </w:pPr>
+    </w:lvl>
+    <w:lvl w:ilvl="2" w:tplc="0419001B" w:tentative="1">
+      <w:start w:val="1"/>
+      <w:numFmt w:val="lowerRoman"/>
+      <w:lvlText w:val="%3."/>
+      <w:lvlJc w:val="right"/>
+      <w:pPr>
+        <w:ind w:left="2160" w:hanging="180"/>
+      </w:pPr>
+    </w:lvl>
+    <w:lvl w:ilvl="3" w:tplc="0419000F" w:tentative="1">
+      <w:start w:val="1"/>
+      <w:numFmt w:val="decimal"/>
+      <w:lvlText w:val="%4."/>
+      <w:lvlJc w:val="left"/>
+      <w:pPr>
+        <w:ind w:left="2880" w:hanging="360"/>
+      </w:pPr>
+    </w:lvl>
+    <w:lvl w:ilvl="4" w:tplc="04190019" w:tentative="1">
+      <w:start w:val="1"/>
+      <w:numFmt w:val="lowerLetter"/>
+      <w:lvlText w:val="%5."/>
+      <w:lvlJc w:val="left"/>
+      <w:pPr>
+        <w:ind w:left="3600" w:hanging="360"/>
+      </w:pPr>
+    </w:lvl>
+    <w:lvl w:ilvl="5" w:tplc="0419001B" w:tentative="1">
+      <w:start w:val="1"/>
+      <w:numFmt w:val="lowerRoman"/>
+      <w:lvlText w:val="%6."/>
+      <w:lvlJc w:val="right"/>
+      <w:pPr>
+        <w:ind w:left="4320" w:hanging="180"/>
+      </w:pPr>
+    </w:lvl>
+    <w:lvl w:ilvl="6" w:tplc="0419000F" w:tentative="1">
+      <w:start w:val="1"/>
+      <w:numFmt w:val="decimal"/>
+      <w:lvlText w:val="%7."/>
+      <w:lvlJc w:val="left"/>
+      <w:pPr>
+        <w:ind w:left="5040" w:hanging="360"/>
+      </w:pPr>
+    </w:lvl>
+    <w:lvl w:ilvl="7" w:tplc="04190019" w:tentative="1">
+      <w:start w:val="1"/>
+      <w:numFmt w:val="lowerLetter"/>
+      <w:lvlText w:val="%8."/>
+      <w:lvlJc w:val="left"/>
+      <w:pPr>
+        <w:ind w:left="5760" w:hanging="360"/>
+      </w:pPr>
+    </w:lvl>
+    <w:lvl w:ilvl="8" w:tplc="0419001B" w:tentative="1">
+      <w:start w:val="1"/>
+      <w:numFmt w:val="lowerRoman"/>
+      <w:lvlText w:val="%9."/>
+      <w:lvlJc w:val="right"/>
+      <w:pPr>
+        <w:ind w:left="6480" w:hanging="180"/>
+      </w:pPr>
+    </w:lvl>
+  </w:abstractNum>
+  <w:abstractNum w:abstractNumId="4" w15:restartNumberingAfterBreak="0">
+    <w:nsid w:val="3D1B0501"/>
+    <w:multiLevelType w:val="hybridMultilevel"/>
+    <w:tmpl w:val="BD38BE5E"/>
+    <w:lvl w:ilvl="0" w:tplc="0419000F">
+      <w:start w:val="1"/>
+      <w:numFmt w:val="decimal"/>
+      <w:lvlText w:val="%1."/>
+      <w:lvlJc w:val="left"/>
+      <w:pPr>
+        <w:ind w:left="720" w:hanging="360"/>
+      </w:pPr>
+      <w:rPr>
+        <w:rFonts w:hint="default"/>
+      </w:rPr>
+    </w:lvl>
+    <w:lvl w:ilvl="1" w:tplc="04190019" w:tentative="1">
+      <w:start w:val="1"/>
+      <w:numFmt w:val="lowerLetter"/>
+      <w:lvlText w:val="%2."/>
+      <w:lvlJc w:val="left"/>
+      <w:pPr>
+        <w:ind w:left="1440" w:hanging="360"/>
+      </w:pPr>
+    </w:lvl>
+    <w:lvl w:ilvl="2" w:tplc="0419001B" w:tentative="1">
+      <w:start w:val="1"/>
+      <w:numFmt w:val="lowerRoman"/>
+      <w:lvlText w:val="%3."/>
+      <w:lvlJc w:val="right"/>
+      <w:pPr>
+        <w:ind w:left="2160" w:hanging="180"/>
+      </w:pPr>
+    </w:lvl>
+    <w:lvl w:ilvl="3" w:tplc="0419000F" w:tentative="1">
+      <w:start w:val="1"/>
+      <w:numFmt w:val="decimal"/>
+      <w:lvlText w:val="%4."/>
+      <w:lvlJc w:val="left"/>
+      <w:pPr>
+        <w:ind w:left="2880" w:hanging="360"/>
+      </w:pPr>
+    </w:lvl>
+    <w:lvl w:ilvl="4" w:tplc="04190019" w:tentative="1">
+      <w:start w:val="1"/>
+      <w:numFmt w:val="lowerLetter"/>
+      <w:lvlText w:val="%5."/>
+      <w:lvlJc w:val="left"/>
+      <w:pPr>
+        <w:ind w:left="3600" w:hanging="360"/>
+      </w:pPr>
+    </w:lvl>
+    <w:lvl w:ilvl="5" w:tplc="0419001B" w:tentative="1">
+      <w:start w:val="1"/>
+      <w:numFmt w:val="lowerRoman"/>
+      <w:lvlText w:val="%6."/>
+      <w:lvlJc w:val="right"/>
+      <w:pPr>
+        <w:ind w:left="4320" w:hanging="180"/>
+      </w:pPr>
+    </w:lvl>
+    <w:lvl w:ilvl="6" w:tplc="0419000F" w:tentative="1">
+      <w:start w:val="1"/>
+      <w:numFmt w:val="decimal"/>
+      <w:lvlText w:val="%7."/>
+      <w:lvlJc w:val="left"/>
+      <w:pPr>
+        <w:ind w:left="5040" w:hanging="360"/>
+      </w:pPr>
+    </w:lvl>
+    <w:lvl w:ilvl="7" w:tplc="04190019" w:tentative="1">
+      <w:start w:val="1"/>
+      <w:numFmt w:val="lowerLetter"/>
+      <w:lvlText w:val="%8."/>
+      <w:lvlJc w:val="left"/>
+      <w:pPr>
+        <w:ind w:left="5760" w:hanging="360"/>
+      </w:pPr>
+    </w:lvl>
+    <w:lvl w:ilvl="8" w:tplc="0419001B" w:tentative="1">
+      <w:start w:val="1"/>
+      <w:numFmt w:val="lowerRoman"/>
+      <w:lvlText w:val="%9."/>
+      <w:lvlJc w:val="right"/>
+      <w:pPr>
+        <w:ind w:left="6480" w:hanging="180"/>
+      </w:pPr>
+    </w:lvl>
+  </w:abstractNum>
+  <w:abstractNum w:abstractNumId="5" w15:restartNumberingAfterBreak="0">
+    <w:nsid w:val="449D00DA"/>
+    <w:multiLevelType w:val="hybridMultilevel"/>
+    <w:tmpl w:val="60E243DC"/>
+    <w:lvl w:ilvl="0" w:tplc="0419000F">
+      <w:start w:val="1"/>
+      <w:numFmt w:val="decimal"/>
+      <w:lvlText w:val="%1."/>
+      <w:lvlJc w:val="left"/>
+      <w:pPr>
+        <w:ind w:left="720" w:hanging="360"/>
+      </w:pPr>
+      <w:rPr>
+        <w:rFonts w:hint="default"/>
+      </w:rPr>
+    </w:lvl>
+    <w:lvl w:ilvl="1" w:tplc="04190019" w:tentative="1">
+      <w:start w:val="1"/>
+      <w:numFmt w:val="lowerLetter"/>
+      <w:lvlText w:val="%2."/>
+      <w:lvlJc w:val="left"/>
+      <w:pPr>
+        <w:ind w:left="1440" w:hanging="360"/>
+      </w:pPr>
+    </w:lvl>
+    <w:lvl w:ilvl="2" w:tplc="0419001B" w:tentative="1">
+      <w:start w:val="1"/>
+      <w:numFmt w:val="lowerRoman"/>
+      <w:lvlText w:val="%3."/>
+      <w:lvlJc w:val="right"/>
+      <w:pPr>
+        <w:ind w:left="2160" w:hanging="180"/>
+      </w:pPr>
+    </w:lvl>
+    <w:lvl w:ilvl="3" w:tplc="0419000F" w:tentative="1">
+      <w:start w:val="1"/>
+      <w:numFmt w:val="decimal"/>
+      <w:lvlText w:val="%4."/>
+      <w:lvlJc w:val="left"/>
+      <w:pPr>
+        <w:ind w:left="2880" w:hanging="360"/>
+      </w:pPr>
+    </w:lvl>
+    <w:lvl w:ilvl="4" w:tplc="04190019" w:tentative="1">
+      <w:start w:val="1"/>
+      <w:numFmt w:val="lowerLetter"/>
+      <w:lvlText w:val="%5."/>
+      <w:lvlJc w:val="left"/>
+      <w:pPr>
+        <w:ind w:left="3600" w:hanging="360"/>
+      </w:pPr>
+    </w:lvl>
+    <w:lvl w:ilvl="5" w:tplc="0419001B" w:tentative="1">
+      <w:start w:val="1"/>
+      <w:numFmt w:val="lowerRoman"/>
+      <w:lvlText w:val="%6."/>
+      <w:lvlJc w:val="right"/>
+      <w:pPr>
+        <w:ind w:left="4320" w:hanging="180"/>
+      </w:pPr>
+    </w:lvl>
+    <w:lvl w:ilvl="6" w:tplc="0419000F" w:tentative="1">
+      <w:start w:val="1"/>
+      <w:numFmt w:val="decimal"/>
+      <w:lvlText w:val="%7."/>
+      <w:lvlJc w:val="left"/>
+      <w:pPr>
+        <w:ind w:left="5040" w:hanging="360"/>
+      </w:pPr>
+    </w:lvl>
+    <w:lvl w:ilvl="7" w:tplc="04190019" w:tentative="1">
+      <w:start w:val="1"/>
+      <w:numFmt w:val="lowerLetter"/>
+      <w:lvlText w:val="%8."/>
+      <w:lvlJc w:val="left"/>
+      <w:pPr>
+        <w:ind w:left="5760" w:hanging="360"/>
+      </w:pPr>
+    </w:lvl>
+    <w:lvl w:ilvl="8" w:tplc="0419001B" w:tentative="1">
+      <w:start w:val="1"/>
+      <w:numFmt w:val="lowerRoman"/>
+      <w:lvlText w:val="%9."/>
+      <w:lvlJc w:val="right"/>
+      <w:pPr>
+        <w:ind w:left="6480" w:hanging="180"/>
+      </w:pPr>
+    </w:lvl>
+  </w:abstractNum>
+  <w:abstractNum w:abstractNumId="6" w15:restartNumberingAfterBreak="0">
+    <w:nsid w:val="5C7841A1"/>
+    <w:multiLevelType w:val="hybridMultilevel"/>
+    <w:tmpl w:val="FD622066"/>
+    <w:lvl w:ilvl="0" w:tplc="0419000F">
+      <w:start w:val="1"/>
+      <w:numFmt w:val="decimal"/>
+      <w:lvlText w:val="%1."/>
+      <w:lvlJc w:val="left"/>
+      <w:pPr>
+        <w:ind w:left="720" w:hanging="360"/>
+      </w:pPr>
+      <w:rPr>
+        <w:rFonts w:hint="default"/>
+      </w:rPr>
+    </w:lvl>
+    <w:lvl w:ilvl="1" w:tplc="04190019" w:tentative="1">
+      <w:start w:val="1"/>
+      <w:numFmt w:val="lowerLetter"/>
+      <w:lvlText w:val="%2."/>
+      <w:lvlJc w:val="left"/>
+      <w:pPr>
+        <w:ind w:left="1440" w:hanging="360"/>
+      </w:pPr>
+    </w:lvl>
+    <w:lvl w:ilvl="2" w:tplc="0419001B" w:tentative="1">
+      <w:start w:val="1"/>
+      <w:numFmt w:val="lowerRoman"/>
+      <w:lvlText w:val="%3."/>
+      <w:lvlJc w:val="right"/>
+      <w:pPr>
+        <w:ind w:left="2160" w:hanging="180"/>
+      </w:pPr>
+    </w:lvl>
+    <w:lvl w:ilvl="3" w:tplc="0419000F" w:tentative="1">
+      <w:start w:val="1"/>
+      <w:numFmt w:val="decimal"/>
+      <w:lvlText w:val="%4."/>
+      <w:lvlJc w:val="left"/>
+      <w:pPr>
+        <w:ind w:left="2880" w:hanging="360"/>
+      </w:pPr>
+    </w:lvl>
+    <w:lvl w:ilvl="4" w:tplc="04190019" w:tentative="1">
+      <w:start w:val="1"/>
+      <w:numFmt w:val="lowerLetter"/>
+      <w:lvlText w:val="%5."/>
+      <w:lvlJc w:val="left"/>
+      <w:pPr>
+        <w:ind w:left="3600" w:hanging="360"/>
+      </w:pPr>
+    </w:lvl>
+    <w:lvl w:ilvl="5" w:tplc="0419001B" w:tentative="1">
+      <w:start w:val="1"/>
+      <w:numFmt w:val="lowerRoman"/>
+      <w:lvlText w:val="%6."/>
+      <w:lvlJc w:val="right"/>
+      <w:pPr>
+        <w:ind w:left="4320" w:hanging="180"/>
+      </w:pPr>
+    </w:lvl>
+    <w:lvl w:ilvl="6" w:tplc="0419000F" w:tentative="1">
+      <w:start w:val="1"/>
+      <w:numFmt w:val="decimal"/>
+      <w:lvlText w:val="%7."/>
+      <w:lvlJc w:val="left"/>
+      <w:pPr>
+        <w:ind w:left="5040" w:hanging="360"/>
+      </w:pPr>
+    </w:lvl>
+    <w:lvl w:ilvl="7" w:tplc="04190019" w:tentative="1">
+      <w:start w:val="1"/>
+      <w:numFmt w:val="lowerLetter"/>
+      <w:lvlText w:val="%8."/>
+      <w:lvlJc w:val="left"/>
+      <w:pPr>
+        <w:ind w:left="5760" w:hanging="360"/>
+      </w:pPr>
+    </w:lvl>
+    <w:lvl w:ilvl="8" w:tplc="0419001B" w:tentative="1">
+      <w:start w:val="1"/>
+      <w:numFmt w:val="lowerRoman"/>
+      <w:lvlText w:val="%9."/>
+      <w:lvlJc w:val="right"/>
+      <w:pPr>
+        <w:ind w:left="6480" w:hanging="180"/>
+      </w:pPr>
+    </w:lvl>
+  </w:abstractNum>
+  <w:abstractNum w:abstractNumId="7" w15:restartNumberingAfterBreak="0">
+    <w:nsid w:val="70E0037F"/>
+    <w:multiLevelType w:val="hybridMultilevel"/>
+    <w:tmpl w:val="BF7A354E"/>
+    <w:lvl w:ilvl="0" w:tplc="0419000F">
+      <w:start w:val="1"/>
+      <w:numFmt w:val="decimal"/>
+      <w:lvlText w:val="%1."/>
+      <w:lvlJc w:val="left"/>
+      <w:pPr>
+        <w:ind w:left="720" w:hanging="360"/>
+      </w:pPr>
+      <w:rPr>
+        <w:rFonts w:hint="default"/>
+      </w:rPr>
+    </w:lvl>
+    <w:lvl w:ilvl="1" w:tplc="04190019" w:tentative="1">
+      <w:start w:val="1"/>
+      <w:numFmt w:val="lowerLetter"/>
+      <w:lvlText w:val="%2."/>
+      <w:lvlJc w:val="left"/>
+      <w:pPr>
+        <w:ind w:left="1440" w:hanging="360"/>
+      </w:pPr>
+    </w:lvl>
+    <w:lvl w:ilvl="2" w:tplc="0419001B" w:tentative="1">
+      <w:start w:val="1"/>
+      <w:numFmt w:val="lowerRoman"/>
+      <w:lvlText w:val="%3."/>
+      <w:lvlJc w:val="right"/>
+      <w:pPr>
+        <w:ind w:left="2160" w:hanging="180"/>
+      </w:pPr>
+    </w:lvl>
+    <w:lvl w:ilvl="3" w:tplc="0419000F" w:tentative="1">
+      <w:start w:val="1"/>
+      <w:numFmt w:val="decimal"/>
+      <w:lvlText w:val="%4."/>
+      <w:lvlJc w:val="left"/>
+      <w:pPr>
+        <w:ind w:left="2880" w:hanging="360"/>
+      </w:pPr>
+    </w:lvl>
+    <w:lvl w:ilvl="4" w:tplc="04190019" w:tentative="1">
+      <w:start w:val="1"/>
+      <w:numFmt w:val="lowerLetter"/>
+      <w:lvlText w:val="%5."/>
+      <w:lvlJc w:val="left"/>
+      <w:pPr>
+        <w:ind w:left="3600" w:hanging="360"/>
+      </w:pPr>
+    </w:lvl>
+    <w:lvl w:ilvl="5" w:tplc="0419001B" w:tentative="1">
+      <w:start w:val="1"/>
+      <w:numFmt w:val="lowerRoman"/>
+      <w:lvlText w:val="%6."/>
+      <w:lvlJc w:val="right"/>
+      <w:pPr>
+        <w:ind w:left="4320" w:hanging="180"/>
+      </w:pPr>
+    </w:lvl>
+    <w:lvl w:ilvl="6" w:tplc="0419000F" w:tentative="1">
+      <w:start w:val="1"/>
+      <w:numFmt w:val="decimal"/>
+      <w:lvlText w:val="%7."/>
+      <w:lvlJc w:val="left"/>
+      <w:pPr>
+        <w:ind w:left="5040" w:hanging="360"/>
+      </w:pPr>
+    </w:lvl>
+    <w:lvl w:ilvl="7" w:tplc="04190019" w:tentative="1">
+      <w:start w:val="1"/>
+      <w:numFmt w:val="lowerLetter"/>
+      <w:lvlText w:val="%8."/>
+      <w:lvlJc w:val="left"/>
+      <w:pPr>
+        <w:ind w:left="5760" w:hanging="360"/>
+      </w:pPr>
+    </w:lvl>
+    <w:lvl w:ilvl="8" w:tplc="0419001B" w:tentative="1">
+      <w:start w:val="1"/>
+      <w:numFmt w:val="lowerRoman"/>
+      <w:lvlText w:val="%9."/>
+      <w:lvlJc w:val="right"/>
+      <w:pPr>
+        <w:ind w:left="6480" w:hanging="180"/>
+      </w:pPr>
+    </w:lvl>
+  </w:abstractNum>
+  <w:num w:numId="1" w16cid:durableId="160706161">
+    <w:abstractNumId w:val="4"/>
+  </w:num>
+  <w:num w:numId="2" w16cid:durableId="283079786">
+    <w:abstractNumId w:val="2"/>
+  </w:num>
+  <w:num w:numId="3" w16cid:durableId="761223587">
+    <w:abstractNumId w:val="0"/>
+  </w:num>
+  <w:num w:numId="4" w16cid:durableId="696273366">
+    <w:abstractNumId w:val="7"/>
+  </w:num>
+  <w:num w:numId="5" w16cid:durableId="839582741">
+    <w:abstractNumId w:val="1"/>
+  </w:num>
+  <w:num w:numId="6" w16cid:durableId="509569028">
+    <w:abstractNumId w:val="3"/>
+  </w:num>
+  <w:num w:numId="7" w16cid:durableId="1032806580">
+    <w:abstractNumId w:val="5"/>
+  </w:num>
+  <w:num w:numId="8" w16cid:durableId="302317637">
+    <w:abstractNumId w:val="6"/>
+  </w:num>
+</w:numbering>
+</file>
+
 <file path=word/styles.xml><?xml version="1.0" encoding="utf-8"?>
-<w:styles xmlns:mc="http://schemas.openxmlformats.org/markup-compatibility/2006" xmlns:r="http://schemas.openxmlformats.org/officeDocument/2006/relationships" xmlns:w="http://schemas.openxmlformats.org/wordprocessingml/2006/main" xmlns:w14="http://schemas.microsoft.com/office/word/2010/wordml" xmlns:w15="http://schemas.microsoft.com/office/word/2012/wordml" xmlns:w16cex="http://schemas.microsoft.com/office/word/2018/wordml/cex" xmlns:w16cid="http://schemas.microsoft.com/office/word/2016/wordml/cid" xmlns:w16="http://schemas.microsoft.com/office/word/2018/wordml" xmlns:w16sdtdh="http://schemas.microsoft.com/office/word/2020/wordml/sdtdatahash" xmlns:w16se="http://schemas.microsoft.com/office/word/2015/wordml/symex" mc:Ignorable="w14 w15 w16se w16cid w16 w16cex w16sdtdh">
+<w:styles xmlns:mc="http://schemas.openxmlformats.org/markup-compatibility/2006" xmlns:r="http://schemas.openxmlformats.org/officeDocument/2006/relationships" xmlns:w="http://schemas.openxmlformats.org/wordprocessingml/2006/main" xmlns:w14="http://schemas.microsoft.com/office/word/2010/wordml" xmlns:w15="http://schemas.microsoft.com/office/word/2012/wordml" xmlns:w16cex="http://schemas.microsoft.com/office/word/2018/wordml/cex" xmlns:w16cid="http://schemas.microsoft.com/office/word/2016/wordml/cid" xmlns:w16="http://schemas.microsoft.com/office/word/2018/wordml" xmlns:w16du="http://schemas.microsoft.com/office/word/2023/wordml/word16du" xmlns:w16sdtdh="http://schemas.microsoft.com/office/word/2020/wordml/sdtdatahash" xmlns:w16sdtfl="http://schemas.microsoft.com/office/word/2024/wordml/sdtformatlock" xmlns:w16se="http://schemas.microsoft.com/office/word/2015/wordml/symex" mc:Ignorable="w14 w15 w16se w16cid w16 w16cex w16sdtdh w16sdtfl w16du">
   <w:docDefaults>
     <w:rPrDefault>
       <w:rPr>
@@ -1294,6 +7428,7 @@
   <w:style w:type="character" w:default="1" w:styleId="a0">
     <w:name w:val="Default Paragraph Font"/>
     <w:uiPriority w:val="1"/>
+    <w:semiHidden/>
     <w:unhideWhenUsed/>
   </w:style>
   <w:style w:type="table" w:default="1" w:styleId="a1">
@@ -1607,6 +7742,25 @@
       <w:spacing w:val="5"/>
     </w:rPr>
   </w:style>
+  <w:style w:type="table" w:styleId="ac">
+    <w:name w:val="Table Grid"/>
+    <w:basedOn w:val="a1"/>
+    <w:uiPriority w:val="39"/>
+    <w:rsid w:val="00130D5B"/>
+    <w:pPr>
+      <w:spacing w:after="0" w:line="240" w:lineRule="auto"/>
+    </w:pPr>
+    <w:tblPr>
+      <w:tblBorders>
+        <w:top w:val="single" w:sz="4" w:space="0" w:color="auto"/>
+        <w:left w:val="single" w:sz="4" w:space="0" w:color="auto"/>
+        <w:bottom w:val="single" w:sz="4" w:space="0" w:color="auto"/>
+        <w:right w:val="single" w:sz="4" w:space="0" w:color="auto"/>
+        <w:insideH w:val="single" w:sz="4" w:space="0" w:color="auto"/>
+        <w:insideV w:val="single" w:sz="4" w:space="0" w:color="auto"/>
+      </w:tblBorders>
+    </w:tblPr>
+  </w:style>
 </w:styles>
 </file>
 
